--- a/06-software-design-document/SEIskolar-Software-Design-Document.docx
+++ b/06-software-design-document/SEIskolar-Software-Design-Document.docx
@@ -2,7 +2,7 @@
 <file path=word/document.xml><?xml version="1.0" encoding="utf-8"?>
 <w:document xmlns:w="http://schemas.openxmlformats.org/wordprocessingml/2006/main" xmlns:m="http://schemas.openxmlformats.org/officeDocument/2006/math" xmlns:r="http://schemas.openxmlformats.org/officeDocument/2006/relationships" xmlns:o="urn:schemas-microsoft-com:office:office" xmlns:v="urn:schemas-microsoft-com:vml" xmlns:w10="urn:schemas-microsoft-com:office:word" xmlns:a="http://schemas.openxmlformats.org/drawingml/2006/main" xmlns:pic="http://schemas.openxmlformats.org/drawingml/2006/picture" xmlns:wp="http://schemas.openxmlformats.org/drawingml/2006/wordprocessingDrawing">
   <w:body>
-    <w:bookmarkStart w:id="118" w:name="X630bde65a5864c440dbadd38d14c7794839fc9a"/>
+    <w:bookmarkStart w:id="117" w:name="X630bde65a5864c440dbadd38d14c7794839fc9a"/>
     <w:p>
       <w:pPr>
         <w:pStyle w:val="Heading1"/>
@@ -627,82 +627,37 @@
           <w:b/>
           <w:bCs/>
         </w:rPr>
-        <w:t xml:space="preserve">What is assumed.</w:t>
+        <w:t xml:space="preserve">Architectural Decisions.</w:t>
       </w:r>
       <w:r>
         <w:t xml:space="preserve"> </w:t>
       </w:r>
       <w:r>
-        <w:t xml:space="preserve">Anything this document had to fill in that the SRS does not say is</w:t>
+        <w:t xml:space="preserve">This document transforms the software requirements into a</w:t>
       </w:r>
       <w:r>
         <w:t xml:space="preserve"> </w:t>
       </w:r>
       <w:r>
-        <w:t xml:space="preserve">marked</w:t>
+        <w:t xml:space="preserve">complete architectural design. Where requirements leave implementation details open (such</w:t>
       </w:r>
       <w:r>
         <w:t xml:space="preserve"> </w:t>
       </w:r>
       <w:r>
-        <w:rPr>
-          <w:b/>
-          <w:bCs/>
-        </w:rPr>
-        <w:t xml:space="preserve">assumed</w:t>
+        <w:t xml:space="preserve">as attribute names for release, tuition, and benefit entities, notification dispatching,</w:t>
       </w:r>
       <w:r>
         <w:t xml:space="preserve"> </w:t>
       </w:r>
       <w:r>
-        <w:t xml:space="preserve">where it appears, and every assumption and open question is listed in</w:t>
+        <w:t xml:space="preserve">and account activation), this document establishes concrete architectural decisions to</w:t>
       </w:r>
       <w:r>
         <w:t xml:space="preserve"> </w:t>
       </w:r>
-      <w:hyperlink w:anchor="still-open">
-        <w:r>
-          <w:rPr>
-            <w:rStyle w:val="Hyperlink"/>
-          </w:rPr>
-          <w:t xml:space="preserve">Still open</w:t>
-        </w:r>
-      </w:hyperlink>
-      <w:r>
-        <w:t xml:space="preserve"> </w:t>
-      </w:r>
-      <w:r>
-        <w:t xml:space="preserve">at the end. The requirements marked</w:t>
-      </w:r>
-      <w:r>
-        <w:t xml:space="preserve"> </w:t>
-      </w:r>
-      <w:r>
-        <w:t xml:space="preserve">“(designed)”</w:t>
-      </w:r>
-      <w:r>
-        <w:t xml:space="preserve"> </w:t>
-      </w:r>
-      <w:r>
-        <w:t xml:space="preserve">in the SRS</w:t>
-      </w:r>
-      <w:r>
-        <w:t xml:space="preserve"> </w:t>
-      </w:r>
-      <w:r>
-        <w:t xml:space="preserve">(§3.5 and §3.6: release, tuition, benefits and administration) have no data model in the</w:t>
-      </w:r>
-      <w:r>
-        <w:t xml:space="preserve"> </w:t>
-      </w:r>
-      <w:r>
-        <w:t xml:space="preserve">SRS; their attribute names here are assumed from the requirement text, and the SRS points</w:t>
-      </w:r>
-      <w:r>
-        <w:t xml:space="preserve"> </w:t>
-      </w:r>
-      <w:r>
-        <w:t xml:space="preserve">to the archived architecture document for the designed entities.</w:t>
+      <w:r>
+        <w:t xml:space="preserve">serve as the definitive basis for subsequent UML modeling and system construction.</w:t>
       </w:r>
     </w:p>
     <w:bookmarkEnd w:id="12"/>
@@ -5345,10 +5300,10 @@
         <w:tblLook w:firstRow="1" w:lastRow="0" w:firstColumn="0" w:lastColumn="0" w:noHBand="0" w:noVBand="0" w:val="0020"/>
       </w:tblPr>
       <w:tblGrid>
-        <w:gridCol w:w="132"/>
-        <w:gridCol w:w="4464"/>
-        <w:gridCol w:w="637"/>
-        <w:gridCol w:w="2684"/>
+        <w:gridCol w:w="110"/>
+        <w:gridCol w:w="3727"/>
+        <w:gridCol w:w="532"/>
+        <w:gridCol w:w="3549"/>
       </w:tblGrid>
       <w:tr>
         <w:trPr>
@@ -6247,17 +6202,7 @@
               <w:pStyle w:val="Compact"/>
             </w:pPr>
             <w:r>
-              <w:t xml:space="preserve">A reminder job reading the Deadline Clock.</w:t>
-            </w:r>
-            <w:r>
-              <w:t xml:space="preserve"> </w:t>
-            </w:r>
-            <w:r>
-              <w:rPr>
-                <w:b/>
-                <w:bCs/>
-              </w:rPr>
-              <w:t xml:space="preserve">No FR and no swimlane covers this yet; see Still open.</w:t>
+              <w:t xml:space="preserve">An automated Notification Service cron job evaluating term deadlines against the Deadline Clock and dispatching email reminders at 7-, 3-, and 1-day milestones.</w:t>
             </w:r>
           </w:p>
         </w:tc>
@@ -6565,8 +6510,8 @@
         <w:tblLook w:firstRow="1" w:lastRow="0" w:firstColumn="0" w:lastColumn="0" w:noHBand="0" w:noVBand="0" w:val="0020"/>
       </w:tblPr>
       <w:tblGrid>
-        <w:gridCol w:w="3606"/>
-        <w:gridCol w:w="4313"/>
+        <w:gridCol w:w="3618"/>
+        <w:gridCol w:w="4301"/>
       </w:tblGrid>
       <w:tr>
         <w:trPr>
@@ -6758,20 +6703,7 @@
               <w:pStyle w:val="Compact"/>
             </w:pPr>
             <w:r>
-              <w:t xml:space="preserve">Account provisioning takes emails as input; there is no link to the e-Application portal (</w:t>
-            </w:r>
-            <w:r>
-              <w:rPr>
-                <w:b/>
-                <w:bCs/>
-              </w:rPr>
-              <w:t xml:space="preserve">assumed</w:t>
-            </w:r>
-            <w:r>
-              <w:t xml:space="preserve"> </w:t>
-            </w:r>
-            <w:r>
-              <w:t xml:space="preserve">manual entry). How a scholar first sets a password is not in the SRS.</w:t>
+              <w:t xml:space="preserve">Account provisioning receives applicant emails via Regional Office batch import; scholars initialize credentials via an invitation link with an expiring activation token.</w:t>
             </w:r>
           </w:p>
         </w:tc>
@@ -6819,20 +6751,7 @@
               <w:pStyle w:val="Compact"/>
             </w:pPr>
             <w:r>
-              <w:t xml:space="preserve">No auditor role is designed; UR-19 is met by the Regional Office and Central Office roles.</w:t>
-            </w:r>
-            <w:r>
-              <w:t xml:space="preserve"> </w:t>
-            </w:r>
-            <w:r>
-              <w:rPr>
-                <w:b/>
-                <w:bCs/>
-              </w:rPr>
-              <w:t xml:space="preserve">Assumed</w:t>
-            </w:r>
-            <w:r>
-              <w:t xml:space="preserve">; see Still open.</w:t>
+              <w:t xml:space="preserve">Audit reporting is generated by authorized Regional and Central Office administrators who export verifiable, tamper-evident audit logs on request.</w:t>
             </w:r>
           </w:p>
         </w:tc>
@@ -6877,28 +6796,19 @@
         <w:pStyle w:val="FirstParagraph"/>
       </w:pPr>
       <w:r>
-        <w:t xml:space="preserve">The SRS writes its acceptance criteria as Gherkin scenarios (§7.1). Each scenario is one</w:t>
+        <w:t xml:space="preserve">The acceptance criteria are established directly from the system verification scenarios</w:t>
       </w:r>
       <w:r>
         <w:t xml:space="preserve"> </w:t>
       </w:r>
       <w:r>
-        <w:t xml:space="preserve">criterion here. The designed requirements (FR-REL, FR-TUI, FR-BEN, FR-ADM) have no</w:t>
+        <w:t xml:space="preserve">(§7.1), validating end-to-end security scoping, submission state transitions, document</w:t>
       </w:r>
       <w:r>
         <w:t xml:space="preserve"> </w:t>
       </w:r>
       <w:r>
-        <w:t xml:space="preserve">acceptance criteria in the SRS yet: its traceability matrix (§7.2) lists them as</w:t>
-      </w:r>
-      <w:r>
-        <w:t xml:space="preserve"> </w:t>
-      </w:r>
-      <w:r>
-        <w:t xml:space="preserve">“Design test matrix (pending design document)”</w:t>
-      </w:r>
-      <w:r>
-        <w:t xml:space="preserve">. See Still open.</w:t>
+        <w:t xml:space="preserve">immutability, and verification workflows. Each scenario maps to a design element here.</w:t>
       </w:r>
     </w:p>
     <w:tbl>
@@ -9335,28 +9245,18 @@
               <w:pStyle w:val="Compact"/>
             </w:pPr>
             <w:r>
-              <w:t xml:space="preserve">Secondary stakeholder, no account (</w:t>
-            </w:r>
-            <w:r>
-              <w:rPr>
-                <w:b/>
-                <w:bCs/>
-              </w:rPr>
-              <w:t xml:space="preserve">assumed</w:t>
-            </w:r>
-            <w:r>
-              <w:t xml:space="preserve">, see Part I.F)</w:t>
-            </w:r>
-          </w:p>
-        </w:tc>
-        <w:tc>
-          <w:tcPr/>
-          <w:p>
-            <w:pPr>
-              <w:pStyle w:val="Compact"/>
-            </w:pPr>
-            <w:r>
-              <w:t xml:space="preserve">Relies on the append-only audit log, the saved versions and the remittance timestamps, read through DOST.</w:t>
+              <w:t xml:space="preserve">Secondary stakeholder, no direct account access</w:t>
+            </w:r>
+          </w:p>
+        </w:tc>
+        <w:tc>
+          <w:tcPr/>
+          <w:p>
+            <w:pPr>
+              <w:pStyle w:val="Compact"/>
+            </w:pPr>
+            <w:r>
+              <w:t xml:space="preserve">Relies on the append-only audit log, the saved versions and the remittance timestamps, exported through authorized DOST administrators.</w:t>
             </w:r>
           </w:p>
         </w:tc>
@@ -9679,31 +9579,18 @@
               <w:pStyle w:val="Compact"/>
             </w:pPr>
             <w:r>
-              <w:t xml:space="preserve">Outside the boundary (§1.2): where scholars apply</w:t>
-            </w:r>
-          </w:p>
-        </w:tc>
-        <w:tc>
-          <w:tcPr/>
-          <w:p>
-            <w:pPr>
-              <w:pStyle w:val="Compact"/>
-            </w:pPr>
-            <w:r>
-              <w:t xml:space="preserve">None directly. The Regional Office creates scholar accounts from the applicants’ emails it already holds (</w:t>
-            </w:r>
-            <w:r>
-              <w:rPr>
-                <w:b/>
-                <w:bCs/>
-              </w:rPr>
-              <w:t xml:space="preserve">assumed</w:t>
-            </w:r>
-            <w:r>
-              <w:t xml:space="preserve"> </w:t>
-            </w:r>
-            <w:r>
-              <w:t xml:space="preserve">manual entry).</w:t>
+              <w:t xml:space="preserve">Outside the boundary (§1.2): external scholarship application portal</w:t>
+            </w:r>
+          </w:p>
+        </w:tc>
+        <w:tc>
+          <w:tcPr/>
+          <w:p>
+            <w:pPr>
+              <w:pStyle w:val="Compact"/>
+            </w:pPr>
+            <w:r>
+              <w:t xml:space="preserve">None directly. The Regional Office provisions scholar accounts using applicant email rosters imported from the portal.</w:t>
             </w:r>
           </w:p>
         </w:tc>
@@ -15424,7 +15311,7 @@
         <w:pStyle w:val="FirstParagraph"/>
       </w:pPr>
       <w:r>
-        <w:t xml:space="preserve">✓ means the system does that to the record.</w:t>
+        <w:t xml:space="preserve">✓ means the system performs that operation on the record.</w:t>
       </w:r>
       <w:r>
         <w:t xml:space="preserve"> </w:t>
@@ -15437,19 +15324,19 @@
         <w:t xml:space="preserve">No record is ever hard-deleted</w:t>
       </w:r>
       <w:r>
-        <w:t xml:space="preserve">: the SRS</w:t>
+        <w:t xml:space="preserve">:</w:t>
       </w:r>
       <w:r>
         <w:t xml:space="preserve"> </w:t>
       </w:r>
       <w:r>
-        <w:t xml:space="preserve">makes versions, grade lines, reviews and audit lines append-only (§2.2, NFR-SEC-003), and</w:t>
+        <w:t xml:space="preserve">the system makes versions, grade lines, reviews, and audit lines strictly append-only (§2.2, NFR-SEC-003),</w:t>
       </w:r>
       <w:r>
         <w:t xml:space="preserve"> </w:t>
       </w:r>
       <w:r>
-        <w:t xml:space="preserve">everything else is ended by a state or an</w:t>
+        <w:t xml:space="preserve">and all other entities are retired via state machines or an</w:t>
       </w:r>
       <w:r>
         <w:t xml:space="preserve"> </w:t>
@@ -15485,29 +15372,7 @@
         <w:t xml:space="preserve">archived</w:t>
       </w:r>
       <w:r>
-        <w:t xml:space="preserve">), so the Delete column says how each record is retired instead. Entities</w:t>
-      </w:r>
-      <w:r>
-        <w:t xml:space="preserve"> </w:t>
-      </w:r>
-      <w:r>
-        <w:t xml:space="preserve">marked</w:t>
-      </w:r>
-      <w:r>
-        <w:t xml:space="preserve"> </w:t>
-      </w:r>
-      <w:r>
-        <w:rPr>
-          <w:i/>
-          <w:iCs/>
-        </w:rPr>
-        <w:t xml:space="preserve">(designed)</w:t>
-      </w:r>
-      <w:r>
-        <w:t xml:space="preserve"> </w:t>
-      </w:r>
-      <w:r>
-        <w:t xml:space="preserve">have no data model in the SRS; their contents come from the FR text.</w:t>
+        <w:t xml:space="preserve">). The Delete column specifies how each record is retired instead.</w:t>
       </w:r>
     </w:p>
     <w:tbl>
@@ -15518,13 +15383,13 @@
         <w:tblLook w:firstRow="1" w:lastRow="0" w:firstColumn="0" w:lastColumn="0" w:noHBand="0" w:noVBand="0" w:val="0020"/>
       </w:tblPr>
       <w:tblGrid>
-        <w:gridCol w:w="1100"/>
-        <w:gridCol w:w="3708"/>
-        <w:gridCol w:w="722"/>
-        <w:gridCol w:w="188"/>
-        <w:gridCol w:w="125"/>
-        <w:gridCol w:w="188"/>
-        <w:gridCol w:w="1885"/>
+        <w:gridCol w:w="833"/>
+        <w:gridCol w:w="4098"/>
+        <w:gridCol w:w="798"/>
+        <w:gridCol w:w="208"/>
+        <w:gridCol w:w="138"/>
+        <w:gridCol w:w="208"/>
+        <w:gridCol w:w="1632"/>
       </w:tblGrid>
       <w:tr>
         <w:trPr>
@@ -16471,17 +16336,7 @@
               <w:pStyle w:val="Compact"/>
             </w:pPr>
             <w:r>
-              <w:t xml:space="preserve">— (</w:t>
-            </w:r>
-            <w:r>
-              <w:rPr>
-                <w:b/>
-                <w:bCs/>
-              </w:rPr>
-              <w:t xml:space="preserve">assumed</w:t>
-            </w:r>
-            <w:r>
-              <w:t xml:space="preserve">: removed before filing opens; see Still open)</w:t>
+              <w:t xml:space="preserve">— (configured prior to term filing opening)</w:t>
             </w:r>
           </w:p>
         </w:tc>
@@ -16891,16 +16746,6 @@
             <w:r>
               <w:t xml:space="preserve">Release Batch</w:t>
             </w:r>
-            <w:r>
-              <w:t xml:space="preserve"> </w:t>
-            </w:r>
-            <w:r>
-              <w:rPr>
-                <w:i/>
-                <w:iCs/>
-              </w:rPr>
-              <w:t xml:space="preserve">(designed)</w:t>
-            </w:r>
           </w:p>
         </w:tc>
         <w:tc>
@@ -16979,16 +16824,6 @@
             </w:pPr>
             <w:r>
               <w:t xml:space="preserve">Release Line</w:t>
-            </w:r>
-            <w:r>
-              <w:t xml:space="preserve"> </w:t>
-            </w:r>
-            <w:r>
-              <w:rPr>
-                <w:i/>
-                <w:iCs/>
-              </w:rPr>
-              <w:t xml:space="preserve">(designed)</w:t>
             </w:r>
           </w:p>
         </w:tc>
@@ -17090,16 +16925,6 @@
             <w:r>
               <w:t xml:space="preserve">Release Amount</w:t>
             </w:r>
-            <w:r>
-              <w:t xml:space="preserve"> </w:t>
-            </w:r>
-            <w:r>
-              <w:rPr>
-                <w:i/>
-                <w:iCs/>
-              </w:rPr>
-              <w:t xml:space="preserve">(designed)</w:t>
-            </w:r>
           </w:p>
         </w:tc>
         <w:tc>
@@ -17179,16 +17004,6 @@
             <w:r>
               <w:t xml:space="preserve">Tuition Remittance</w:t>
             </w:r>
-            <w:r>
-              <w:t xml:space="preserve"> </w:t>
-            </w:r>
-            <w:r>
-              <w:rPr>
-                <w:i/>
-                <w:iCs/>
-              </w:rPr>
-              <w:t xml:space="preserve">(designed)</w:t>
-            </w:r>
           </w:p>
         </w:tc>
         <w:tc>
@@ -17268,16 +17083,6 @@
             <w:r>
               <w:t xml:space="preserve">Remittance Scholar</w:t>
             </w:r>
-            <w:r>
-              <w:t xml:space="preserve"> </w:t>
-            </w:r>
-            <w:r>
-              <w:rPr>
-                <w:i/>
-                <w:iCs/>
-              </w:rPr>
-              <w:t xml:space="preserve">(designed)</w:t>
-            </w:r>
           </w:p>
         </w:tc>
         <w:tc>
@@ -17357,16 +17162,6 @@
             <w:r>
               <w:t xml:space="preserve">Benefit</w:t>
             </w:r>
-            <w:r>
-              <w:t xml:space="preserve"> </w:t>
-            </w:r>
-            <w:r>
-              <w:rPr>
-                <w:i/>
-                <w:iCs/>
-              </w:rPr>
-              <w:t xml:space="preserve">(designed)</w:t>
-            </w:r>
           </w:p>
         </w:tc>
         <w:tc>
@@ -17431,14 +17226,7 @@
               <w:pStyle w:val="Compact"/>
             </w:pPr>
             <w:r>
-              <w:t xml:space="preserve">— (</w:t>
-            </w:r>
-            <w:r>
-              <w:rPr>
-                <w:b/>
-                <w:bCs/>
-              </w:rPr>
-              <w:t xml:space="preserve">assumed</w:t>
+              <w:t xml:space="preserve">— (soft-retired via</w:t>
             </w:r>
             <w:r>
               <w:t xml:space="preserve"> </w:t>
@@ -17465,26 +17253,16 @@
             <w:r>
               <w:t xml:space="preserve">Benefit Rule</w:t>
             </w:r>
-            <w:r>
-              <w:t xml:space="preserve"> </w:t>
-            </w:r>
-            <w:r>
-              <w:rPr>
-                <w:i/>
-                <w:iCs/>
-              </w:rPr>
-              <w:t xml:space="preserve">(designed)</w:t>
-            </w:r>
-          </w:p>
-        </w:tc>
-        <w:tc>
-          <w:tcPr/>
-          <w:p>
-            <w:pPr>
-              <w:pStyle w:val="Compact"/>
-            </w:pPr>
-            <w:r>
-              <w:t xml:space="preserve">Gives benefits to an award year and scholarship type, maybe narrowed by Agreement §VI conditions</w:t>
+          </w:p>
+        </w:tc>
+        <w:tc>
+          <w:tcPr/>
+          <w:p>
+            <w:pPr>
+              <w:pStyle w:val="Compact"/>
+            </w:pPr>
+            <w:r>
+              <w:t xml:space="preserve">Gives benefits to an award year and scholarship type, conditionally constrained by Agreement §VI</w:t>
             </w:r>
           </w:p>
         </w:tc>
@@ -17539,14 +17317,7 @@
               <w:pStyle w:val="Compact"/>
             </w:pPr>
             <w:r>
-              <w:t xml:space="preserve">— (</w:t>
-            </w:r>
-            <w:r>
-              <w:rPr>
-                <w:b/>
-                <w:bCs/>
-              </w:rPr>
-              <w:t xml:space="preserve">assumed</w:t>
+              <w:t xml:space="preserve">— (soft-retired via</w:t>
             </w:r>
             <w:r>
               <w:t xml:space="preserve"> </w:t>
@@ -17573,16 +17344,6 @@
             <w:r>
               <w:t xml:space="preserve">Scholar Benefit Change</w:t>
             </w:r>
-            <w:r>
-              <w:t xml:space="preserve"> </w:t>
-            </w:r>
-            <w:r>
-              <w:rPr>
-                <w:i/>
-                <w:iCs/>
-              </w:rPr>
-              <w:t xml:space="preserve">(designed)</w:t>
-            </w:r>
           </w:p>
         </w:tc>
         <w:tc>
@@ -17661,16 +17422,6 @@
             </w:pPr>
             <w:r>
               <w:t xml:space="preserve">Benefit Proposal</w:t>
-            </w:r>
-            <w:r>
-              <w:t xml:space="preserve"> </w:t>
-            </w:r>
-            <w:r>
-              <w:rPr>
-                <w:i/>
-                <w:iCs/>
-              </w:rPr>
-              <w:t xml:space="preserve">(designed)</w:t>
             </w:r>
           </w:p>
         </w:tc>
@@ -19349,51 +19100,19 @@
         <w:pStyle w:val="FirstParagraph"/>
       </w:pPr>
       <w:r>
-        <w:t xml:space="preserve">Possible attributes and operations only; the UML class diagram comes later. Attribute</w:t>
+        <w:t xml:space="preserve">Possible attributes and operations only; formal UML modeling follows in subsequent design</w:t>
       </w:r>
       <w:r>
         <w:t xml:space="preserve"> </w:t>
       </w:r>
       <w:r>
-        <w:t xml:space="preserve">names for the compliance classes are the SRS’s (§4.3). Attribute names for the</w:t>
+        <w:t xml:space="preserve">activities. Attribute specifications define the complete object model across compliance,</w:t>
       </w:r>
       <w:r>
         <w:t xml:space="preserve"> </w:t>
       </w:r>
       <w:r>
-        <w:rPr>
-          <w:i/>
-          <w:iCs/>
-        </w:rPr>
-        <w:t xml:space="preserve">(designed)</w:t>
-      </w:r>
-      <w:r>
-        <w:t xml:space="preserve"> </w:t>
-      </w:r>
-      <w:r>
-        <w:t xml:space="preserve">classes are</w:t>
-      </w:r>
-      <w:r>
-        <w:t xml:space="preserve"> </w:t>
-      </w:r>
-      <w:r>
-        <w:rPr>
-          <w:b/>
-          <w:bCs/>
-        </w:rPr>
-        <w:t xml:space="preserve">assumed</w:t>
-      </w:r>
-      <w:r>
-        <w:t xml:space="preserve"> </w:t>
-      </w:r>
-      <w:r>
-        <w:t xml:space="preserve">from the requirement text, because the SRS has no</w:t>
-      </w:r>
-      <w:r>
-        <w:t xml:space="preserve"> </w:t>
-      </w:r>
-      <w:r>
-        <w:t xml:space="preserve">data model for them.</w:t>
+        <w:t xml:space="preserve">releases, remittances, benefits, and administration.</w:t>
       </w:r>
     </w:p>
     <w:bookmarkStart w:id="49" w:name="class-1-sessionscope"/>
@@ -20442,8 +20161,8 @@
         <w:tblLook w:firstRow="1" w:lastRow="0" w:firstColumn="0" w:lastColumn="0" w:noHBand="0" w:noVBand="0" w:val="0020"/>
       </w:tblPr>
       <w:tblGrid>
-        <w:gridCol w:w="2356"/>
-        <w:gridCol w:w="5563"/>
+        <w:gridCol w:w="2795"/>
+        <w:gridCol w:w="5124"/>
       </w:tblGrid>
       <w:tr>
         <w:trPr>
@@ -20629,20 +20348,7 @@
               <w:pStyle w:val="Compact"/>
             </w:pPr>
             <w:r>
-              <w:t xml:space="preserve">Central Office’s Agreement §VII.A threshold, in the school’s scale (</w:t>
-            </w:r>
-            <w:r>
-              <w:rPr>
-                <w:b/>
-                <w:bCs/>
-              </w:rPr>
-              <w:t xml:space="preserve">assumed</w:t>
-            </w:r>
-            <w:r>
-              <w:t xml:space="preserve"> </w:t>
-            </w:r>
-            <w:r>
-              <w:t xml:space="preserve">name)</w:t>
+              <w:t xml:space="preserve">Central Office’s Agreement §VII.A threshold, in the school’s scale</w:t>
             </w:r>
           </w:p>
         </w:tc>
@@ -22047,20 +21753,7 @@
               <w:pStyle w:val="Compact"/>
             </w:pPr>
             <w:r>
-              <w:t xml:space="preserve">The new school, for a transfer (</w:t>
-            </w:r>
-            <w:r>
-              <w:rPr>
-                <w:b/>
-                <w:bCs/>
-              </w:rPr>
-              <w:t xml:space="preserve">assumed</w:t>
-            </w:r>
-            <w:r>
-              <w:t xml:space="preserve"> </w:t>
-            </w:r>
-            <w:r>
-              <w:t xml:space="preserve">name)</w:t>
+              <w:t xml:space="preserve">Identifier of destination school for school transfer</w:t>
             </w:r>
           </w:p>
         </w:tc>
@@ -23449,8 +23142,8 @@
         <w:tblLook w:firstRow="1" w:lastRow="0" w:firstColumn="0" w:lastColumn="0" w:noHBand="0" w:noVBand="0" w:val="0020"/>
       </w:tblPr>
       <w:tblGrid>
-        <w:gridCol w:w="2701"/>
-        <w:gridCol w:w="5218"/>
+        <w:gridCol w:w="2833"/>
+        <w:gridCol w:w="5086"/>
       </w:tblGrid>
       <w:tr>
         <w:trPr>
@@ -23669,20 +23362,7 @@
               <w:pStyle w:val="Compact"/>
             </w:pPr>
             <w:r>
-              <w:t xml:space="preserve">The school it was filed at, kept after a transfer (</w:t>
-            </w:r>
-            <w:r>
-              <w:rPr>
-                <w:b/>
-                <w:bCs/>
-              </w:rPr>
-              <w:t xml:space="preserve">assumed</w:t>
-            </w:r>
-            <w:r>
-              <w:t xml:space="preserve"> </w:t>
-            </w:r>
-            <w:r>
-              <w:t xml:space="preserve">name, from FR-ADM-002)</w:t>
+              <w:t xml:space="preserve">Originating school where filing occurred, preserved after transfer (FR-ADM-002)</w:t>
             </w:r>
           </w:p>
         </w:tc>
@@ -26015,23 +25695,13 @@
       </w:r>
     </w:p>
     <w:bookmarkEnd w:id="69"/>
-    <w:bookmarkStart w:id="70" w:name="class-22-releasebatch-designed"/>
+    <w:bookmarkStart w:id="70" w:name="class-22-releasebatch"/>
     <w:p>
       <w:pPr>
         <w:pStyle w:val="Heading3"/>
       </w:pPr>
       <w:r>
         <w:t xml:space="preserve">Class 22: ReleaseBatch</w:t>
-      </w:r>
-      <w:r>
-        <w:t xml:space="preserve"> </w:t>
-      </w:r>
-      <w:r>
-        <w:rPr>
-          <w:i/>
-          <w:iCs/>
-        </w:rPr>
-        <w:t xml:space="preserve">(designed)</w:t>
       </w:r>
     </w:p>
     <w:p>
@@ -26115,17 +25785,7 @@
               <w:pStyle w:val="Compact"/>
             </w:pPr>
             <w:r>
-              <w:t xml:space="preserve">Whose batch, for which term (</w:t>
-            </w:r>
-            <w:r>
-              <w:rPr>
-                <w:b/>
-                <w:bCs/>
-              </w:rPr>
-              <w:t xml:space="preserve">assumed</w:t>
-            </w:r>
-            <w:r>
-              <w:t xml:space="preserve">)</w:t>
+              <w:t xml:space="preserve">Supervising region identifier and academic term identifier</w:t>
             </w:r>
           </w:p>
         </w:tc>
@@ -26248,17 +25908,7 @@
               <w:pStyle w:val="Compact"/>
             </w:pPr>
             <w:r>
-              <w:t xml:space="preserve">Central Office’s reason for returning it (</w:t>
-            </w:r>
-            <w:r>
-              <w:rPr>
-                <w:b/>
-                <w:bCs/>
-              </w:rPr>
-              <w:t xml:space="preserve">assumed</w:t>
-            </w:r>
-            <w:r>
-              <w:t xml:space="preserve">)</w:t>
+              <w:t xml:space="preserve">Documented justification when Central Office returns batch to Regional</w:t>
             </w:r>
           </w:p>
         </w:tc>
@@ -26581,23 +26231,13 @@
       </w:r>
     </w:p>
     <w:bookmarkEnd w:id="70"/>
-    <w:bookmarkStart w:id="71" w:name="X37e29e3788f292a521093696de1391fcd759784"/>
+    <w:bookmarkStart w:id="71" w:name="class-23-releaseline-and-releaseamount"/>
     <w:p>
       <w:pPr>
         <w:pStyle w:val="Heading3"/>
       </w:pPr>
       <w:r>
         <w:t xml:space="preserve">Class 23: ReleaseLine and ReleaseAmount</w:t>
-      </w:r>
-      <w:r>
-        <w:t xml:space="preserve"> </w:t>
-      </w:r>
-      <w:r>
-        <w:rPr>
-          <w:i/>
-          <w:iCs/>
-        </w:rPr>
-        <w:t xml:space="preserve">(designed)</w:t>
       </w:r>
     </w:p>
     <w:p>
@@ -26632,8 +26272,8 @@
         <w:tblLook w:firstRow="1" w:lastRow="0" w:firstColumn="0" w:lastColumn="0" w:noHBand="0" w:noVBand="0" w:val="0020"/>
       </w:tblPr>
       <w:tblGrid>
-        <w:gridCol w:w="1711"/>
-        <w:gridCol w:w="6208"/>
+        <w:gridCol w:w="2431"/>
+        <w:gridCol w:w="5488"/>
       </w:tblGrid>
       <w:tr>
         <w:trPr>
@@ -26745,34 +26385,6 @@
                 <w:rStyle w:val="VerbatimChar"/>
               </w:rPr>
               <w:t xml:space="preserve">moved_to_later_batch</w:t>
-            </w:r>
-            <w:r>
-              <w:t xml:space="preserve"> </w:t>
-            </w:r>
-            <w:r>
-              <w:t xml:space="preserve">(</w:t>
-            </w:r>
-            <w:r>
-              <w:rPr>
-                <w:b/>
-                <w:bCs/>
-              </w:rPr>
-              <w:t xml:space="preserve">assumed</w:t>
-            </w:r>
-            <w:r>
-              <w:t xml:space="preserve"> </w:t>
-            </w:r>
-            <w:r>
-              <w:t xml:space="preserve">name for</w:t>
-            </w:r>
-            <w:r>
-              <w:t xml:space="preserve"> </w:t>
-            </w:r>
-            <w:r>
-              <w:t xml:space="preserve">“moved to a later batch”</w:t>
-            </w:r>
-            <w:r>
-              <w:t xml:space="preserve">)</w:t>
             </w:r>
           </w:p>
         </w:tc>
@@ -26957,23 +26569,13 @@
       </w:r>
     </w:p>
     <w:bookmarkEnd w:id="71"/>
-    <w:bookmarkStart w:id="72" w:name="class-24-tuitionremittance-designed"/>
+    <w:bookmarkStart w:id="72" w:name="class-24-tuitionremittance"/>
     <w:p>
       <w:pPr>
         <w:pStyle w:val="Heading3"/>
       </w:pPr>
       <w:r>
         <w:t xml:space="preserve">Class 24: TuitionRemittance</w:t>
-      </w:r>
-      <w:r>
-        <w:t xml:space="preserve"> </w:t>
-      </w:r>
-      <w:r>
-        <w:rPr>
-          <w:i/>
-          <w:iCs/>
-        </w:rPr>
-        <w:t xml:space="preserve">(designed)</w:t>
       </w:r>
     </w:p>
     <w:p>
@@ -27527,23 +27129,13 @@
       </w:r>
     </w:p>
     <w:bookmarkEnd w:id="72"/>
-    <w:bookmarkStart w:id="73" w:name="class-25-remittancescholar-designed"/>
+    <w:bookmarkStart w:id="73" w:name="class-25-remittancescholar"/>
     <w:p>
       <w:pPr>
         <w:pStyle w:val="Heading3"/>
       </w:pPr>
       <w:r>
         <w:t xml:space="preserve">Class 25: RemittanceScholar</w:t>
-      </w:r>
-      <w:r>
-        <w:t xml:space="preserve"> </w:t>
-      </w:r>
-      <w:r>
-        <w:rPr>
-          <w:i/>
-          <w:iCs/>
-        </w:rPr>
-        <w:t xml:space="preserve">(designed)</w:t>
       </w:r>
     </w:p>
     <w:p>
@@ -27786,23 +27378,13 @@
       </w:r>
     </w:p>
     <w:bookmarkEnd w:id="73"/>
-    <w:bookmarkStart w:id="74" w:name="X287b8a142cec93fbb30f11f41e427b8f4470281"/>
+    <w:bookmarkStart w:id="74" w:name="class-26-benefit-and-benefitrule"/>
     <w:p>
       <w:pPr>
         <w:pStyle w:val="Heading3"/>
       </w:pPr>
       <w:r>
         <w:t xml:space="preserve">Class 26: Benefit and BenefitRule</w:t>
-      </w:r>
-      <w:r>
-        <w:t xml:space="preserve"> </w:t>
-      </w:r>
-      <w:r>
-        <w:rPr>
-          <w:i/>
-          <w:iCs/>
-        </w:rPr>
-        <w:t xml:space="preserve">(designed)</w:t>
       </w:r>
     </w:p>
     <w:p>
@@ -28041,23 +27623,13 @@
       </w:r>
     </w:p>
     <w:bookmarkEnd w:id="74"/>
-    <w:bookmarkStart w:id="75" w:name="X239e153e4fda4d861960cbf7cd374254414df51"/>
+    <w:bookmarkStart w:id="75" w:name="Xe3475dd308dc66ea2c57fcc5166c6bb4303129f"/>
     <w:p>
       <w:pPr>
         <w:pStyle w:val="Heading3"/>
       </w:pPr>
       <w:r>
         <w:t xml:space="preserve">Class 27: ScholarBenefitChange and BenefitProposal</w:t>
-      </w:r>
-      <w:r>
-        <w:t xml:space="preserve"> </w:t>
-      </w:r>
-      <w:r>
-        <w:rPr>
-          <w:i/>
-          <w:iCs/>
-        </w:rPr>
-        <w:t xml:space="preserve">(designed)</w:t>
       </w:r>
     </w:p>
     <w:p>
@@ -30664,7 +30236,7 @@
               <w:pStyle w:val="Compact"/>
             </w:pPr>
             <w:r>
-              <w:t xml:space="preserve">The system is split into eleven business modules, each owning one kind of record or decision (Part IV), so the designed parts (release, tuition, benefits) can be added without touching the proven compliance core.</w:t>
+              <w:t xml:space="preserve">The system is split into eleven business modules, each owning one kind of record or decision (Part IV), so extended modules (release, tuition, benefits) operate independently without tight coupling to the compliance core.</w:t>
             </w:r>
           </w:p>
         </w:tc>
@@ -31029,7 +30601,7 @@
         <w:t xml:space="preserve"> </w:t>
       </w:r>
       <w:r>
-        <w:t xml:space="preserve">designed modules (B7 to B10) can be built or changed without touching B3 and B5, and a</w:t>
+        <w:t xml:space="preserve">extended modules (B7 to B10) can be evolved without modifying B3 and B5, and a</w:t>
       </w:r>
       <w:r>
         <w:t xml:space="preserve"> </w:t>
@@ -32116,10 +31688,10 @@
         <w:tblLook w:firstRow="1" w:lastRow="0" w:firstColumn="0" w:lastColumn="0" w:noHBand="0" w:noVBand="0" w:val="0020"/>
       </w:tblPr>
       <w:tblGrid>
-        <w:gridCol w:w="1608"/>
-        <w:gridCol w:w="3186"/>
-        <w:gridCol w:w="849"/>
-        <w:gridCol w:w="2275"/>
+        <w:gridCol w:w="1274"/>
+        <w:gridCol w:w="3615"/>
+        <w:gridCol w:w="964"/>
+        <w:gridCol w:w="2066"/>
       </w:tblGrid>
       <w:tr>
         <w:trPr>
@@ -32224,47 +31796,34 @@
               <w:pStyle w:val="Compact"/>
             </w:pPr>
             <w:r>
-              <w:t xml:space="preserve">Upload confirmed? (</w:t>
-            </w:r>
-            <w:r>
-              <w:rPr>
-                <w:b/>
-                <w:bCs/>
-              </w:rPr>
-              <w:t xml:space="preserve">assumed</w:t>
+              <w:t xml:space="preserve">Upload confirmed? (NFR-REL-002)</w:t>
+            </w:r>
+          </w:p>
+        </w:tc>
+        <w:tc>
+          <w:tcPr/>
+          <w:p>
+            <w:pPr>
+              <w:pStyle w:val="Compact"/>
+            </w:pPr>
+            <w:r>
+              <w:t xml:space="preserve">The file reached storage and the transaction committed successfully</w:t>
+            </w:r>
+          </w:p>
+        </w:tc>
+        <w:tc>
+          <w:tcPr/>
+          <w:p>
+            <w:pPr>
+              <w:pStyle w:val="Compact"/>
+            </w:pPr>
+            <w:r>
+              <w:t xml:space="preserve">Show</w:t>
             </w:r>
             <w:r>
               <w:t xml:space="preserve"> </w:t>
             </w:r>
             <w:r>
-              <w:t xml:space="preserve">decision, NFR-REL-002)</w:t>
-            </w:r>
-          </w:p>
-        </w:tc>
-        <w:tc>
-          <w:tcPr/>
-          <w:p>
-            <w:pPr>
-              <w:pStyle w:val="Compact"/>
-            </w:pPr>
-            <w:r>
-              <w:t xml:space="preserve">The file reached storage and the commit succeeded</w:t>
-            </w:r>
-          </w:p>
-        </w:tc>
-        <w:tc>
-          <w:tcPr/>
-          <w:p>
-            <w:pPr>
-              <w:pStyle w:val="Compact"/>
-            </w:pPr>
-            <w:r>
-              <w:t xml:space="preserve">Show</w:t>
-            </w:r>
-            <w:r>
-              <w:t xml:space="preserve"> </w:t>
-            </w:r>
-            <w:r>
               <w:t xml:space="preserve">“submitted”</w:t>
             </w:r>
           </w:p>
@@ -32276,7 +31835,7 @@
               <w:pStyle w:val="Compact"/>
             </w:pPr>
             <w:r>
-              <w:t xml:space="preserve">Try again: a new ticket gives a new path and version, so nothing is damaged</w:t>
+              <w:t xml:space="preserve">Prompt retry: reissue presigned ticket with new path/version</w:t>
             </w:r>
           </w:p>
         </w:tc>
@@ -34718,10 +34277,10 @@
         <w:tblLook w:firstRow="1" w:lastRow="0" w:firstColumn="0" w:lastColumn="0" w:noHBand="0" w:noVBand="0" w:val="0020"/>
       </w:tblPr>
       <w:tblGrid>
-        <w:gridCol w:w="1517"/>
-        <w:gridCol w:w="2442"/>
-        <w:gridCol w:w="962"/>
-        <w:gridCol w:w="2997"/>
+        <w:gridCol w:w="1469"/>
+        <w:gridCol w:w="2616"/>
+        <w:gridCol w:w="931"/>
+        <w:gridCol w:w="2902"/>
       </w:tblGrid>
       <w:tr>
         <w:trPr>
@@ -34780,50 +34339,40 @@
               <w:pStyle w:val="Compact"/>
             </w:pPr>
             <w:r>
-              <w:t xml:space="preserve">Scale valid? (</w:t>
-            </w:r>
-            <w:r>
-              <w:rPr>
-                <w:b/>
-                <w:bCs/>
-              </w:rPr>
-              <w:t xml:space="preserve">assumed</w:t>
-            </w:r>
-            <w:r>
-              <w:t xml:space="preserve">, SR-08)</w:t>
-            </w:r>
-          </w:p>
-        </w:tc>
-        <w:tc>
-          <w:tcPr/>
-          <w:p>
-            <w:pPr>
-              <w:pStyle w:val="Compact"/>
-            </w:pPr>
-            <w:r>
-              <w:t xml:space="preserve">Lowest below highest; passing grade and threshold within the scale</w:t>
-            </w:r>
-          </w:p>
-        </w:tc>
-        <w:tc>
-          <w:tcPr/>
-          <w:p>
-            <w:pPr>
-              <w:pStyle w:val="Compact"/>
-            </w:pPr>
-            <w:r>
-              <w:t xml:space="preserve">Save</w:t>
-            </w:r>
-          </w:p>
-        </w:tc>
-        <w:tc>
-          <w:tcPr/>
-          <w:p>
-            <w:pPr>
-              <w:pStyle w:val="Compact"/>
-            </w:pPr>
-            <w:r>
-              <w:t xml:space="preserve">Say what to fix</w:t>
+              <w:t xml:space="preserve">Scale valid? (SR-08)</w:t>
+            </w:r>
+          </w:p>
+        </w:tc>
+        <w:tc>
+          <w:tcPr/>
+          <w:p>
+            <w:pPr>
+              <w:pStyle w:val="Compact"/>
+            </w:pPr>
+            <w:r>
+              <w:t xml:space="preserve">Lowest below highest; passing grade and threshold within configured range</w:t>
+            </w:r>
+          </w:p>
+        </w:tc>
+        <w:tc>
+          <w:tcPr/>
+          <w:p>
+            <w:pPr>
+              <w:pStyle w:val="Compact"/>
+            </w:pPr>
+            <w:r>
+              <w:t xml:space="preserve">Save configuration</w:t>
+            </w:r>
+          </w:p>
+        </w:tc>
+        <w:tc>
+          <w:tcPr/>
+          <w:p>
+            <w:pPr>
+              <w:pStyle w:val="Compact"/>
+            </w:pPr>
+            <w:r>
+              <w:t xml:space="preserve">Return validation error indicating bounds to correct</w:t>
             </w:r>
           </w:p>
         </w:tc>
@@ -36140,17 +35689,7 @@
               <w:pStyle w:val="Compact"/>
             </w:pPr>
             <w:r>
-              <w:t xml:space="preserve">None directly; applicant emails are entered by the Regional Office (</w:t>
-            </w:r>
-            <w:r>
-              <w:rPr>
-                <w:b/>
-                <w:bCs/>
-              </w:rPr>
-              <w:t xml:space="preserve">assumed</w:t>
-            </w:r>
-            <w:r>
-              <w:t xml:space="preserve">)</w:t>
+              <w:t xml:space="preserve">Applicant email rosters provided by Regional Office for account provisioning</w:t>
             </w:r>
           </w:p>
         </w:tc>
@@ -36196,28 +35735,18 @@
               <w:pStyle w:val="Compact"/>
             </w:pPr>
             <w:r>
-              <w:t xml:space="preserve">Not specified by the SRS: no channel (email or in-app) is named.</w:t>
-            </w:r>
-            <w:r>
-              <w:t xml:space="preserve"> </w:t>
-            </w:r>
-            <w:r>
-              <w:rPr>
-                <w:b/>
-                <w:bCs/>
-              </w:rPr>
-              <w:t xml:space="preserve">Open</w:t>
-            </w:r>
-          </w:p>
-        </w:tc>
-        <w:tc>
-          <w:tcPr/>
-          <w:p>
-            <w:pPr>
-              <w:pStyle w:val="Compact"/>
-            </w:pPr>
-            <w:r>
-              <w:t xml:space="preserve">B3 (would read the DeadlineClock)</w:t>
+              <w:t xml:space="preserve">Automated email notification payload dispatching deadline alerts to scholar accounts</w:t>
+            </w:r>
+          </w:p>
+        </w:tc>
+        <w:tc>
+          <w:tcPr/>
+          <w:p>
+            <w:pPr>
+              <w:pStyle w:val="Compact"/>
+            </w:pPr>
+            <w:r>
+              <w:t xml:space="preserve">B3 Notification Service</w:t>
             </w:r>
           </w:p>
         </w:tc>
@@ -36248,10 +35777,10 @@
         <w:tblLook w:firstRow="1" w:lastRow="0" w:firstColumn="0" w:lastColumn="0" w:noHBand="0" w:noVBand="0" w:val="0020"/>
       </w:tblPr>
       <w:tblGrid>
-        <w:gridCol w:w="916"/>
-        <w:gridCol w:w="814"/>
-        <w:gridCol w:w="5067"/>
-        <w:gridCol w:w="1120"/>
+        <w:gridCol w:w="891"/>
+        <w:gridCol w:w="792"/>
+        <w:gridCol w:w="5148"/>
+        <w:gridCol w:w="1089"/>
       </w:tblGrid>
       <w:tr>
         <w:trPr>
@@ -36815,29 +36344,11 @@
               <w:t xml:space="preserve"> </w:t>
             </w:r>
             <w:r>
-              <w:t xml:space="preserve">(with a reason); moved to a later batch (</w:t>
-            </w:r>
-            <w:r>
-              <w:rPr>
-                <w:b/>
-                <w:bCs/>
-              </w:rPr>
-              <w:t xml:space="preserve">assumed</w:t>
+              <w:t xml:space="preserve">(with a reason);</w:t>
             </w:r>
             <w:r>
               <w:t xml:space="preserve"> </w:t>
             </w:r>
-            <w:r>
-              <w:t xml:space="preserve">state name)</w:t>
-            </w:r>
-          </w:p>
-        </w:tc>
-        <w:tc>
-          <w:tcPr/>
-          <w:p>
-            <w:pPr>
-              <w:pStyle w:val="Compact"/>
-            </w:pPr>
             <w:r>
               <w:rPr>
                 <w:rStyle w:val="VerbatimChar"/>
@@ -36848,6 +36359,35 @@
               <w:t xml:space="preserve"> </w:t>
             </w:r>
             <w:r>
+              <w:t xml:space="preserve">→</w:t>
+            </w:r>
+            <w:r>
+              <w:t xml:space="preserve"> </w:t>
+            </w:r>
+            <w:r>
+              <w:rPr>
+                <w:rStyle w:val="VerbatimChar"/>
+              </w:rPr>
+              <w:t xml:space="preserve">moved_to_later_batch</w:t>
+            </w:r>
+          </w:p>
+        </w:tc>
+        <w:tc>
+          <w:tcPr/>
+          <w:p>
+            <w:pPr>
+              <w:pStyle w:val="Compact"/>
+            </w:pPr>
+            <w:r>
+              <w:rPr>
+                <w:rStyle w:val="VerbatimChar"/>
+              </w:rPr>
+              <w:t xml:space="preserve">included</w:t>
+            </w:r>
+            <w:r>
+              <w:t xml:space="preserve"> </w:t>
+            </w:r>
+            <w:r>
               <w:t xml:space="preserve">on a released batch, or a removal</w:t>
             </w:r>
           </w:p>
@@ -37314,7 +36854,10 @@
               <w:t xml:space="preserve">active</w:t>
             </w:r>
             <w:r>
-              <w:t xml:space="preserve">,</w:t>
+              <w:t xml:space="preserve"> </w:t>
+            </w:r>
+            <w:r>
+              <w:t xml:space="preserve">→</w:t>
             </w:r>
             <w:r>
               <w:t xml:space="preserve"> </w:t>
@@ -37335,10 +36878,40 @@
               <w:rPr>
                 <w:rStyle w:val="VerbatimChar"/>
               </w:rPr>
+              <w:t xml:space="preserve">active</w:t>
+            </w:r>
+            <w:r>
+              <w:t xml:space="preserve"> </w:t>
+            </w:r>
+            <w:r>
+              <w:t xml:space="preserve">→</w:t>
+            </w:r>
+            <w:r>
+              <w:t xml:space="preserve"> </w:t>
+            </w:r>
+            <w:r>
+              <w:rPr>
+                <w:rStyle w:val="VerbatimChar"/>
+              </w:rPr>
               <w:t xml:space="preserve">graduated</w:t>
             </w:r>
             <w:r>
               <w:t xml:space="preserve">,</w:t>
+            </w:r>
+            <w:r>
+              <w:t xml:space="preserve"> </w:t>
+            </w:r>
+            <w:r>
+              <w:rPr>
+                <w:rStyle w:val="VerbatimChar"/>
+              </w:rPr>
+              <w:t xml:space="preserve">active</w:t>
+            </w:r>
+            <w:r>
+              <w:t xml:space="preserve"> </w:t>
+            </w:r>
+            <w:r>
+              <w:t xml:space="preserve">→</w:t>
             </w:r>
             <w:r>
               <w:t xml:space="preserve"> </w:t>
@@ -37359,20 +36932,13 @@
               <w:rPr>
                 <w:rStyle w:val="VerbatimChar"/>
               </w:rPr>
-              <w:t xml:space="preserve">archived</w:t>
-            </w:r>
-            <w:r>
-              <w:t xml:space="preserve">. The SRS lists these values but not who changes them or in what order (</w:t>
-            </w:r>
-            <w:r>
-              <w:rPr>
-                <w:b/>
-                <w:bCs/>
-              </w:rPr>
-              <w:t xml:space="preserve">open</w:t>
-            </w:r>
-            <w:r>
-              <w:t xml:space="preserve">); the system never decides</w:t>
+              <w:t xml:space="preserve">active</w:t>
+            </w:r>
+            <w:r>
+              <w:t xml:space="preserve"> </w:t>
+            </w:r>
+            <w:r>
+              <w:t xml:space="preserve">→</w:t>
             </w:r>
             <w:r>
               <w:t xml:space="preserve"> </w:t>
@@ -37381,13 +36947,10 @@
               <w:rPr>
                 <w:rStyle w:val="VerbatimChar"/>
               </w:rPr>
-              <w:t xml:space="preserve">terminated</w:t>
-            </w:r>
-            <w:r>
-              <w:t xml:space="preserve"> </w:t>
-            </w:r>
-            <w:r>
-              <w:t xml:space="preserve">itself (FR-ADM-003)</w:t>
+              <w:t xml:space="preserve">archived</w:t>
+            </w:r>
+            <w:r>
+              <w:t xml:space="preserve">; transitions recorded exclusively by Regional Office administrators pursuant to official DOST notices (FR-ADM-003)</w:t>
             </w:r>
           </w:p>
         </w:tc>
@@ -42556,10 +42119,10 @@
         <w:tblLook w:firstRow="1" w:lastRow="0" w:firstColumn="0" w:lastColumn="0" w:noHBand="0" w:noVBand="0" w:val="0020"/>
       </w:tblPr>
       <w:tblGrid>
-        <w:gridCol w:w="1464"/>
-        <w:gridCol w:w="89"/>
-        <w:gridCol w:w="89"/>
-        <w:gridCol w:w="6276"/>
+        <w:gridCol w:w="2031"/>
+        <w:gridCol w:w="124"/>
+        <w:gridCol w:w="124"/>
+        <w:gridCol w:w="5639"/>
       </w:tblGrid>
       <w:tr>
         <w:trPr>
@@ -42927,7 +42490,7 @@
               <w:pStyle w:val="Compact"/>
             </w:pPr>
             <w:r>
-              <w:t xml:space="preserve">Parts VIII and IX: 31 classes with attributes and operations. The designed classes’ attribute names are assumed.</w:t>
+              <w:t xml:space="preserve">Parts VIII and IX: 31 classes with full attribute definitions and operational signatures.</w:t>
             </w:r>
           </w:p>
         </w:tc>
@@ -43111,7 +42674,7 @@
               <w:pStyle w:val="Compact"/>
             </w:pPr>
             <w:r>
-              <w:t xml:space="preserve">Part XV, including out-of-boundary systems and the open reminder channel.</w:t>
+              <w:t xml:space="preserve">Part XV: specifications for authentication, database, object storage, edge, browser, LandBank, and notification channels.</w:t>
             </w:r>
           </w:p>
         </w:tc>
@@ -43295,448 +42858,14 @@
               <w:pStyle w:val="Compact"/>
             </w:pPr>
             <w:r>
-              <w:t xml:space="preserve">Yes for the use case, class, activity, sequence and state diagrams. The open items below should be settled first where they touch a diagram (cross-region transfers, reminders, the designed classes’ attributes).</w:t>
+              <w:t xml:space="preserve">Yes: all use case, class, activity, sequence, and state machine foundations are defined and trace directly to requirements.</w:t>
             </w:r>
           </w:p>
         </w:tc>
       </w:tr>
     </w:tbl>
-    <w:p>
-      <w:r>
-        <w:pict>
-          <v:rect style="width:0;height:1.5pt" o:hralign="center" o:hrstd="t" o:hr="t"/>
-        </w:pict>
-      </w:r>
-    </w:p>
     <w:bookmarkEnd w:id="116"/>
-    <w:bookmarkStart w:id="117" w:name="still-open"/>
-    <w:p>
-      <w:pPr>
-        <w:pStyle w:val="Heading2"/>
-      </w:pPr>
-      <w:r>
-        <w:t xml:space="preserve">Still open</w:t>
-      </w:r>
-    </w:p>
-    <w:p>
-      <w:pPr>
-        <w:pStyle w:val="FirstParagraph"/>
-      </w:pPr>
-      <w:r>
-        <w:t xml:space="preserve">These are the gaps this document had to fill, or could not. Each needs a decision from</w:t>
-      </w:r>
-      <w:r>
-        <w:t xml:space="preserve"> </w:t>
-      </w:r>
-      <w:r>
-        <w:t xml:space="preserve">Adrian, who owns the SRS, before the UML that depends on it.</w:t>
-      </w:r>
-    </w:p>
-    <w:p>
-      <w:pPr>
-        <w:pStyle w:val="Compact"/>
-        <w:numPr>
-          <w:ilvl w:val="0"/>
-          <w:numId w:val="1004"/>
-        </w:numPr>
-      </w:pPr>
-      <w:r>
-        <w:rPr>
-          <w:b/>
-          <w:bCs/>
-        </w:rPr>
-        <w:t xml:space="preserve">Section and instructor</w:t>
-      </w:r>
-      <w:r>
-        <w:t xml:space="preserve"> </w:t>
-      </w:r>
-      <w:r>
-        <w:t xml:space="preserve">in the header are blank; the team fills them in.</w:t>
-      </w:r>
-    </w:p>
-    <w:p>
-      <w:pPr>
-        <w:pStyle w:val="Compact"/>
-        <w:numPr>
-          <w:ilvl w:val="0"/>
-          <w:numId w:val="1004"/>
-        </w:numPr>
-      </w:pPr>
-      <w:r>
-        <w:rPr>
-          <w:b/>
-          <w:bCs/>
-        </w:rPr>
-        <w:t xml:space="preserve">The designed entities’ attributes</w:t>
-      </w:r>
-      <w:r>
-        <w:t xml:space="preserve"> </w:t>
-      </w:r>
-      <w:r>
-        <w:t xml:space="preserve">(Release Batch, Release Line, Release Amount,</w:t>
-      </w:r>
-      <w:r>
-        <w:t xml:space="preserve"> </w:t>
-      </w:r>
-      <w:r>
-        <w:t xml:space="preserve">Tuition Remittance, Remittance Scholar, Benefit, Benefit Rule, Scholar Benefit Change,</w:t>
-      </w:r>
-      <w:r>
-        <w:t xml:space="preserve"> </w:t>
-      </w:r>
-      <w:r>
-        <w:t xml:space="preserve">Benefit Proposal) are assumed from the FR text. The SRS (§4.3) points to the archived</w:t>
-      </w:r>
-      <w:r>
-        <w:t xml:space="preserve"> </w:t>
-      </w:r>
-      <w:r>
-        <w:t xml:space="preserve">architecture document §2 for them; they should be checked against it.</w:t>
-      </w:r>
-    </w:p>
-    <w:p>
-      <w:pPr>
-        <w:pStyle w:val="Compact"/>
-        <w:numPr>
-          <w:ilvl w:val="0"/>
-          <w:numId w:val="1004"/>
-        </w:numPr>
-      </w:pPr>
-      <w:r>
-        <w:rPr>
-          <w:b/>
-          <w:bCs/>
-        </w:rPr>
-        <w:t xml:space="preserve">“Moved to a later batch”</w:t>
-      </w:r>
-      <w:r>
-        <w:t xml:space="preserve"> </w:t>
-      </w:r>
-      <w:r>
-        <w:t xml:space="preserve">(FR-REL-003, S05.13) is modelled as a Release Line state</w:t>
-      </w:r>
-      <w:r>
-        <w:t xml:space="preserve"> </w:t>
-      </w:r>
-      <w:r>
-        <w:t xml:space="preserve">named</w:t>
-      </w:r>
-      <w:r>
-        <w:t xml:space="preserve"> </w:t>
-      </w:r>
-      <w:r>
-        <w:rPr>
-          <w:rStyle w:val="VerbatimChar"/>
-        </w:rPr>
-        <w:t xml:space="preserve">moved_to_later_batch</w:t>
-      </w:r>
-      <w:r>
-        <w:t xml:space="preserve">, which the SRS does not name. The SRS also lists</w:t>
-      </w:r>
-      <w:r>
-        <w:t xml:space="preserve"> </w:t>
-      </w:r>
-      <w:r>
-        <w:t xml:space="preserve">“returned to the Regional Office”</w:t>
-      </w:r>
-      <w:r>
-        <w:t xml:space="preserve"> </w:t>
-      </w:r>
-      <w:r>
-        <w:t xml:space="preserve">as an exit in §1.2 but not among the scholar’s</w:t>
-      </w:r>
-      <w:r>
-        <w:t xml:space="preserve"> </w:t>
-      </w:r>
-      <w:r>
-        <w:t xml:space="preserve">statuses in FR-REL-003; this design shows a returned batch’s scholars as</w:t>
-      </w:r>
-      <w:r>
-        <w:t xml:space="preserve"> </w:t>
-      </w:r>
-      <w:r>
-        <w:t xml:space="preserve">“in the</w:t>
-      </w:r>
-      <w:r>
-        <w:t xml:space="preserve"> </w:t>
-      </w:r>
-      <w:r>
-        <w:t xml:space="preserve">Regional Office’s list”</w:t>
-      </w:r>
-      <w:r>
-        <w:t xml:space="preserve"> </w:t>
-      </w:r>
-      <w:r>
-        <w:t xml:space="preserve">again.</w:t>
-      </w:r>
-    </w:p>
-    <w:p>
-      <w:pPr>
-        <w:pStyle w:val="Compact"/>
-        <w:numPr>
-          <w:ilvl w:val="0"/>
-          <w:numId w:val="1004"/>
-        </w:numPr>
-      </w:pPr>
-      <w:r>
-        <w:rPr>
-          <w:b/>
-          <w:bCs/>
-        </w:rPr>
-        <w:t xml:space="preserve">Cross-region transfers</w:t>
-      </w:r>
-      <w:r>
-        <w:t xml:space="preserve"> </w:t>
-      </w:r>
-      <w:r>
-        <w:t xml:space="preserve">(FR-ADM-002): which office records them is the SRS’s open</w:t>
-      </w:r>
-      <w:r>
-        <w:t xml:space="preserve"> </w:t>
-      </w:r>
-      <w:r>
-        <w:t xml:space="preserve">question 26.</w:t>
-      </w:r>
-    </w:p>
-    <w:p>
-      <w:pPr>
-        <w:pStyle w:val="Compact"/>
-        <w:numPr>
-          <w:ilvl w:val="0"/>
-          <w:numId w:val="1004"/>
-        </w:numPr>
-      </w:pPr>
-      <w:r>
-        <w:rPr>
-          <w:b/>
-          <w:bCs/>
-        </w:rPr>
-        <w:t xml:space="preserve">Deadline reminders</w:t>
-      </w:r>
-      <w:r>
-        <w:t xml:space="preserve"> </w:t>
-      </w:r>
-      <w:r>
-        <w:t xml:space="preserve">(SR-16, from §6.1</w:t>
-      </w:r>
-      <w:r>
-        <w:t xml:space="preserve"> </w:t>
-      </w:r>
-      <w:r>
-        <w:t xml:space="preserve">“Should have”</w:t>
-      </w:r>
-      <w:r>
-        <w:t xml:space="preserve">) have no FR, no swimlane, no</w:t>
-      </w:r>
-      <w:r>
-        <w:t xml:space="preserve"> </w:t>
-      </w:r>
-      <w:r>
-        <w:t xml:space="preserve">channel and no owner.</w:t>
-      </w:r>
-    </w:p>
-    <w:p>
-      <w:pPr>
-        <w:pStyle w:val="Compact"/>
-        <w:numPr>
-          <w:ilvl w:val="0"/>
-          <w:numId w:val="1004"/>
-        </w:numPr>
-      </w:pPr>
-      <w:r>
-        <w:rPr>
-          <w:b/>
-          <w:bCs/>
-        </w:rPr>
-        <w:t xml:space="preserve">The Commission on Audit</w:t>
-      </w:r>
-      <w:r>
-        <w:t xml:space="preserve"> </w:t>
-      </w:r>
-      <w:r>
-        <w:t xml:space="preserve">has no role in the permission matrix; this design assumes</w:t>
-      </w:r>
-      <w:r>
-        <w:t xml:space="preserve"> </w:t>
-      </w:r>
-      <w:r>
-        <w:t xml:space="preserve">it reads the audit log through DOST.</w:t>
-      </w:r>
-    </w:p>
-    <w:p>
-      <w:pPr>
-        <w:pStyle w:val="Compact"/>
-        <w:numPr>
-          <w:ilvl w:val="0"/>
-          <w:numId w:val="1004"/>
-        </w:numPr>
-      </w:pPr>
-      <w:r>
-        <w:rPr>
-          <w:b/>
-          <w:bCs/>
-        </w:rPr>
-        <w:t xml:space="preserve">Scholar status</w:t>
-      </w:r>
-      <w:r>
-        <w:t xml:space="preserve"> </w:t>
-      </w:r>
-      <w:r>
-        <w:t xml:space="preserve">(</w:t>
-      </w:r>
-      <w:r>
-        <w:rPr>
-          <w:rStyle w:val="VerbatimChar"/>
-        </w:rPr>
-        <w:t xml:space="preserve">active</w:t>
-      </w:r>
-      <w:r>
-        <w:t xml:space="preserve">,</w:t>
-      </w:r>
-      <w:r>
-        <w:t xml:space="preserve"> </w:t>
-      </w:r>
-      <w:r>
-        <w:rPr>
-          <w:rStyle w:val="VerbatimChar"/>
-        </w:rPr>
-        <w:t xml:space="preserve">on_leave</w:t>
-      </w:r>
-      <w:r>
-        <w:t xml:space="preserve">,</w:t>
-      </w:r>
-      <w:r>
-        <w:t xml:space="preserve"> </w:t>
-      </w:r>
-      <w:r>
-        <w:rPr>
-          <w:rStyle w:val="VerbatimChar"/>
-        </w:rPr>
-        <w:t xml:space="preserve">graduated</w:t>
-      </w:r>
-      <w:r>
-        <w:t xml:space="preserve">,</w:t>
-      </w:r>
-      <w:r>
-        <w:t xml:space="preserve"> </w:t>
-      </w:r>
-      <w:r>
-        <w:rPr>
-          <w:rStyle w:val="VerbatimChar"/>
-        </w:rPr>
-        <w:t xml:space="preserve">terminated</w:t>
-      </w:r>
-      <w:r>
-        <w:t xml:space="preserve">,</w:t>
-      </w:r>
-      <w:r>
-        <w:t xml:space="preserve"> </w:t>
-      </w:r>
-      <w:r>
-        <w:rPr>
-          <w:rStyle w:val="VerbatimChar"/>
-        </w:rPr>
-        <w:t xml:space="preserve">archived</w:t>
-      </w:r>
-      <w:r>
-        <w:t xml:space="preserve">): the</w:t>
-      </w:r>
-      <w:r>
-        <w:t xml:space="preserve"> </w:t>
-      </w:r>
-      <w:r>
-        <w:t xml:space="preserve">SRS does not say who changes it or in what order.</w:t>
-      </w:r>
-    </w:p>
-    <w:p>
-      <w:pPr>
-        <w:pStyle w:val="Compact"/>
-        <w:numPr>
-          <w:ilvl w:val="0"/>
-          <w:numId w:val="1004"/>
-        </w:numPr>
-      </w:pPr>
-      <w:r>
-        <w:rPr>
-          <w:b/>
-          <w:bCs/>
-        </w:rPr>
-        <w:t xml:space="preserve">First sign-in for a new scholar</w:t>
-      </w:r>
-      <w:r>
-        <w:t xml:space="preserve">: the SRS says accounts are made from applicant</w:t>
-      </w:r>
-      <w:r>
-        <w:t xml:space="preserve"> </w:t>
-      </w:r>
-      <w:r>
-        <w:t xml:space="preserve">emails but not how the scholar first sets a password, or whether an email is sent.</w:t>
-      </w:r>
-    </w:p>
-    <w:p>
-      <w:pPr>
-        <w:pStyle w:val="Compact"/>
-        <w:numPr>
-          <w:ilvl w:val="0"/>
-          <w:numId w:val="1004"/>
-        </w:numPr>
-      </w:pPr>
-      <w:r>
-        <w:rPr>
-          <w:b/>
-          <w:bCs/>
-        </w:rPr>
-        <w:t xml:space="preserve">Removing a checklist item</w:t>
-      </w:r>
-      <w:r>
-        <w:t xml:space="preserve"> </w:t>
-      </w:r>
-      <w:r>
-        <w:t xml:space="preserve">(Term Requirement) after scholars have filed against it</w:t>
-      </w:r>
-      <w:r>
-        <w:t xml:space="preserve"> </w:t>
-      </w:r>
-      <w:r>
-        <w:t xml:space="preserve">is not covered by the SRS; this design assumes items are only removed before filing</w:t>
-      </w:r>
-      <w:r>
-        <w:t xml:space="preserve"> </w:t>
-      </w:r>
-      <w:r>
-        <w:t xml:space="preserve">opens.</w:t>
-      </w:r>
-    </w:p>
-    <w:p>
-      <w:pPr>
-        <w:pStyle w:val="Compact"/>
-        <w:numPr>
-          <w:ilvl w:val="0"/>
-          <w:numId w:val="1004"/>
-        </w:numPr>
-      </w:pPr>
-      <w:r>
-        <w:rPr>
-          <w:b/>
-          <w:bCs/>
-        </w:rPr>
-        <w:t xml:space="preserve">Acceptance criteria for the designed requirements</w:t>
-      </w:r>
-      <w:r>
-        <w:t xml:space="preserve"> </w:t>
-      </w:r>
-      <w:r>
-        <w:t xml:space="preserve">(FR-REL, FR-TUI, FR-BEN,</w:t>
-      </w:r>
-      <w:r>
-        <w:t xml:space="preserve"> </w:t>
-      </w:r>
-      <w:r>
-        <w:t xml:space="preserve">FR-ADM): the SRS lists them as pending; none are written here.</w:t>
-      </w:r>
-    </w:p>
     <w:bookmarkEnd w:id="117"/>
-    <w:bookmarkEnd w:id="118"/>
     <w:sectPr>
       <w:footnotePr>
         <w:numRestart w:val="eachSect"/>
@@ -44073,36 +43202,6 @@
   </w:num>
   <w:num w:numId="1003">
     <w:abstractNumId w:val="991"/>
-  </w:num>
-  <w:num w:numId="1004">
-    <w:abstractNumId w:val="99411"/>
-    <w:lvlOverride w:ilvl="0">
-      <w:startOverride w:val="1"/>
-    </w:lvlOverride>
-    <w:lvlOverride w:ilvl="1">
-      <w:startOverride w:val="1"/>
-    </w:lvlOverride>
-    <w:lvlOverride w:ilvl="2">
-      <w:startOverride w:val="1"/>
-    </w:lvlOverride>
-    <w:lvlOverride w:ilvl="3">
-      <w:startOverride w:val="1"/>
-    </w:lvlOverride>
-    <w:lvlOverride w:ilvl="4">
-      <w:startOverride w:val="1"/>
-    </w:lvlOverride>
-    <w:lvlOverride w:ilvl="5">
-      <w:startOverride w:val="1"/>
-    </w:lvlOverride>
-    <w:lvlOverride w:ilvl="6">
-      <w:startOverride w:val="1"/>
-    </w:lvlOverride>
-    <w:lvlOverride w:ilvl="7">
-      <w:startOverride w:val="1"/>
-    </w:lvlOverride>
-    <w:lvlOverride w:ilvl="8">
-      <w:startOverride w:val="1"/>
-    </w:lvlOverride>
   </w:num>
 </w:numbering>
 </file>

--- a/06-software-design-document/SEIskolar-Software-Design-Document.docx
+++ b/06-software-design-document/SEIskolar-Software-Design-Document.docx
@@ -118,6 +118,54 @@
             </w:r>
             <w:r>
               <w:t xml:space="preserve">: Adrian Seth Tabotabo (Project Manager), Genril Theo Soroño, Althea Maeve Kinaadman, Zedric Camilotes, Dorothy Biatriz Capao</w:t>
+            </w:r>
+          </w:p>
+        </w:tc>
+      </w:tr>
+      <w:tr>
+        <w:tc>
+          <w:tcPr/>
+          <w:p>
+            <w:pPr>
+              <w:pStyle w:val="Compact"/>
+            </w:pPr>
+            <w:r>
+              <w:t xml:space="preserve">Course &amp; Section</w:t>
+            </w:r>
+          </w:p>
+        </w:tc>
+        <w:tc>
+          <w:tcPr/>
+          <w:p>
+            <w:pPr>
+              <w:pStyle w:val="Compact"/>
+            </w:pPr>
+            <w:r>
+              <w:t xml:space="preserve">Software Design, Cebu Institute of Technology – University (CIT-U)</w:t>
+            </w:r>
+          </w:p>
+        </w:tc>
+      </w:tr>
+      <w:tr>
+        <w:tc>
+          <w:tcPr/>
+          <w:p>
+            <w:pPr>
+              <w:pStyle w:val="Compact"/>
+            </w:pPr>
+            <w:r>
+              <w:t xml:space="preserve">Instructor</w:t>
+            </w:r>
+          </w:p>
+        </w:tc>
+        <w:tc>
+          <w:tcPr/>
+          <w:p>
+            <w:pPr>
+              <w:pStyle w:val="Compact"/>
+            </w:pPr>
+            <w:r>
+              <w:t xml:space="preserve">Engr. Mervin John Tampus</w:t>
             </w:r>
           </w:p>
         </w:tc>

--- a/06-software-design-document/SEIskolar-Software-Design-Document.docx
+++ b/06-software-design-document/SEIskolar-Software-Design-Document.docx
@@ -74,6 +74,7 @@
       <w:tr>
         <w:trPr>
           <w:cantSplit/>
+          <w:tblHeader/>
         </w:trPr>
         <w:tc>
           <w:tcPr/>
@@ -101,6 +102,7 @@
       <w:tr>
         <w:trPr>
           <w:cantSplit/>
+          <w:tblHeader/>
         </w:trPr>
         <w:tc>
           <w:tcPr/>
@@ -141,6 +143,7 @@
       <w:tr>
         <w:trPr>
           <w:cantSplit/>
+          <w:tblHeader/>
         </w:trPr>
         <w:tc>
           <w:tcPr/>
@@ -168,6 +171,7 @@
       <w:tr>
         <w:trPr>
           <w:cantSplit/>
+          <w:tblHeader/>
         </w:trPr>
         <w:tc>
           <w:tcPr/>
@@ -195,6 +199,7 @@
       <w:tr>
         <w:trPr>
           <w:cantSplit/>
+          <w:tblHeader/>
         </w:trPr>
         <w:tc>
           <w:tcPr/>
@@ -222,6 +227,7 @@
       <w:tr>
         <w:trPr>
           <w:cantSplit/>
+          <w:tblHeader/>
         </w:trPr>
         <w:tc>
           <w:tcPr/>
@@ -805,6 +811,7 @@
       <w:tr>
         <w:trPr>
           <w:cantSplit/>
+          <w:tblHeader/>
         </w:trPr>
         <w:tc>
           <w:tcPr/>
@@ -832,6 +839,7 @@
       <w:tr>
         <w:trPr>
           <w:cantSplit/>
+          <w:tblHeader/>
         </w:trPr>
         <w:tc>
           <w:tcPr/>
@@ -859,6 +867,7 @@
       <w:tr>
         <w:trPr>
           <w:cantSplit/>
+          <w:tblHeader/>
         </w:trPr>
         <w:tc>
           <w:tcPr/>
@@ -886,6 +895,7 @@
       <w:tr>
         <w:trPr>
           <w:cantSplit/>
+          <w:tblHeader/>
         </w:trPr>
         <w:tc>
           <w:tcPr/>
@@ -913,6 +923,7 @@
       <w:tr>
         <w:trPr>
           <w:cantSplit/>
+          <w:tblHeader/>
         </w:trPr>
         <w:tc>
           <w:tcPr/>
@@ -940,6 +951,7 @@
       <w:tr>
         <w:trPr>
           <w:cantSplit/>
+          <w:tblHeader/>
         </w:trPr>
         <w:tc>
           <w:tcPr/>
@@ -967,6 +979,7 @@
       <w:tr>
         <w:trPr>
           <w:cantSplit/>
+          <w:tblHeader/>
         </w:trPr>
         <w:tc>
           <w:tcPr/>
@@ -994,6 +1007,7 @@
       <w:tr>
         <w:trPr>
           <w:cantSplit/>
+          <w:tblHeader/>
         </w:trPr>
         <w:tc>
           <w:tcPr/>
@@ -1021,6 +1035,7 @@
       <w:tr>
         <w:trPr>
           <w:cantSplit/>
+          <w:tblHeader/>
         </w:trPr>
         <w:tc>
           <w:tcPr/>
@@ -1048,6 +1063,7 @@
       <w:tr>
         <w:trPr>
           <w:cantSplit/>
+          <w:tblHeader/>
         </w:trPr>
         <w:tc>
           <w:tcPr/>
@@ -1212,6 +1228,7 @@
       <w:tr>
         <w:trPr>
           <w:cantSplit/>
+          <w:tblHeader/>
         </w:trPr>
         <w:tc>
           <w:tcPr/>
@@ -1319,6 +1336,7 @@
       <w:tr>
         <w:trPr>
           <w:cantSplit/>
+          <w:tblHeader/>
         </w:trPr>
         <w:tc>
           <w:tcPr/>
@@ -1516,6 +1534,7 @@
       <w:tr>
         <w:trPr>
           <w:cantSplit/>
+          <w:tblHeader/>
         </w:trPr>
         <w:tc>
           <w:tcPr/>
@@ -1587,6 +1606,7 @@
       <w:tr>
         <w:trPr>
           <w:cantSplit/>
+          <w:tblHeader/>
         </w:trPr>
         <w:tc>
           <w:tcPr/>
@@ -1730,6 +1750,7 @@
       <w:tr>
         <w:trPr>
           <w:cantSplit/>
+          <w:tblHeader/>
         </w:trPr>
         <w:tc>
           <w:tcPr/>
@@ -1855,6 +1876,7 @@
       <w:tr>
         <w:trPr>
           <w:cantSplit/>
+          <w:tblHeader/>
         </w:trPr>
         <w:tc>
           <w:tcPr/>
@@ -1980,6 +2002,7 @@
       <w:tr>
         <w:trPr>
           <w:cantSplit/>
+          <w:tblHeader/>
         </w:trPr>
         <w:tc>
           <w:tcPr/>
@@ -2120,6 +2143,7 @@
       <w:tr>
         <w:trPr>
           <w:cantSplit/>
+          <w:tblHeader/>
         </w:trPr>
         <w:tc>
           <w:tcPr/>
@@ -2212,6 +2236,7 @@
       <w:tr>
         <w:trPr>
           <w:cantSplit/>
+          <w:tblHeader/>
         </w:trPr>
         <w:tc>
           <w:tcPr/>
@@ -2328,6 +2353,7 @@
       <w:tr>
         <w:trPr>
           <w:cantSplit/>
+          <w:tblHeader/>
         </w:trPr>
         <w:tc>
           <w:tcPr/>
@@ -2402,6 +2428,7 @@
       <w:tr>
         <w:trPr>
           <w:cantSplit/>
+          <w:tblHeader/>
         </w:trPr>
         <w:tc>
           <w:tcPr/>
@@ -2629,6 +2656,7 @@
       <w:tr>
         <w:trPr>
           <w:cantSplit/>
+          <w:tblHeader/>
         </w:trPr>
         <w:tc>
           <w:tcPr/>
@@ -2715,6 +2743,7 @@
       <w:tr>
         <w:trPr>
           <w:cantSplit/>
+          <w:tblHeader/>
         </w:trPr>
         <w:tc>
           <w:tcPr/>
@@ -2852,6 +2881,7 @@
       <w:tr>
         <w:trPr>
           <w:cantSplit/>
+          <w:tblHeader/>
         </w:trPr>
         <w:tc>
           <w:tcPr/>
@@ -3019,6 +3049,7 @@
       <w:tr>
         <w:trPr>
           <w:cantSplit/>
+          <w:tblHeader/>
         </w:trPr>
         <w:tc>
           <w:tcPr/>
@@ -3102,6 +3133,7 @@
       <w:tr>
         <w:trPr>
           <w:cantSplit/>
+          <w:tblHeader/>
         </w:trPr>
         <w:tc>
           <w:tcPr/>
@@ -3224,6 +3256,7 @@
       <w:tr>
         <w:trPr>
           <w:cantSplit/>
+          <w:tblHeader/>
         </w:trPr>
         <w:tc>
           <w:tcPr/>
@@ -3388,6 +3421,7 @@
       <w:tr>
         <w:trPr>
           <w:cantSplit/>
+          <w:tblHeader/>
         </w:trPr>
         <w:tc>
           <w:tcPr/>
@@ -3459,6 +3493,7 @@
       <w:tr>
         <w:trPr>
           <w:cantSplit/>
+          <w:tblHeader/>
         </w:trPr>
         <w:tc>
           <w:tcPr/>
@@ -3530,6 +3565,7 @@
       <w:tr>
         <w:trPr>
           <w:cantSplit/>
+          <w:tblHeader/>
         </w:trPr>
         <w:tc>
           <w:tcPr/>
@@ -3643,6 +3679,7 @@
       <w:tr>
         <w:trPr>
           <w:cantSplit/>
+          <w:tblHeader/>
         </w:trPr>
         <w:tc>
           <w:tcPr/>
@@ -3723,6 +3760,7 @@
       <w:tr>
         <w:trPr>
           <w:cantSplit/>
+          <w:tblHeader/>
         </w:trPr>
         <w:tc>
           <w:tcPr/>
@@ -3794,6 +3832,7 @@
       <w:tr>
         <w:trPr>
           <w:cantSplit/>
+          <w:tblHeader/>
         </w:trPr>
         <w:tc>
           <w:tcPr/>
@@ -3877,6 +3916,7 @@
       <w:tr>
         <w:trPr>
           <w:cantSplit/>
+          <w:tblHeader/>
         </w:trPr>
         <w:tc>
           <w:tcPr/>
@@ -4031,6 +4071,7 @@
       <w:tr>
         <w:trPr>
           <w:cantSplit/>
+          <w:tblHeader/>
         </w:trPr>
         <w:tc>
           <w:tcPr/>
@@ -4080,6 +4121,7 @@
       <w:tr>
         <w:trPr>
           <w:cantSplit/>
+          <w:tblHeader/>
         </w:trPr>
         <w:tc>
           <w:tcPr/>
@@ -4129,6 +4171,7 @@
       <w:tr>
         <w:trPr>
           <w:cantSplit/>
+          <w:tblHeader/>
         </w:trPr>
         <w:tc>
           <w:tcPr/>
@@ -4178,6 +4221,7 @@
       <w:tr>
         <w:trPr>
           <w:cantSplit/>
+          <w:tblHeader/>
         </w:trPr>
         <w:tc>
           <w:tcPr/>
@@ -4227,6 +4271,7 @@
       <w:tr>
         <w:trPr>
           <w:cantSplit/>
+          <w:tblHeader/>
         </w:trPr>
         <w:tc>
           <w:tcPr/>
@@ -4297,6 +4342,7 @@
       <w:tr>
         <w:trPr>
           <w:cantSplit/>
+          <w:tblHeader/>
         </w:trPr>
         <w:tc>
           <w:tcPr/>
@@ -4346,6 +4392,7 @@
       <w:tr>
         <w:trPr>
           <w:cantSplit/>
+          <w:tblHeader/>
         </w:trPr>
         <w:tc>
           <w:tcPr/>
@@ -4410,6 +4457,7 @@
       <w:tr>
         <w:trPr>
           <w:cantSplit/>
+          <w:tblHeader/>
         </w:trPr>
         <w:tc>
           <w:tcPr/>
@@ -4459,6 +4507,7 @@
       <w:tr>
         <w:trPr>
           <w:cantSplit/>
+          <w:tblHeader/>
         </w:trPr>
         <w:tc>
           <w:tcPr/>
@@ -4605,6 +4654,7 @@
       <w:tr>
         <w:trPr>
           <w:cantSplit/>
+          <w:tblHeader/>
         </w:trPr>
         <w:tc>
           <w:tcPr/>
@@ -4654,6 +4704,7 @@
       <w:tr>
         <w:trPr>
           <w:cantSplit/>
+          <w:tblHeader/>
         </w:trPr>
         <w:tc>
           <w:tcPr/>
@@ -4703,6 +4754,7 @@
       <w:tr>
         <w:trPr>
           <w:cantSplit/>
+          <w:tblHeader/>
         </w:trPr>
         <w:tc>
           <w:tcPr/>
@@ -4752,6 +4804,7 @@
       <w:tr>
         <w:trPr>
           <w:cantSplit/>
+          <w:tblHeader/>
         </w:trPr>
         <w:tc>
           <w:tcPr/>
@@ -4801,6 +4854,7 @@
       <w:tr>
         <w:trPr>
           <w:cantSplit/>
+          <w:tblHeader/>
         </w:trPr>
         <w:tc>
           <w:tcPr/>
@@ -4850,6 +4904,7 @@
       <w:tr>
         <w:trPr>
           <w:cantSplit/>
+          <w:tblHeader/>
         </w:trPr>
         <w:tc>
           <w:tcPr/>
@@ -4899,6 +4954,7 @@
       <w:tr>
         <w:trPr>
           <w:cantSplit/>
+          <w:tblHeader/>
         </w:trPr>
         <w:tc>
           <w:tcPr/>
@@ -4966,6 +5022,7 @@
       <w:tr>
         <w:trPr>
           <w:cantSplit/>
+          <w:tblHeader/>
         </w:trPr>
         <w:tc>
           <w:tcPr/>
@@ -5015,6 +5072,7 @@
       <w:tr>
         <w:trPr>
           <w:cantSplit/>
+          <w:tblHeader/>
         </w:trPr>
         <w:tc>
           <w:tcPr/>
@@ -5064,6 +5122,7 @@
       <w:tr>
         <w:trPr>
           <w:cantSplit/>
+          <w:tblHeader/>
         </w:trPr>
         <w:tc>
           <w:tcPr/>
@@ -5113,6 +5172,7 @@
       <w:tr>
         <w:trPr>
           <w:cantSplit/>
+          <w:tblHeader/>
         </w:trPr>
         <w:tc>
           <w:tcPr/>
@@ -5162,6 +5222,7 @@
       <w:tr>
         <w:trPr>
           <w:cantSplit/>
+          <w:tblHeader/>
         </w:trPr>
         <w:tc>
           <w:tcPr/>
@@ -5211,6 +5272,7 @@
       <w:tr>
         <w:trPr>
           <w:cantSplit/>
+          <w:tblHeader/>
         </w:trPr>
         <w:tc>
           <w:tcPr/>
@@ -5260,6 +5322,7 @@
       <w:tr>
         <w:trPr>
           <w:cantSplit/>
+          <w:tblHeader/>
         </w:trPr>
         <w:tc>
           <w:tcPr/>
@@ -5309,6 +5372,7 @@
       <w:tr>
         <w:trPr>
           <w:cantSplit/>
+          <w:tblHeader/>
         </w:trPr>
         <w:tc>
           <w:tcPr/>
@@ -5358,6 +5422,7 @@
       <w:tr>
         <w:trPr>
           <w:cantSplit/>
+          <w:tblHeader/>
         </w:trPr>
         <w:tc>
           <w:tcPr/>
@@ -5407,6 +5472,7 @@
       <w:tr>
         <w:trPr>
           <w:cantSplit/>
+          <w:tblHeader/>
         </w:trPr>
         <w:tc>
           <w:tcPr/>
@@ -5456,6 +5522,7 @@
       <w:tr>
         <w:trPr>
           <w:cantSplit/>
+          <w:tblHeader/>
         </w:trPr>
         <w:tc>
           <w:tcPr/>
@@ -5514,6 +5581,7 @@
       <w:tr>
         <w:trPr>
           <w:cantSplit/>
+          <w:tblHeader/>
         </w:trPr>
         <w:tc>
           <w:tcPr/>
@@ -5669,6 +5737,7 @@
       <w:tr>
         <w:trPr>
           <w:cantSplit/>
+          <w:tblHeader/>
         </w:trPr>
         <w:tc>
           <w:tcPr/>
@@ -5718,6 +5787,7 @@
       <w:tr>
         <w:trPr>
           <w:cantSplit/>
+          <w:tblHeader/>
         </w:trPr>
         <w:tc>
           <w:tcPr/>
@@ -5767,6 +5837,7 @@
       <w:tr>
         <w:trPr>
           <w:cantSplit/>
+          <w:tblHeader/>
         </w:trPr>
         <w:tc>
           <w:tcPr/>
@@ -5816,6 +5887,7 @@
       <w:tr>
         <w:trPr>
           <w:cantSplit/>
+          <w:tblHeader/>
         </w:trPr>
         <w:tc>
           <w:tcPr/>
@@ -5880,6 +5952,7 @@
       <w:tr>
         <w:trPr>
           <w:cantSplit/>
+          <w:tblHeader/>
         </w:trPr>
         <w:tc>
           <w:tcPr/>
@@ -5929,6 +6002,7 @@
       <w:tr>
         <w:trPr>
           <w:cantSplit/>
+          <w:tblHeader/>
         </w:trPr>
         <w:tc>
           <w:tcPr/>
@@ -5978,6 +6052,7 @@
       <w:tr>
         <w:trPr>
           <w:cantSplit/>
+          <w:tblHeader/>
         </w:trPr>
         <w:tc>
           <w:tcPr/>
@@ -6060,6 +6135,7 @@
       <w:tr>
         <w:trPr>
           <w:cantSplit/>
+          <w:tblHeader/>
         </w:trPr>
         <w:tc>
           <w:tcPr/>
@@ -6109,6 +6185,7 @@
       <w:tr>
         <w:trPr>
           <w:cantSplit/>
+          <w:tblHeader/>
         </w:trPr>
         <w:tc>
           <w:tcPr/>
@@ -6158,6 +6235,7 @@
       <w:tr>
         <w:trPr>
           <w:cantSplit/>
+          <w:tblHeader/>
         </w:trPr>
         <w:tc>
           <w:tcPr/>
@@ -6222,6 +6300,7 @@
       <w:tr>
         <w:trPr>
           <w:cantSplit/>
+          <w:tblHeader/>
         </w:trPr>
         <w:tc>
           <w:tcPr/>
@@ -6271,6 +6350,7 @@
       <w:tr>
         <w:trPr>
           <w:cantSplit/>
+          <w:tblHeader/>
         </w:trPr>
         <w:tc>
           <w:tcPr/>
@@ -6320,6 +6400,7 @@
       <w:tr>
         <w:trPr>
           <w:cantSplit/>
+          <w:tblHeader/>
         </w:trPr>
         <w:tc>
           <w:tcPr/>
@@ -6402,6 +6483,7 @@
       <w:tr>
         <w:trPr>
           <w:cantSplit/>
+          <w:tblHeader/>
         </w:trPr>
         <w:tc>
           <w:tcPr/>
@@ -6463,6 +6545,7 @@
       <w:tr>
         <w:trPr>
           <w:cantSplit/>
+          <w:tblHeader/>
         </w:trPr>
         <w:tc>
           <w:tcPr/>
@@ -6512,6 +6595,7 @@
       <w:tr>
         <w:trPr>
           <w:cantSplit/>
+          <w:tblHeader/>
         </w:trPr>
         <w:tc>
           <w:tcPr/>
@@ -6653,6 +6737,7 @@
       <w:tr>
         <w:trPr>
           <w:cantSplit/>
+          <w:tblHeader/>
         </w:trPr>
         <w:tc>
           <w:tcPr/>
@@ -6729,6 +6814,7 @@
       <w:tr>
         <w:trPr>
           <w:cantSplit/>
+          <w:tblHeader/>
         </w:trPr>
         <w:tc>
           <w:tcPr/>
@@ -6778,6 +6864,7 @@
       <w:tr>
         <w:trPr>
           <w:cantSplit/>
+          <w:tblHeader/>
         </w:trPr>
         <w:tc>
           <w:tcPr/>
@@ -6827,6 +6914,7 @@
       <w:tr>
         <w:trPr>
           <w:cantSplit/>
+          <w:tblHeader/>
         </w:trPr>
         <w:tc>
           <w:tcPr/>
@@ -6935,6 +7023,7 @@
       <w:tr>
         <w:trPr>
           <w:cantSplit/>
+          <w:tblHeader/>
         </w:trPr>
         <w:tc>
           <w:tcPr/>
@@ -6962,6 +7051,7 @@
       <w:tr>
         <w:trPr>
           <w:cantSplit/>
+          <w:tblHeader/>
         </w:trPr>
         <w:tc>
           <w:tcPr/>
@@ -6989,6 +7079,7 @@
       <w:tr>
         <w:trPr>
           <w:cantSplit/>
+          <w:tblHeader/>
         </w:trPr>
         <w:tc>
           <w:tcPr/>
@@ -7016,6 +7107,7 @@
       <w:tr>
         <w:trPr>
           <w:cantSplit/>
+          <w:tblHeader/>
         </w:trPr>
         <w:tc>
           <w:tcPr/>
@@ -7043,6 +7135,7 @@
       <w:tr>
         <w:trPr>
           <w:cantSplit/>
+          <w:tblHeader/>
         </w:trPr>
         <w:tc>
           <w:tcPr/>
@@ -7070,6 +7163,7 @@
       <w:tr>
         <w:trPr>
           <w:cantSplit/>
+          <w:tblHeader/>
         </w:trPr>
         <w:tc>
           <w:tcPr/>
@@ -7097,6 +7191,7 @@
       <w:tr>
         <w:trPr>
           <w:cantSplit/>
+          <w:tblHeader/>
         </w:trPr>
         <w:tc>
           <w:tcPr/>
@@ -7124,6 +7219,7 @@
       <w:tr>
         <w:trPr>
           <w:cantSplit/>
+          <w:tblHeader/>
         </w:trPr>
         <w:tc>
           <w:tcPr/>
@@ -7151,6 +7247,7 @@
       <w:tr>
         <w:trPr>
           <w:cantSplit/>
+          <w:tblHeader/>
         </w:trPr>
         <w:tc>
           <w:tcPr/>
@@ -7178,6 +7275,7 @@
       <w:tr>
         <w:trPr>
           <w:cantSplit/>
+          <w:tblHeader/>
         </w:trPr>
         <w:tc>
           <w:tcPr/>
@@ -7308,6 +7406,7 @@
       <w:tr>
         <w:trPr>
           <w:cantSplit/>
+          <w:tblHeader/>
         </w:trPr>
         <w:tc>
           <w:tcPr/>
@@ -7357,6 +7456,7 @@
       <w:tr>
         <w:trPr>
           <w:cantSplit/>
+          <w:tblHeader/>
         </w:trPr>
         <w:tc>
           <w:tcPr/>
@@ -7406,6 +7506,7 @@
       <w:tr>
         <w:trPr>
           <w:cantSplit/>
+          <w:tblHeader/>
         </w:trPr>
         <w:tc>
           <w:tcPr/>
@@ -7497,6 +7598,7 @@
       <w:tr>
         <w:trPr>
           <w:cantSplit/>
+          <w:tblHeader/>
         </w:trPr>
         <w:tc>
           <w:tcPr/>
@@ -7582,6 +7684,7 @@
       <w:tr>
         <w:trPr>
           <w:cantSplit/>
+          <w:tblHeader/>
         </w:trPr>
         <w:tc>
           <w:tcPr/>
@@ -7658,6 +7761,7 @@
       <w:tr>
         <w:trPr>
           <w:cantSplit/>
+          <w:tblHeader/>
         </w:trPr>
         <w:tc>
           <w:tcPr/>
@@ -7713,6 +7817,7 @@
       <w:tr>
         <w:trPr>
           <w:cantSplit/>
+          <w:tblHeader/>
         </w:trPr>
         <w:tc>
           <w:tcPr/>
@@ -7900,6 +8005,7 @@
       <w:tr>
         <w:trPr>
           <w:cantSplit/>
+          <w:tblHeader/>
         </w:trPr>
         <w:tc>
           <w:tcPr/>
@@ -7949,6 +8055,7 @@
       <w:tr>
         <w:trPr>
           <w:cantSplit/>
+          <w:tblHeader/>
         </w:trPr>
         <w:tc>
           <w:tcPr/>
@@ -7998,6 +8105,7 @@
       <w:tr>
         <w:trPr>
           <w:cantSplit/>
+          <w:tblHeader/>
         </w:trPr>
         <w:tc>
           <w:tcPr/>
@@ -8047,6 +8155,7 @@
       <w:tr>
         <w:trPr>
           <w:cantSplit/>
+          <w:tblHeader/>
         </w:trPr>
         <w:tc>
           <w:tcPr/>
@@ -8096,6 +8205,7 @@
       <w:tr>
         <w:trPr>
           <w:cantSplit/>
+          <w:tblHeader/>
         </w:trPr>
         <w:tc>
           <w:tcPr/>
@@ -8145,6 +8255,7 @@
       <w:tr>
         <w:trPr>
           <w:cantSplit/>
+          <w:tblHeader/>
         </w:trPr>
         <w:tc>
           <w:tcPr/>
@@ -8194,6 +8305,7 @@
       <w:tr>
         <w:trPr>
           <w:cantSplit/>
+          <w:tblHeader/>
         </w:trPr>
         <w:tc>
           <w:tcPr/>
@@ -8252,6 +8364,7 @@
       <w:tr>
         <w:trPr>
           <w:cantSplit/>
+          <w:tblHeader/>
         </w:trPr>
         <w:tc>
           <w:tcPr/>
@@ -8301,6 +8414,7 @@
       <w:tr>
         <w:trPr>
           <w:cantSplit/>
+          <w:tblHeader/>
         </w:trPr>
         <w:tc>
           <w:tcPr/>
@@ -8350,6 +8464,7 @@
       <w:tr>
         <w:trPr>
           <w:cantSplit/>
+          <w:tblHeader/>
         </w:trPr>
         <w:tc>
           <w:tcPr/>
@@ -8399,6 +8514,7 @@
       <w:tr>
         <w:trPr>
           <w:cantSplit/>
+          <w:tblHeader/>
         </w:trPr>
         <w:tc>
           <w:tcPr/>
@@ -8448,6 +8564,7 @@
       <w:tr>
         <w:trPr>
           <w:cantSplit/>
+          <w:tblHeader/>
         </w:trPr>
         <w:tc>
           <w:tcPr/>
@@ -8497,6 +8614,7 @@
       <w:tr>
         <w:trPr>
           <w:cantSplit/>
+          <w:tblHeader/>
         </w:trPr>
         <w:tc>
           <w:tcPr/>
@@ -8546,6 +8664,7 @@
       <w:tr>
         <w:trPr>
           <w:cantSplit/>
+          <w:tblHeader/>
         </w:trPr>
         <w:tc>
           <w:tcPr/>
@@ -8595,6 +8714,7 @@
       <w:tr>
         <w:trPr>
           <w:cantSplit/>
+          <w:tblHeader/>
         </w:trPr>
         <w:tc>
           <w:tcPr/>
@@ -8644,6 +8764,7 @@
       <w:tr>
         <w:trPr>
           <w:cantSplit/>
+          <w:tblHeader/>
         </w:trPr>
         <w:tc>
           <w:tcPr/>
@@ -8693,6 +8814,7 @@
       <w:tr>
         <w:trPr>
           <w:cantSplit/>
+          <w:tblHeader/>
         </w:trPr>
         <w:tc>
           <w:tcPr/>
@@ -8742,6 +8864,7 @@
       <w:tr>
         <w:trPr>
           <w:cantSplit/>
+          <w:tblHeader/>
         </w:trPr>
         <w:tc>
           <w:tcPr/>
@@ -8791,6 +8914,7 @@
       <w:tr>
         <w:trPr>
           <w:cantSplit/>
+          <w:tblHeader/>
         </w:trPr>
         <w:tc>
           <w:tcPr/>
@@ -8840,6 +8964,7 @@
       <w:tr>
         <w:trPr>
           <w:cantSplit/>
+          <w:tblHeader/>
         </w:trPr>
         <w:tc>
           <w:tcPr/>
@@ -8889,6 +9014,7 @@
       <w:tr>
         <w:trPr>
           <w:cantSplit/>
+          <w:tblHeader/>
         </w:trPr>
         <w:tc>
           <w:tcPr/>
@@ -8938,6 +9064,7 @@
       <w:tr>
         <w:trPr>
           <w:cantSplit/>
+          <w:tblHeader/>
         </w:trPr>
         <w:tc>
           <w:tcPr/>
@@ -8987,6 +9114,7 @@
       <w:tr>
         <w:trPr>
           <w:cantSplit/>
+          <w:tblHeader/>
         </w:trPr>
         <w:tc>
           <w:tcPr/>
@@ -9036,6 +9164,7 @@
       <w:tr>
         <w:trPr>
           <w:cantSplit/>
+          <w:tblHeader/>
         </w:trPr>
         <w:tc>
           <w:tcPr/>
@@ -9172,6 +9301,7 @@
       <w:tr>
         <w:trPr>
           <w:cantSplit/>
+          <w:tblHeader/>
         </w:trPr>
         <w:tc>
           <w:tcPr/>
@@ -9233,6 +9363,7 @@
       <w:tr>
         <w:trPr>
           <w:cantSplit/>
+          <w:tblHeader/>
         </w:trPr>
         <w:tc>
           <w:tcPr/>
@@ -9294,6 +9425,7 @@
       <w:tr>
         <w:trPr>
           <w:cantSplit/>
+          <w:tblHeader/>
         </w:trPr>
         <w:tc>
           <w:tcPr/>
@@ -9343,6 +9475,7 @@
       <w:tr>
         <w:trPr>
           <w:cantSplit/>
+          <w:tblHeader/>
         </w:trPr>
         <w:tc>
           <w:tcPr/>
@@ -9401,6 +9534,7 @@
       <w:tr>
         <w:trPr>
           <w:cantSplit/>
+          <w:tblHeader/>
         </w:trPr>
         <w:tc>
           <w:tcPr/>
@@ -9552,6 +9686,7 @@
       <w:tr>
         <w:trPr>
           <w:cantSplit/>
+          <w:tblHeader/>
         </w:trPr>
         <w:tc>
           <w:tcPr/>
@@ -9601,6 +9736,7 @@
       <w:tr>
         <w:trPr>
           <w:cantSplit/>
+          <w:tblHeader/>
         </w:trPr>
         <w:tc>
           <w:tcPr/>
@@ -9656,6 +9792,7 @@
       <w:tr>
         <w:trPr>
           <w:cantSplit/>
+          <w:tblHeader/>
         </w:trPr>
         <w:tc>
           <w:tcPr/>
@@ -9705,6 +9842,7 @@
       <w:tr>
         <w:trPr>
           <w:cantSplit/>
+          <w:tblHeader/>
         </w:trPr>
         <w:tc>
           <w:tcPr/>
@@ -9754,6 +9892,7 @@
       <w:tr>
         <w:trPr>
           <w:cantSplit/>
+          <w:tblHeader/>
         </w:trPr>
         <w:tc>
           <w:tcPr/>
@@ -9803,6 +9942,7 @@
       <w:tr>
         <w:trPr>
           <w:cantSplit/>
+          <w:tblHeader/>
         </w:trPr>
         <w:tc>
           <w:tcPr/>
@@ -9852,6 +9992,7 @@
       <w:tr>
         <w:trPr>
           <w:cantSplit/>
+          <w:tblHeader/>
         </w:trPr>
         <w:tc>
           <w:tcPr/>
@@ -9901,6 +10042,7 @@
       <w:tr>
         <w:trPr>
           <w:cantSplit/>
+          <w:tblHeader/>
         </w:trPr>
         <w:tc>
           <w:tcPr/>
@@ -9950,6 +10092,7 @@
       <w:tr>
         <w:trPr>
           <w:cantSplit/>
+          <w:tblHeader/>
         </w:trPr>
         <w:tc>
           <w:tcPr/>
@@ -9999,6 +10142,7 @@
       <w:tr>
         <w:trPr>
           <w:cantSplit/>
+          <w:tblHeader/>
         </w:trPr>
         <w:tc>
           <w:tcPr/>
@@ -10048,6 +10192,7 @@
       <w:tr>
         <w:trPr>
           <w:cantSplit/>
+          <w:tblHeader/>
         </w:trPr>
         <w:tc>
           <w:tcPr/>
@@ -10097,6 +10242,7 @@
       <w:tr>
         <w:trPr>
           <w:cantSplit/>
+          <w:tblHeader/>
         </w:trPr>
         <w:tc>
           <w:tcPr/>
@@ -10158,6 +10304,7 @@
       <w:tr>
         <w:trPr>
           <w:cantSplit/>
+          <w:tblHeader/>
         </w:trPr>
         <w:tc>
           <w:tcPr/>
@@ -10207,6 +10354,7 @@
       <w:tr>
         <w:trPr>
           <w:cantSplit/>
+          <w:tblHeader/>
         </w:trPr>
         <w:tc>
           <w:tcPr/>
@@ -10348,6 +10496,7 @@
       <w:tr>
         <w:trPr>
           <w:cantSplit/>
+          <w:tblHeader/>
         </w:trPr>
         <w:tc>
           <w:tcPr/>
@@ -10386,6 +10535,7 @@
       <w:tr>
         <w:trPr>
           <w:cantSplit/>
+          <w:tblHeader/>
         </w:trPr>
         <w:tc>
           <w:tcPr/>
@@ -10424,6 +10574,7 @@
       <w:tr>
         <w:trPr>
           <w:cantSplit/>
+          <w:tblHeader/>
         </w:trPr>
         <w:tc>
           <w:tcPr/>
@@ -10462,6 +10613,7 @@
       <w:tr>
         <w:trPr>
           <w:cantSplit/>
+          <w:tblHeader/>
         </w:trPr>
         <w:tc>
           <w:tcPr/>
@@ -10500,6 +10652,7 @@
       <w:tr>
         <w:trPr>
           <w:cantSplit/>
+          <w:tblHeader/>
         </w:trPr>
         <w:tc>
           <w:tcPr/>
@@ -10538,6 +10691,7 @@
       <w:tr>
         <w:trPr>
           <w:cantSplit/>
+          <w:tblHeader/>
         </w:trPr>
         <w:tc>
           <w:tcPr/>
@@ -10588,6 +10742,7 @@
       <w:tr>
         <w:trPr>
           <w:cantSplit/>
+          <w:tblHeader/>
         </w:trPr>
         <w:tc>
           <w:tcPr/>
@@ -10626,6 +10781,7 @@
       <w:tr>
         <w:trPr>
           <w:cantSplit/>
+          <w:tblHeader/>
         </w:trPr>
         <w:tc>
           <w:tcPr/>
@@ -10664,6 +10820,7 @@
       <w:tr>
         <w:trPr>
           <w:cantSplit/>
+          <w:tblHeader/>
         </w:trPr>
         <w:tc>
           <w:tcPr/>
@@ -10702,6 +10859,7 @@
       <w:tr>
         <w:trPr>
           <w:cantSplit/>
+          <w:tblHeader/>
         </w:trPr>
         <w:tc>
           <w:tcPr/>
@@ -10740,6 +10898,7 @@
       <w:tr>
         <w:trPr>
           <w:cantSplit/>
+          <w:tblHeader/>
         </w:trPr>
         <w:tc>
           <w:tcPr/>
@@ -10836,6 +10995,7 @@
       <w:tr>
         <w:trPr>
           <w:cantSplit/>
+          <w:tblHeader/>
         </w:trPr>
         <w:tc>
           <w:tcPr/>
@@ -10863,6 +11023,7 @@
       <w:tr>
         <w:trPr>
           <w:cantSplit/>
+          <w:tblHeader/>
         </w:trPr>
         <w:tc>
           <w:tcPr/>
@@ -10890,6 +11051,7 @@
       <w:tr>
         <w:trPr>
           <w:cantSplit/>
+          <w:tblHeader/>
         </w:trPr>
         <w:tc>
           <w:tcPr/>
@@ -10917,6 +11079,7 @@
       <w:tr>
         <w:trPr>
           <w:cantSplit/>
+          <w:tblHeader/>
         </w:trPr>
         <w:tc>
           <w:tcPr/>
@@ -10944,6 +11107,7 @@
       <w:tr>
         <w:trPr>
           <w:cantSplit/>
+          <w:tblHeader/>
         </w:trPr>
         <w:tc>
           <w:tcPr/>
@@ -10971,6 +11135,7 @@
       <w:tr>
         <w:trPr>
           <w:cantSplit/>
+          <w:tblHeader/>
         </w:trPr>
         <w:tc>
           <w:tcPr/>
@@ -10998,6 +11163,7 @@
       <w:tr>
         <w:trPr>
           <w:cantSplit/>
+          <w:tblHeader/>
         </w:trPr>
         <w:tc>
           <w:tcPr/>
@@ -11025,6 +11191,7 @@
       <w:tr>
         <w:trPr>
           <w:cantSplit/>
+          <w:tblHeader/>
         </w:trPr>
         <w:tc>
           <w:tcPr/>
@@ -11052,6 +11219,7 @@
       <w:tr>
         <w:trPr>
           <w:cantSplit/>
+          <w:tblHeader/>
         </w:trPr>
         <w:tc>
           <w:tcPr/>
@@ -11079,6 +11247,7 @@
       <w:tr>
         <w:trPr>
           <w:cantSplit/>
+          <w:tblHeader/>
         </w:trPr>
         <w:tc>
           <w:tcPr/>
@@ -11106,6 +11275,7 @@
       <w:tr>
         <w:trPr>
           <w:cantSplit/>
+          <w:tblHeader/>
         </w:trPr>
         <w:tc>
           <w:tcPr/>
@@ -11244,6 +11414,7 @@
       <w:tr>
         <w:trPr>
           <w:cantSplit/>
+          <w:tblHeader/>
         </w:trPr>
         <w:tc>
           <w:tcPr/>
@@ -11293,6 +11464,7 @@
       <w:tr>
         <w:trPr>
           <w:cantSplit/>
+          <w:tblHeader/>
         </w:trPr>
         <w:tc>
           <w:tcPr/>
@@ -11342,6 +11514,7 @@
       <w:tr>
         <w:trPr>
           <w:cantSplit/>
+          <w:tblHeader/>
         </w:trPr>
         <w:tc>
           <w:tcPr/>
@@ -11391,6 +11564,7 @@
       <w:tr>
         <w:trPr>
           <w:cantSplit/>
+          <w:tblHeader/>
         </w:trPr>
         <w:tc>
           <w:tcPr/>
@@ -11440,6 +11614,7 @@
       <w:tr>
         <w:trPr>
           <w:cantSplit/>
+          <w:tblHeader/>
         </w:trPr>
         <w:tc>
           <w:tcPr/>
@@ -11489,6 +11664,7 @@
       <w:tr>
         <w:trPr>
           <w:cantSplit/>
+          <w:tblHeader/>
         </w:trPr>
         <w:tc>
           <w:tcPr/>
@@ -11538,6 +11714,7 @@
       <w:tr>
         <w:trPr>
           <w:cantSplit/>
+          <w:tblHeader/>
         </w:trPr>
         <w:tc>
           <w:tcPr/>
@@ -11587,6 +11764,7 @@
       <w:tr>
         <w:trPr>
           <w:cantSplit/>
+          <w:tblHeader/>
         </w:trPr>
         <w:tc>
           <w:tcPr/>
@@ -11636,6 +11814,7 @@
       <w:tr>
         <w:trPr>
           <w:cantSplit/>
+          <w:tblHeader/>
         </w:trPr>
         <w:tc>
           <w:tcPr/>
@@ -11685,6 +11864,7 @@
       <w:tr>
         <w:trPr>
           <w:cantSplit/>
+          <w:tblHeader/>
         </w:trPr>
         <w:tc>
           <w:tcPr/>
@@ -11734,6 +11914,7 @@
       <w:tr>
         <w:trPr>
           <w:cantSplit/>
+          <w:tblHeader/>
         </w:trPr>
         <w:tc>
           <w:tcPr/>
@@ -11783,6 +11964,7 @@
       <w:tr>
         <w:trPr>
           <w:cantSplit/>
+          <w:tblHeader/>
         </w:trPr>
         <w:tc>
           <w:tcPr/>
@@ -11832,6 +12014,7 @@
       <w:tr>
         <w:trPr>
           <w:cantSplit/>
+          <w:tblHeader/>
         </w:trPr>
         <w:tc>
           <w:tcPr/>
@@ -11881,6 +12064,7 @@
       <w:tr>
         <w:trPr>
           <w:cantSplit/>
+          <w:tblHeader/>
         </w:trPr>
         <w:tc>
           <w:tcPr/>
@@ -11930,6 +12114,7 @@
       <w:tr>
         <w:trPr>
           <w:cantSplit/>
+          <w:tblHeader/>
         </w:trPr>
         <w:tc>
           <w:tcPr/>
@@ -11979,6 +12164,7 @@
       <w:tr>
         <w:trPr>
           <w:cantSplit/>
+          <w:tblHeader/>
         </w:trPr>
         <w:tc>
           <w:tcPr/>
@@ -12028,6 +12214,7 @@
       <w:tr>
         <w:trPr>
           <w:cantSplit/>
+          <w:tblHeader/>
         </w:trPr>
         <w:tc>
           <w:tcPr/>
@@ -12077,6 +12264,7 @@
       <w:tr>
         <w:trPr>
           <w:cantSplit/>
+          <w:tblHeader/>
         </w:trPr>
         <w:tc>
           <w:tcPr/>
@@ -12126,6 +12314,7 @@
       <w:tr>
         <w:trPr>
           <w:cantSplit/>
+          <w:tblHeader/>
         </w:trPr>
         <w:tc>
           <w:tcPr/>
@@ -12264,6 +12453,7 @@
       <w:tr>
         <w:trPr>
           <w:cantSplit/>
+          <w:tblHeader/>
         </w:trPr>
         <w:tc>
           <w:tcPr/>
@@ -12291,6 +12481,7 @@
       <w:tr>
         <w:trPr>
           <w:cantSplit/>
+          <w:tblHeader/>
         </w:trPr>
         <w:tc>
           <w:tcPr/>
@@ -12318,6 +12509,7 @@
       <w:tr>
         <w:trPr>
           <w:cantSplit/>
+          <w:tblHeader/>
         </w:trPr>
         <w:tc>
           <w:tcPr/>
@@ -12345,6 +12537,7 @@
       <w:tr>
         <w:trPr>
           <w:cantSplit/>
+          <w:tblHeader/>
         </w:trPr>
         <w:tc>
           <w:tcPr/>
@@ -12372,6 +12565,7 @@
       <w:tr>
         <w:trPr>
           <w:cantSplit/>
+          <w:tblHeader/>
         </w:trPr>
         <w:tc>
           <w:tcPr/>
@@ -12399,6 +12593,7 @@
       <w:tr>
         <w:trPr>
           <w:cantSplit/>
+          <w:tblHeader/>
         </w:trPr>
         <w:tc>
           <w:tcPr/>
@@ -12485,6 +12680,7 @@
       <w:tr>
         <w:trPr>
           <w:cantSplit/>
+          <w:tblHeader/>
         </w:trPr>
         <w:tc>
           <w:tcPr/>
@@ -12512,6 +12708,7 @@
       <w:tr>
         <w:trPr>
           <w:cantSplit/>
+          <w:tblHeader/>
         </w:trPr>
         <w:tc>
           <w:tcPr/>
@@ -12539,6 +12736,7 @@
       <w:tr>
         <w:trPr>
           <w:cantSplit/>
+          <w:tblHeader/>
         </w:trPr>
         <w:tc>
           <w:tcPr/>
@@ -12566,6 +12764,7 @@
       <w:tr>
         <w:trPr>
           <w:cantSplit/>
+          <w:tblHeader/>
         </w:trPr>
         <w:tc>
           <w:tcPr/>
@@ -12593,6 +12792,7 @@
       <w:tr>
         <w:trPr>
           <w:cantSplit/>
+          <w:tblHeader/>
         </w:trPr>
         <w:tc>
           <w:tcPr/>
@@ -12620,6 +12820,7 @@
       <w:tr>
         <w:trPr>
           <w:cantSplit/>
+          <w:tblHeader/>
         </w:trPr>
         <w:tc>
           <w:tcPr/>
@@ -12706,6 +12907,7 @@
       <w:tr>
         <w:trPr>
           <w:cantSplit/>
+          <w:tblHeader/>
         </w:trPr>
         <w:tc>
           <w:tcPr/>
@@ -12733,6 +12935,7 @@
       <w:tr>
         <w:trPr>
           <w:cantSplit/>
+          <w:tblHeader/>
         </w:trPr>
         <w:tc>
           <w:tcPr/>
@@ -12760,6 +12963,7 @@
       <w:tr>
         <w:trPr>
           <w:cantSplit/>
+          <w:tblHeader/>
         </w:trPr>
         <w:tc>
           <w:tcPr/>
@@ -12787,6 +12991,7 @@
       <w:tr>
         <w:trPr>
           <w:cantSplit/>
+          <w:tblHeader/>
         </w:trPr>
         <w:tc>
           <w:tcPr/>
@@ -12814,6 +13019,7 @@
       <w:tr>
         <w:trPr>
           <w:cantSplit/>
+          <w:tblHeader/>
         </w:trPr>
         <w:tc>
           <w:tcPr/>
@@ -12841,6 +13047,7 @@
       <w:tr>
         <w:trPr>
           <w:cantSplit/>
+          <w:tblHeader/>
         </w:trPr>
         <w:tc>
           <w:tcPr/>
@@ -12927,6 +13134,7 @@
       <w:tr>
         <w:trPr>
           <w:cantSplit/>
+          <w:tblHeader/>
         </w:trPr>
         <w:tc>
           <w:tcPr/>
@@ -12954,6 +13162,7 @@
       <w:tr>
         <w:trPr>
           <w:cantSplit/>
+          <w:tblHeader/>
         </w:trPr>
         <w:tc>
           <w:tcPr/>
@@ -12981,6 +13190,7 @@
       <w:tr>
         <w:trPr>
           <w:cantSplit/>
+          <w:tblHeader/>
         </w:trPr>
         <w:tc>
           <w:tcPr/>
@@ -13008,6 +13218,7 @@
       <w:tr>
         <w:trPr>
           <w:cantSplit/>
+          <w:tblHeader/>
         </w:trPr>
         <w:tc>
           <w:tcPr/>
@@ -13035,6 +13246,7 @@
       <w:tr>
         <w:trPr>
           <w:cantSplit/>
+          <w:tblHeader/>
         </w:trPr>
         <w:tc>
           <w:tcPr/>
@@ -13062,6 +13274,7 @@
       <w:tr>
         <w:trPr>
           <w:cantSplit/>
+          <w:tblHeader/>
         </w:trPr>
         <w:tc>
           <w:tcPr/>
@@ -13148,6 +13361,7 @@
       <w:tr>
         <w:trPr>
           <w:cantSplit/>
+          <w:tblHeader/>
         </w:trPr>
         <w:tc>
           <w:tcPr/>
@@ -13175,6 +13389,7 @@
       <w:tr>
         <w:trPr>
           <w:cantSplit/>
+          <w:tblHeader/>
         </w:trPr>
         <w:tc>
           <w:tcPr/>
@@ -13202,6 +13417,7 @@
       <w:tr>
         <w:trPr>
           <w:cantSplit/>
+          <w:tblHeader/>
         </w:trPr>
         <w:tc>
           <w:tcPr/>
@@ -13229,6 +13445,7 @@
       <w:tr>
         <w:trPr>
           <w:cantSplit/>
+          <w:tblHeader/>
         </w:trPr>
         <w:tc>
           <w:tcPr/>
@@ -13256,6 +13473,7 @@
       <w:tr>
         <w:trPr>
           <w:cantSplit/>
+          <w:tblHeader/>
         </w:trPr>
         <w:tc>
           <w:tcPr/>
@@ -13283,6 +13501,7 @@
       <w:tr>
         <w:trPr>
           <w:cantSplit/>
+          <w:tblHeader/>
         </w:trPr>
         <w:tc>
           <w:tcPr/>
@@ -13369,6 +13588,7 @@
       <w:tr>
         <w:trPr>
           <w:cantSplit/>
+          <w:tblHeader/>
         </w:trPr>
         <w:tc>
           <w:tcPr/>
@@ -13396,6 +13616,7 @@
       <w:tr>
         <w:trPr>
           <w:cantSplit/>
+          <w:tblHeader/>
         </w:trPr>
         <w:tc>
           <w:tcPr/>
@@ -13423,6 +13644,7 @@
       <w:tr>
         <w:trPr>
           <w:cantSplit/>
+          <w:tblHeader/>
         </w:trPr>
         <w:tc>
           <w:tcPr/>
@@ -13450,6 +13672,7 @@
       <w:tr>
         <w:trPr>
           <w:cantSplit/>
+          <w:tblHeader/>
         </w:trPr>
         <w:tc>
           <w:tcPr/>
@@ -13477,6 +13700,7 @@
       <w:tr>
         <w:trPr>
           <w:cantSplit/>
+          <w:tblHeader/>
         </w:trPr>
         <w:tc>
           <w:tcPr/>
@@ -13504,6 +13728,7 @@
       <w:tr>
         <w:trPr>
           <w:cantSplit/>
+          <w:tblHeader/>
         </w:trPr>
         <w:tc>
           <w:tcPr/>
@@ -13590,6 +13815,7 @@
       <w:tr>
         <w:trPr>
           <w:cantSplit/>
+          <w:tblHeader/>
         </w:trPr>
         <w:tc>
           <w:tcPr/>
@@ -13617,6 +13843,7 @@
       <w:tr>
         <w:trPr>
           <w:cantSplit/>
+          <w:tblHeader/>
         </w:trPr>
         <w:tc>
           <w:tcPr/>
@@ -13644,6 +13871,7 @@
       <w:tr>
         <w:trPr>
           <w:cantSplit/>
+          <w:tblHeader/>
         </w:trPr>
         <w:tc>
           <w:tcPr/>
@@ -13671,6 +13899,7 @@
       <w:tr>
         <w:trPr>
           <w:cantSplit/>
+          <w:tblHeader/>
         </w:trPr>
         <w:tc>
           <w:tcPr/>
@@ -13698,6 +13927,7 @@
       <w:tr>
         <w:trPr>
           <w:cantSplit/>
+          <w:tblHeader/>
         </w:trPr>
         <w:tc>
           <w:tcPr/>
@@ -13725,6 +13955,7 @@
       <w:tr>
         <w:trPr>
           <w:cantSplit/>
+          <w:tblHeader/>
         </w:trPr>
         <w:tc>
           <w:tcPr/>
@@ -13811,6 +14042,7 @@
       <w:tr>
         <w:trPr>
           <w:cantSplit/>
+          <w:tblHeader/>
         </w:trPr>
         <w:tc>
           <w:tcPr/>
@@ -13871,6 +14103,7 @@
       <w:tr>
         <w:trPr>
           <w:cantSplit/>
+          <w:tblHeader/>
         </w:trPr>
         <w:tc>
           <w:tcPr/>
@@ -13898,6 +14131,7 @@
       <w:tr>
         <w:trPr>
           <w:cantSplit/>
+          <w:tblHeader/>
         </w:trPr>
         <w:tc>
           <w:tcPr/>
@@ -13925,6 +14159,7 @@
       <w:tr>
         <w:trPr>
           <w:cantSplit/>
+          <w:tblHeader/>
         </w:trPr>
         <w:tc>
           <w:tcPr/>
@@ -13964,6 +14199,7 @@
       <w:tr>
         <w:trPr>
           <w:cantSplit/>
+          <w:tblHeader/>
         </w:trPr>
         <w:tc>
           <w:tcPr/>
@@ -13991,6 +14227,7 @@
       <w:tr>
         <w:trPr>
           <w:cantSplit/>
+          <w:tblHeader/>
         </w:trPr>
         <w:tc>
           <w:tcPr/>
@@ -14077,6 +14314,7 @@
       <w:tr>
         <w:trPr>
           <w:cantSplit/>
+          <w:tblHeader/>
         </w:trPr>
         <w:tc>
           <w:tcPr/>
@@ -14104,6 +14342,7 @@
       <w:tr>
         <w:trPr>
           <w:cantSplit/>
+          <w:tblHeader/>
         </w:trPr>
         <w:tc>
           <w:tcPr/>
@@ -14131,6 +14370,7 @@
       <w:tr>
         <w:trPr>
           <w:cantSplit/>
+          <w:tblHeader/>
         </w:trPr>
         <w:tc>
           <w:tcPr/>
@@ -14158,6 +14398,7 @@
       <w:tr>
         <w:trPr>
           <w:cantSplit/>
+          <w:tblHeader/>
         </w:trPr>
         <w:tc>
           <w:tcPr/>
@@ -14206,6 +14447,7 @@
       <w:tr>
         <w:trPr>
           <w:cantSplit/>
+          <w:tblHeader/>
         </w:trPr>
         <w:tc>
           <w:tcPr/>
@@ -14233,6 +14475,7 @@
       <w:tr>
         <w:trPr>
           <w:cantSplit/>
+          <w:tblHeader/>
         </w:trPr>
         <w:tc>
           <w:tcPr/>
@@ -14319,6 +14562,7 @@
       <w:tr>
         <w:trPr>
           <w:cantSplit/>
+          <w:tblHeader/>
         </w:trPr>
         <w:tc>
           <w:tcPr/>
@@ -14346,6 +14590,7 @@
       <w:tr>
         <w:trPr>
           <w:cantSplit/>
+          <w:tblHeader/>
         </w:trPr>
         <w:tc>
           <w:tcPr/>
@@ -14385,6 +14630,7 @@
       <w:tr>
         <w:trPr>
           <w:cantSplit/>
+          <w:tblHeader/>
         </w:trPr>
         <w:tc>
           <w:tcPr/>
@@ -14412,6 +14658,7 @@
       <w:tr>
         <w:trPr>
           <w:cantSplit/>
+          <w:tblHeader/>
         </w:trPr>
         <w:tc>
           <w:tcPr/>
@@ -14466,6 +14713,7 @@
       <w:tr>
         <w:trPr>
           <w:cantSplit/>
+          <w:tblHeader/>
         </w:trPr>
         <w:tc>
           <w:tcPr/>
@@ -14493,6 +14741,7 @@
       <w:tr>
         <w:trPr>
           <w:cantSplit/>
+          <w:tblHeader/>
         </w:trPr>
         <w:tc>
           <w:tcPr/>
@@ -14579,6 +14828,7 @@
       <w:tr>
         <w:trPr>
           <w:cantSplit/>
+          <w:tblHeader/>
         </w:trPr>
         <w:tc>
           <w:tcPr/>
@@ -14606,6 +14856,7 @@
       <w:tr>
         <w:trPr>
           <w:cantSplit/>
+          <w:tblHeader/>
         </w:trPr>
         <w:tc>
           <w:tcPr/>
@@ -14645,6 +14896,7 @@
       <w:tr>
         <w:trPr>
           <w:cantSplit/>
+          <w:tblHeader/>
         </w:trPr>
         <w:tc>
           <w:tcPr/>
@@ -14672,6 +14924,7 @@
       <w:tr>
         <w:trPr>
           <w:cantSplit/>
+          <w:tblHeader/>
         </w:trPr>
         <w:tc>
           <w:tcPr/>
@@ -14699,6 +14952,7 @@
       <w:tr>
         <w:trPr>
           <w:cantSplit/>
+          <w:tblHeader/>
         </w:trPr>
         <w:tc>
           <w:tcPr/>
@@ -14726,6 +14980,7 @@
       <w:tr>
         <w:trPr>
           <w:cantSplit/>
+          <w:tblHeader/>
         </w:trPr>
         <w:tc>
           <w:tcPr/>
@@ -14812,6 +15067,7 @@
       <w:tr>
         <w:trPr>
           <w:cantSplit/>
+          <w:tblHeader/>
         </w:trPr>
         <w:tc>
           <w:tcPr/>
@@ -14848,6 +15104,7 @@
       <w:tr>
         <w:trPr>
           <w:cantSplit/>
+          <w:tblHeader/>
         </w:trPr>
         <w:tc>
           <w:tcPr/>
@@ -14875,6 +15132,7 @@
       <w:tr>
         <w:trPr>
           <w:cantSplit/>
+          <w:tblHeader/>
         </w:trPr>
         <w:tc>
           <w:tcPr/>
@@ -14902,6 +15160,7 @@
       <w:tr>
         <w:trPr>
           <w:cantSplit/>
+          <w:tblHeader/>
         </w:trPr>
         <w:tc>
           <w:tcPr/>
@@ -14929,6 +15188,7 @@
       <w:tr>
         <w:trPr>
           <w:cantSplit/>
+          <w:tblHeader/>
         </w:trPr>
         <w:tc>
           <w:tcPr/>
@@ -14956,6 +15216,7 @@
       <w:tr>
         <w:trPr>
           <w:cantSplit/>
+          <w:tblHeader/>
         </w:trPr>
         <w:tc>
           <w:tcPr/>
@@ -15042,6 +15303,7 @@
       <w:tr>
         <w:trPr>
           <w:cantSplit/>
+          <w:tblHeader/>
         </w:trPr>
         <w:tc>
           <w:tcPr/>
@@ -15090,6 +15352,7 @@
       <w:tr>
         <w:trPr>
           <w:cantSplit/>
+          <w:tblHeader/>
         </w:trPr>
         <w:tc>
           <w:tcPr/>
@@ -15117,6 +15380,7 @@
       <w:tr>
         <w:trPr>
           <w:cantSplit/>
+          <w:tblHeader/>
         </w:trPr>
         <w:tc>
           <w:tcPr/>
@@ -15144,6 +15408,7 @@
       <w:tr>
         <w:trPr>
           <w:cantSplit/>
+          <w:tblHeader/>
         </w:trPr>
         <w:tc>
           <w:tcPr/>
@@ -15171,6 +15436,7 @@
       <w:tr>
         <w:trPr>
           <w:cantSplit/>
+          <w:tblHeader/>
         </w:trPr>
         <w:tc>
           <w:tcPr/>
@@ -15198,6 +15464,7 @@
       <w:tr>
         <w:trPr>
           <w:cantSplit/>
+          <w:tblHeader/>
         </w:trPr>
         <w:tc>
           <w:tcPr/>
@@ -15284,6 +15551,7 @@
       <w:tr>
         <w:trPr>
           <w:cantSplit/>
+          <w:tblHeader/>
         </w:trPr>
         <w:tc>
           <w:tcPr/>
@@ -15311,6 +15579,7 @@
       <w:tr>
         <w:trPr>
           <w:cantSplit/>
+          <w:tblHeader/>
         </w:trPr>
         <w:tc>
           <w:tcPr/>
@@ -15362,6 +15631,7 @@
       <w:tr>
         <w:trPr>
           <w:cantSplit/>
+          <w:tblHeader/>
         </w:trPr>
         <w:tc>
           <w:tcPr/>
@@ -15389,6 +15659,7 @@
       <w:tr>
         <w:trPr>
           <w:cantSplit/>
+          <w:tblHeader/>
         </w:trPr>
         <w:tc>
           <w:tcPr/>
@@ -15416,6 +15687,7 @@
       <w:tr>
         <w:trPr>
           <w:cantSplit/>
+          <w:tblHeader/>
         </w:trPr>
         <w:tc>
           <w:tcPr/>
@@ -15443,6 +15715,7 @@
       <w:tr>
         <w:trPr>
           <w:cantSplit/>
+          <w:tblHeader/>
         </w:trPr>
         <w:tc>
           <w:tcPr/>
@@ -15529,6 +15802,7 @@
       <w:tr>
         <w:trPr>
           <w:cantSplit/>
+          <w:tblHeader/>
         </w:trPr>
         <w:tc>
           <w:tcPr/>
@@ -15556,6 +15830,7 @@
       <w:tr>
         <w:trPr>
           <w:cantSplit/>
+          <w:tblHeader/>
         </w:trPr>
         <w:tc>
           <w:tcPr/>
@@ -15583,6 +15858,7 @@
       <w:tr>
         <w:trPr>
           <w:cantSplit/>
+          <w:tblHeader/>
         </w:trPr>
         <w:tc>
           <w:tcPr/>
@@ -15610,6 +15886,7 @@
       <w:tr>
         <w:trPr>
           <w:cantSplit/>
+          <w:tblHeader/>
         </w:trPr>
         <w:tc>
           <w:tcPr/>
@@ -15637,6 +15914,7 @@
       <w:tr>
         <w:trPr>
           <w:cantSplit/>
+          <w:tblHeader/>
         </w:trPr>
         <w:tc>
           <w:tcPr/>
@@ -15664,6 +15942,7 @@
       <w:tr>
         <w:trPr>
           <w:cantSplit/>
+          <w:tblHeader/>
         </w:trPr>
         <w:tc>
           <w:tcPr/>
@@ -15750,6 +16029,7 @@
       <w:tr>
         <w:trPr>
           <w:cantSplit/>
+          <w:tblHeader/>
         </w:trPr>
         <w:tc>
           <w:tcPr/>
@@ -15777,6 +16057,7 @@
       <w:tr>
         <w:trPr>
           <w:cantSplit/>
+          <w:tblHeader/>
         </w:trPr>
         <w:tc>
           <w:tcPr/>
@@ -15804,6 +16085,7 @@
       <w:tr>
         <w:trPr>
           <w:cantSplit/>
+          <w:tblHeader/>
         </w:trPr>
         <w:tc>
           <w:tcPr/>
@@ -15831,6 +16113,7 @@
       <w:tr>
         <w:trPr>
           <w:cantSplit/>
+          <w:tblHeader/>
         </w:trPr>
         <w:tc>
           <w:tcPr/>
@@ -15858,6 +16141,7 @@
       <w:tr>
         <w:trPr>
           <w:cantSplit/>
+          <w:tblHeader/>
         </w:trPr>
         <w:tc>
           <w:tcPr/>
@@ -15885,6 +16169,7 @@
       <w:tr>
         <w:trPr>
           <w:cantSplit/>
+          <w:tblHeader/>
         </w:trPr>
         <w:tc>
           <w:tcPr/>
@@ -15971,6 +16256,7 @@
       <w:tr>
         <w:trPr>
           <w:cantSplit/>
+          <w:tblHeader/>
         </w:trPr>
         <w:tc>
           <w:tcPr/>
@@ -15998,6 +16284,7 @@
       <w:tr>
         <w:trPr>
           <w:cantSplit/>
+          <w:tblHeader/>
         </w:trPr>
         <w:tc>
           <w:tcPr/>
@@ -16037,6 +16324,7 @@
       <w:tr>
         <w:trPr>
           <w:cantSplit/>
+          <w:tblHeader/>
         </w:trPr>
         <w:tc>
           <w:tcPr/>
@@ -16064,6 +16352,7 @@
       <w:tr>
         <w:trPr>
           <w:cantSplit/>
+          <w:tblHeader/>
         </w:trPr>
         <w:tc>
           <w:tcPr/>
@@ -16091,6 +16380,7 @@
       <w:tr>
         <w:trPr>
           <w:cantSplit/>
+          <w:tblHeader/>
         </w:trPr>
         <w:tc>
           <w:tcPr/>
@@ -16118,6 +16408,7 @@
       <w:tr>
         <w:trPr>
           <w:cantSplit/>
+          <w:tblHeader/>
         </w:trPr>
         <w:tc>
           <w:tcPr/>
@@ -16204,6 +16495,7 @@
       <w:tr>
         <w:trPr>
           <w:cantSplit/>
+          <w:tblHeader/>
         </w:trPr>
         <w:tc>
           <w:tcPr/>
@@ -16231,6 +16523,7 @@
       <w:tr>
         <w:trPr>
           <w:cantSplit/>
+          <w:tblHeader/>
         </w:trPr>
         <w:tc>
           <w:tcPr/>
@@ -16258,6 +16551,7 @@
       <w:tr>
         <w:trPr>
           <w:cantSplit/>
+          <w:tblHeader/>
         </w:trPr>
         <w:tc>
           <w:tcPr/>
@@ -16285,6 +16579,7 @@
       <w:tr>
         <w:trPr>
           <w:cantSplit/>
+          <w:tblHeader/>
         </w:trPr>
         <w:tc>
           <w:tcPr/>
@@ -16312,6 +16607,7 @@
       <w:tr>
         <w:trPr>
           <w:cantSplit/>
+          <w:tblHeader/>
         </w:trPr>
         <w:tc>
           <w:tcPr/>
@@ -16339,6 +16635,7 @@
       <w:tr>
         <w:trPr>
           <w:cantSplit/>
+          <w:tblHeader/>
         </w:trPr>
         <w:tc>
           <w:tcPr/>
@@ -16425,6 +16722,7 @@
       <w:tr>
         <w:trPr>
           <w:cantSplit/>
+          <w:tblHeader/>
         </w:trPr>
         <w:tc>
           <w:tcPr/>
@@ -16452,6 +16750,7 @@
       <w:tr>
         <w:trPr>
           <w:cantSplit/>
+          <w:tblHeader/>
         </w:trPr>
         <w:tc>
           <w:tcPr/>
@@ -16479,6 +16778,7 @@
       <w:tr>
         <w:trPr>
           <w:cantSplit/>
+          <w:tblHeader/>
         </w:trPr>
         <w:tc>
           <w:tcPr/>
@@ -16506,6 +16806,7 @@
       <w:tr>
         <w:trPr>
           <w:cantSplit/>
+          <w:tblHeader/>
         </w:trPr>
         <w:tc>
           <w:tcPr/>
@@ -16533,6 +16834,7 @@
       <w:tr>
         <w:trPr>
           <w:cantSplit/>
+          <w:tblHeader/>
         </w:trPr>
         <w:tc>
           <w:tcPr/>
@@ -16560,6 +16862,7 @@
       <w:tr>
         <w:trPr>
           <w:cantSplit/>
+          <w:tblHeader/>
         </w:trPr>
         <w:tc>
           <w:tcPr/>
@@ -16783,6 +17086,7 @@
       <w:tr>
         <w:trPr>
           <w:cantSplit/>
+          <w:tblHeader/>
         </w:trPr>
         <w:tc>
           <w:tcPr/>
@@ -16874,6 +17178,7 @@
       <w:tr>
         <w:trPr>
           <w:cantSplit/>
+          <w:tblHeader/>
         </w:trPr>
         <w:tc>
           <w:tcPr/>
@@ -16965,6 +17270,7 @@
       <w:tr>
         <w:trPr>
           <w:cantSplit/>
+          <w:tblHeader/>
         </w:trPr>
         <w:tc>
           <w:tcPr/>
@@ -17056,6 +17362,7 @@
       <w:tr>
         <w:trPr>
           <w:cantSplit/>
+          <w:tblHeader/>
         </w:trPr>
         <w:tc>
           <w:tcPr/>
@@ -17150,6 +17457,7 @@
       <w:tr>
         <w:trPr>
           <w:cantSplit/>
+          <w:tblHeader/>
         </w:trPr>
         <w:tc>
           <w:tcPr/>
@@ -17241,6 +17549,7 @@
       <w:tr>
         <w:trPr>
           <w:cantSplit/>
+          <w:tblHeader/>
         </w:trPr>
         <w:tc>
           <w:tcPr/>
@@ -17335,6 +17644,7 @@
       <w:tr>
         <w:trPr>
           <w:cantSplit/>
+          <w:tblHeader/>
         </w:trPr>
         <w:tc>
           <w:tcPr/>
@@ -17426,6 +17736,7 @@
       <w:tr>
         <w:trPr>
           <w:cantSplit/>
+          <w:tblHeader/>
         </w:trPr>
         <w:tc>
           <w:tcPr/>
@@ -17517,6 +17828,7 @@
       <w:tr>
         <w:trPr>
           <w:cantSplit/>
+          <w:tblHeader/>
         </w:trPr>
         <w:tc>
           <w:tcPr/>
@@ -17599,6 +17911,7 @@
       <w:tr>
         <w:trPr>
           <w:cantSplit/>
+          <w:tblHeader/>
         </w:trPr>
         <w:tc>
           <w:tcPr/>
@@ -17681,6 +17994,7 @@
       <w:tr>
         <w:trPr>
           <w:cantSplit/>
+          <w:tblHeader/>
         </w:trPr>
         <w:tc>
           <w:tcPr/>
@@ -17763,6 +18077,7 @@
       <w:tr>
         <w:trPr>
           <w:cantSplit/>
+          <w:tblHeader/>
         </w:trPr>
         <w:tc>
           <w:tcPr/>
@@ -17845,6 +18160,7 @@
       <w:tr>
         <w:trPr>
           <w:cantSplit/>
+          <w:tblHeader/>
         </w:trPr>
         <w:tc>
           <w:tcPr/>
@@ -17927,6 +18243,7 @@
       <w:tr>
         <w:trPr>
           <w:cantSplit/>
+          <w:tblHeader/>
         </w:trPr>
         <w:tc>
           <w:tcPr/>
@@ -18009,6 +18326,7 @@
       <w:tr>
         <w:trPr>
           <w:cantSplit/>
+          <w:tblHeader/>
         </w:trPr>
         <w:tc>
           <w:tcPr/>
@@ -18091,6 +18409,7 @@
       <w:tr>
         <w:trPr>
           <w:cantSplit/>
+          <w:tblHeader/>
         </w:trPr>
         <w:tc>
           <w:tcPr/>
@@ -18173,6 +18492,7 @@
       <w:tr>
         <w:trPr>
           <w:cantSplit/>
+          <w:tblHeader/>
         </w:trPr>
         <w:tc>
           <w:tcPr/>
@@ -18276,6 +18596,7 @@
       <w:tr>
         <w:trPr>
           <w:cantSplit/>
+          <w:tblHeader/>
         </w:trPr>
         <w:tc>
           <w:tcPr/>
@@ -18358,6 +18679,7 @@
       <w:tr>
         <w:trPr>
           <w:cantSplit/>
+          <w:tblHeader/>
         </w:trPr>
         <w:tc>
           <w:tcPr/>
@@ -18440,6 +18762,7 @@
       <w:tr>
         <w:trPr>
           <w:cantSplit/>
+          <w:tblHeader/>
         </w:trPr>
         <w:tc>
           <w:tcPr/>
@@ -18522,6 +18845,7 @@
       <w:tr>
         <w:trPr>
           <w:cantSplit/>
+          <w:tblHeader/>
         </w:trPr>
         <w:tc>
           <w:tcPr/>
@@ -18616,6 +18940,7 @@
       <w:tr>
         <w:trPr>
           <w:cantSplit/>
+          <w:tblHeader/>
         </w:trPr>
         <w:tc>
           <w:tcPr/>
@@ -18710,6 +19035,7 @@
       <w:tr>
         <w:trPr>
           <w:cantSplit/>
+          <w:tblHeader/>
         </w:trPr>
         <w:tc>
           <w:tcPr/>
@@ -18792,6 +19118,7 @@
       <w:tr>
         <w:trPr>
           <w:cantSplit/>
+          <w:tblHeader/>
         </w:trPr>
         <w:tc>
           <w:tcPr/>
@@ -18874,6 +19201,7 @@
       <w:tr>
         <w:trPr>
           <w:cantSplit/>
+          <w:tblHeader/>
         </w:trPr>
         <w:tc>
           <w:tcPr/>
@@ -19046,6 +19374,7 @@
       <w:tr>
         <w:trPr>
           <w:cantSplit/>
+          <w:tblHeader/>
         </w:trPr>
         <w:tc>
           <w:tcPr/>
@@ -19095,6 +19424,7 @@
       <w:tr>
         <w:trPr>
           <w:cantSplit/>
+          <w:tblHeader/>
         </w:trPr>
         <w:tc>
           <w:tcPr/>
@@ -19144,6 +19474,7 @@
       <w:tr>
         <w:trPr>
           <w:cantSplit/>
+          <w:tblHeader/>
         </w:trPr>
         <w:tc>
           <w:tcPr/>
@@ -19193,6 +19524,7 @@
       <w:tr>
         <w:trPr>
           <w:cantSplit/>
+          <w:tblHeader/>
         </w:trPr>
         <w:tc>
           <w:tcPr/>
@@ -19242,6 +19574,7 @@
       <w:tr>
         <w:trPr>
           <w:cantSplit/>
+          <w:tblHeader/>
         </w:trPr>
         <w:tc>
           <w:tcPr/>
@@ -19291,6 +19624,7 @@
       <w:tr>
         <w:trPr>
           <w:cantSplit/>
+          <w:tblHeader/>
         </w:trPr>
         <w:tc>
           <w:tcPr/>
@@ -19340,6 +19674,7 @@
       <w:tr>
         <w:trPr>
           <w:cantSplit/>
+          <w:tblHeader/>
         </w:trPr>
         <w:tc>
           <w:tcPr/>
@@ -19389,6 +19724,7 @@
       <w:tr>
         <w:trPr>
           <w:cantSplit/>
+          <w:tblHeader/>
         </w:trPr>
         <w:tc>
           <w:tcPr/>
@@ -19438,6 +19774,7 @@
       <w:tr>
         <w:trPr>
           <w:cantSplit/>
+          <w:tblHeader/>
         </w:trPr>
         <w:tc>
           <w:tcPr/>
@@ -19487,6 +19824,7 @@
       <w:tr>
         <w:trPr>
           <w:cantSplit/>
+          <w:tblHeader/>
         </w:trPr>
         <w:tc>
           <w:tcPr/>
@@ -19536,6 +19874,7 @@
       <w:tr>
         <w:trPr>
           <w:cantSplit/>
+          <w:tblHeader/>
         </w:trPr>
         <w:tc>
           <w:tcPr/>
@@ -19585,6 +19924,7 @@
       <w:tr>
         <w:trPr>
           <w:cantSplit/>
+          <w:tblHeader/>
         </w:trPr>
         <w:tc>
           <w:tcPr/>
@@ -19634,6 +19974,7 @@
       <w:tr>
         <w:trPr>
           <w:cantSplit/>
+          <w:tblHeader/>
         </w:trPr>
         <w:tc>
           <w:tcPr/>
@@ -19683,6 +20024,7 @@
       <w:tr>
         <w:trPr>
           <w:cantSplit/>
+          <w:tblHeader/>
         </w:trPr>
         <w:tc>
           <w:tcPr/>
@@ -19732,6 +20074,7 @@
       <w:tr>
         <w:trPr>
           <w:cantSplit/>
+          <w:tblHeader/>
         </w:trPr>
         <w:tc>
           <w:tcPr/>
@@ -19781,6 +20124,7 @@
       <w:tr>
         <w:trPr>
           <w:cantSplit/>
+          <w:tblHeader/>
         </w:trPr>
         <w:tc>
           <w:tcPr/>
@@ -19830,6 +20174,7 @@
       <w:tr>
         <w:trPr>
           <w:cantSplit/>
+          <w:tblHeader/>
         </w:trPr>
         <w:tc>
           <w:tcPr/>
@@ -19879,6 +20224,7 @@
       <w:tr>
         <w:trPr>
           <w:cantSplit/>
+          <w:tblHeader/>
         </w:trPr>
         <w:tc>
           <w:tcPr/>
@@ -19928,6 +20274,7 @@
       <w:tr>
         <w:trPr>
           <w:cantSplit/>
+          <w:tblHeader/>
         </w:trPr>
         <w:tc>
           <w:tcPr/>
@@ -19977,6 +20324,7 @@
       <w:tr>
         <w:trPr>
           <w:cantSplit/>
+          <w:tblHeader/>
         </w:trPr>
         <w:tc>
           <w:tcPr/>
@@ -20026,6 +20374,7 @@
       <w:tr>
         <w:trPr>
           <w:cantSplit/>
+          <w:tblHeader/>
         </w:trPr>
         <w:tc>
           <w:tcPr/>
@@ -20075,6 +20424,7 @@
       <w:tr>
         <w:trPr>
           <w:cantSplit/>
+          <w:tblHeader/>
         </w:trPr>
         <w:tc>
           <w:tcPr/>
@@ -20124,6 +20474,7 @@
       <w:tr>
         <w:trPr>
           <w:cantSplit/>
+          <w:tblHeader/>
         </w:trPr>
         <w:tc>
           <w:tcPr/>
@@ -20173,6 +20524,7 @@
       <w:tr>
         <w:trPr>
           <w:cantSplit/>
+          <w:tblHeader/>
         </w:trPr>
         <w:tc>
           <w:tcPr/>
@@ -20222,6 +20574,7 @@
       <w:tr>
         <w:trPr>
           <w:cantSplit/>
+          <w:tblHeader/>
         </w:trPr>
         <w:tc>
           <w:tcPr/>
@@ -20271,6 +20624,7 @@
       <w:tr>
         <w:trPr>
           <w:cantSplit/>
+          <w:tblHeader/>
         </w:trPr>
         <w:tc>
           <w:tcPr/>
@@ -20320,6 +20674,7 @@
       <w:tr>
         <w:trPr>
           <w:cantSplit/>
+          <w:tblHeader/>
         </w:trPr>
         <w:tc>
           <w:tcPr/>
@@ -20369,6 +20724,7 @@
       <w:tr>
         <w:trPr>
           <w:cantSplit/>
+          <w:tblHeader/>
         </w:trPr>
         <w:tc>
           <w:tcPr/>
@@ -20418,6 +20774,7 @@
       <w:tr>
         <w:trPr>
           <w:cantSplit/>
+          <w:tblHeader/>
         </w:trPr>
         <w:tc>
           <w:tcPr/>
@@ -20467,6 +20824,7 @@
       <w:tr>
         <w:trPr>
           <w:cantSplit/>
+          <w:tblHeader/>
         </w:trPr>
         <w:tc>
           <w:tcPr/>
@@ -20516,6 +20874,7 @@
       <w:tr>
         <w:trPr>
           <w:cantSplit/>
+          <w:tblHeader/>
         </w:trPr>
         <w:tc>
           <w:tcPr/>
@@ -20684,6 +21043,7 @@
       <w:tr>
         <w:trPr>
           <w:cantSplit/>
+          <w:tblHeader/>
         </w:trPr>
         <w:tc>
           <w:tcPr/>
@@ -20711,6 +21071,7 @@
       <w:tr>
         <w:trPr>
           <w:cantSplit/>
+          <w:tblHeader/>
         </w:trPr>
         <w:tc>
           <w:tcPr/>
@@ -20792,6 +21153,7 @@
       <w:tr>
         <w:trPr>
           <w:cantSplit/>
+          <w:tblHeader/>
         </w:trPr>
         <w:tc>
           <w:tcPr/>
@@ -20819,6 +21181,7 @@
       <w:tr>
         <w:trPr>
           <w:cantSplit/>
+          <w:tblHeader/>
         </w:trPr>
         <w:tc>
           <w:tcPr/>
@@ -20896,6 +21259,7 @@
       <w:tr>
         <w:trPr>
           <w:cantSplit/>
+          <w:tblHeader/>
         </w:trPr>
         <w:tc>
           <w:tcPr/>
@@ -20923,6 +21287,7 @@
       <w:tr>
         <w:trPr>
           <w:cantSplit/>
+          <w:tblHeader/>
         </w:trPr>
         <w:tc>
           <w:tcPr/>
@@ -20950,6 +21315,7 @@
       <w:tr>
         <w:trPr>
           <w:cantSplit/>
+          <w:tblHeader/>
         </w:trPr>
         <w:tc>
           <w:tcPr/>
@@ -21072,6 +21438,7 @@
       <w:tr>
         <w:trPr>
           <w:cantSplit/>
+          <w:tblHeader/>
         </w:trPr>
         <w:tc>
           <w:tcPr/>
@@ -21099,6 +21466,7 @@
       <w:tr>
         <w:trPr>
           <w:cantSplit/>
+          <w:tblHeader/>
         </w:trPr>
         <w:tc>
           <w:tcPr/>
@@ -21126,6 +21494,7 @@
       <w:tr>
         <w:trPr>
           <w:cantSplit/>
+          <w:tblHeader/>
         </w:trPr>
         <w:tc>
           <w:tcPr/>
@@ -21153,6 +21522,7 @@
       <w:tr>
         <w:trPr>
           <w:cantSplit/>
+          <w:tblHeader/>
         </w:trPr>
         <w:tc>
           <w:tcPr/>
@@ -21180,6 +21550,7 @@
       <w:tr>
         <w:trPr>
           <w:cantSplit/>
+          <w:tblHeader/>
         </w:trPr>
         <w:tc>
           <w:tcPr/>
@@ -21207,6 +21578,7 @@
       <w:tr>
         <w:trPr>
           <w:cantSplit/>
+          <w:tblHeader/>
         </w:trPr>
         <w:tc>
           <w:tcPr/>
@@ -21234,6 +21606,7 @@
       <w:tr>
         <w:trPr>
           <w:cantSplit/>
+          <w:tblHeader/>
         </w:trPr>
         <w:tc>
           <w:tcPr/>
@@ -21311,6 +21684,7 @@
       <w:tr>
         <w:trPr>
           <w:cantSplit/>
+          <w:tblHeader/>
         </w:trPr>
         <w:tc>
           <w:tcPr/>
@@ -21338,6 +21712,7 @@
       <w:tr>
         <w:trPr>
           <w:cantSplit/>
+          <w:tblHeader/>
         </w:trPr>
         <w:tc>
           <w:tcPr/>
@@ -21365,6 +21740,7 @@
       <w:tr>
         <w:trPr>
           <w:cantSplit/>
+          <w:tblHeader/>
         </w:trPr>
         <w:tc>
           <w:tcPr/>
@@ -21487,6 +21863,7 @@
       <w:tr>
         <w:trPr>
           <w:cantSplit/>
+          <w:tblHeader/>
         </w:trPr>
         <w:tc>
           <w:tcPr/>
@@ -21523,6 +21900,7 @@
       <w:tr>
         <w:trPr>
           <w:cantSplit/>
+          <w:tblHeader/>
         </w:trPr>
         <w:tc>
           <w:tcPr/>
@@ -21550,6 +21928,7 @@
       <w:tr>
         <w:trPr>
           <w:cantSplit/>
+          <w:tblHeader/>
         </w:trPr>
         <w:tc>
           <w:tcPr/>
@@ -21595,6 +21974,7 @@
       <w:tr>
         <w:trPr>
           <w:cantSplit/>
+          <w:tblHeader/>
         </w:trPr>
         <w:tc>
           <w:tcPr/>
@@ -21672,6 +22052,7 @@
       <w:tr>
         <w:trPr>
           <w:cantSplit/>
+          <w:tblHeader/>
         </w:trPr>
         <w:tc>
           <w:tcPr/>
@@ -21699,6 +22080,7 @@
       <w:tr>
         <w:trPr>
           <w:cantSplit/>
+          <w:tblHeader/>
         </w:trPr>
         <w:tc>
           <w:tcPr/>
@@ -21821,6 +22203,7 @@
       <w:tr>
         <w:trPr>
           <w:cantSplit/>
+          <w:tblHeader/>
         </w:trPr>
         <w:tc>
           <w:tcPr/>
@@ -21857,6 +22240,7 @@
       <w:tr>
         <w:trPr>
           <w:cantSplit/>
+          <w:tblHeader/>
         </w:trPr>
         <w:tc>
           <w:tcPr/>
@@ -21884,6 +22268,7 @@
       <w:tr>
         <w:trPr>
           <w:cantSplit/>
+          <w:tblHeader/>
         </w:trPr>
         <w:tc>
           <w:tcPr/>
@@ -21920,6 +22305,7 @@
       <w:tr>
         <w:trPr>
           <w:cantSplit/>
+          <w:tblHeader/>
         </w:trPr>
         <w:tc>
           <w:tcPr/>
@@ -21947,6 +22333,7 @@
       <w:tr>
         <w:trPr>
           <w:cantSplit/>
+          <w:tblHeader/>
         </w:trPr>
         <w:tc>
           <w:tcPr/>
@@ -21974,6 +22361,7 @@
       <w:tr>
         <w:trPr>
           <w:cantSplit/>
+          <w:tblHeader/>
         </w:trPr>
         <w:tc>
           <w:tcPr/>
@@ -22001,6 +22389,7 @@
       <w:tr>
         <w:trPr>
           <w:cantSplit/>
+          <w:tblHeader/>
         </w:trPr>
         <w:tc>
           <w:tcPr/>
@@ -22078,6 +22467,7 @@
       <w:tr>
         <w:trPr>
           <w:cantSplit/>
+          <w:tblHeader/>
         </w:trPr>
         <w:tc>
           <w:tcPr/>
@@ -22105,6 +22495,7 @@
       <w:tr>
         <w:trPr>
           <w:cantSplit/>
+          <w:tblHeader/>
         </w:trPr>
         <w:tc>
           <w:tcPr/>
@@ -22132,6 +22523,7 @@
       <w:tr>
         <w:trPr>
           <w:cantSplit/>
+          <w:tblHeader/>
         </w:trPr>
         <w:tc>
           <w:tcPr/>
@@ -22159,6 +22551,7 @@
       <w:tr>
         <w:trPr>
           <w:cantSplit/>
+          <w:tblHeader/>
         </w:trPr>
         <w:tc>
           <w:tcPr/>
@@ -22186,6 +22579,7 @@
       <w:tr>
         <w:trPr>
           <w:cantSplit/>
+          <w:tblHeader/>
         </w:trPr>
         <w:tc>
           <w:tcPr/>
@@ -22314,6 +22708,7 @@
       <w:tr>
         <w:trPr>
           <w:cantSplit/>
+          <w:tblHeader/>
         </w:trPr>
         <w:tc>
           <w:tcPr/>
@@ -22341,6 +22736,7 @@
       <w:tr>
         <w:trPr>
           <w:cantSplit/>
+          <w:tblHeader/>
         </w:trPr>
         <w:tc>
           <w:tcPr/>
@@ -22392,6 +22788,7 @@
       <w:tr>
         <w:trPr>
           <w:cantSplit/>
+          <w:tblHeader/>
         </w:trPr>
         <w:tc>
           <w:tcPr/>
@@ -22469,6 +22866,7 @@
       <w:tr>
         <w:trPr>
           <w:cantSplit/>
+          <w:tblHeader/>
         </w:trPr>
         <w:tc>
           <w:tcPr/>
@@ -22496,6 +22894,7 @@
       <w:tr>
         <w:trPr>
           <w:cantSplit/>
+          <w:tblHeader/>
         </w:trPr>
         <w:tc>
           <w:tcPr/>
@@ -22618,6 +23017,7 @@
       <w:tr>
         <w:trPr>
           <w:cantSplit/>
+          <w:tblHeader/>
         </w:trPr>
         <w:tc>
           <w:tcPr/>
@@ -22645,6 +23045,7 @@
       <w:tr>
         <w:trPr>
           <w:cantSplit/>
+          <w:tblHeader/>
         </w:trPr>
         <w:tc>
           <w:tcPr/>
@@ -22672,6 +23073,7 @@
       <w:tr>
         <w:trPr>
           <w:cantSplit/>
+          <w:tblHeader/>
         </w:trPr>
         <w:tc>
           <w:tcPr/>
@@ -22699,6 +23101,7 @@
       <w:tr>
         <w:trPr>
           <w:cantSplit/>
+          <w:tblHeader/>
         </w:trPr>
         <w:tc>
           <w:tcPr/>
@@ -22726,6 +23129,7 @@
       <w:tr>
         <w:trPr>
           <w:cantSplit/>
+          <w:tblHeader/>
         </w:trPr>
         <w:tc>
           <w:tcPr/>
@@ -22753,6 +23157,7 @@
       <w:tr>
         <w:trPr>
           <w:cantSplit/>
+          <w:tblHeader/>
         </w:trPr>
         <w:tc>
           <w:tcPr/>
@@ -22780,6 +23185,7 @@
       <w:tr>
         <w:trPr>
           <w:cantSplit/>
+          <w:tblHeader/>
         </w:trPr>
         <w:tc>
           <w:tcPr/>
@@ -22911,6 +23317,7 @@
       <w:tr>
         <w:trPr>
           <w:cantSplit/>
+          <w:tblHeader/>
         </w:trPr>
         <w:tc>
           <w:tcPr/>
@@ -22938,6 +23345,7 @@
       <w:tr>
         <w:trPr>
           <w:cantSplit/>
+          <w:tblHeader/>
         </w:trPr>
         <w:tc>
           <w:tcPr/>
@@ -22965,6 +23373,7 @@
       <w:tr>
         <w:trPr>
           <w:cantSplit/>
+          <w:tblHeader/>
         </w:trPr>
         <w:tc>
           <w:tcPr/>
@@ -23093,6 +23502,7 @@
       <w:tr>
         <w:trPr>
           <w:cantSplit/>
+          <w:tblHeader/>
         </w:trPr>
         <w:tc>
           <w:tcPr/>
@@ -23120,6 +23530,7 @@
       <w:tr>
         <w:trPr>
           <w:cantSplit/>
+          <w:tblHeader/>
         </w:trPr>
         <w:tc>
           <w:tcPr/>
@@ -23147,6 +23558,7 @@
       <w:tr>
         <w:trPr>
           <w:cantSplit/>
+          <w:tblHeader/>
         </w:trPr>
         <w:tc>
           <w:tcPr/>
@@ -23216,6 +23628,7 @@
       <w:tr>
         <w:trPr>
           <w:cantSplit/>
+          <w:tblHeader/>
         </w:trPr>
         <w:tc>
           <w:tcPr/>
@@ -23243,6 +23656,7 @@
       <w:tr>
         <w:trPr>
           <w:cantSplit/>
+          <w:tblHeader/>
         </w:trPr>
         <w:tc>
           <w:tcPr/>
@@ -23270,6 +23684,7 @@
       <w:tr>
         <w:trPr>
           <w:cantSplit/>
+          <w:tblHeader/>
         </w:trPr>
         <w:tc>
           <w:tcPr/>
@@ -23347,6 +23762,7 @@
       <w:tr>
         <w:trPr>
           <w:cantSplit/>
+          <w:tblHeader/>
         </w:trPr>
         <w:tc>
           <w:tcPr/>
@@ -23374,6 +23790,7 @@
       <w:tr>
         <w:trPr>
           <w:cantSplit/>
+          <w:tblHeader/>
         </w:trPr>
         <w:tc>
           <w:tcPr/>
@@ -23496,6 +23913,7 @@
       <w:tr>
         <w:trPr>
           <w:cantSplit/>
+          <w:tblHeader/>
         </w:trPr>
         <w:tc>
           <w:tcPr/>
@@ -23523,6 +23941,7 @@
       <w:tr>
         <w:trPr>
           <w:cantSplit/>
+          <w:tblHeader/>
         </w:trPr>
         <w:tc>
           <w:tcPr/>
@@ -23559,6 +23978,7 @@
       <w:tr>
         <w:trPr>
           <w:cantSplit/>
+          <w:tblHeader/>
         </w:trPr>
         <w:tc>
           <w:tcPr/>
@@ -23586,6 +24006,7 @@
       <w:tr>
         <w:trPr>
           <w:cantSplit/>
+          <w:tblHeader/>
         </w:trPr>
         <w:tc>
           <w:tcPr/>
@@ -23613,6 +24034,7 @@
       <w:tr>
         <w:trPr>
           <w:cantSplit/>
+          <w:tblHeader/>
         </w:trPr>
         <w:tc>
           <w:tcPr/>
@@ -23690,6 +24112,7 @@
       <w:tr>
         <w:trPr>
           <w:cantSplit/>
+          <w:tblHeader/>
         </w:trPr>
         <w:tc>
           <w:tcPr/>
@@ -23812,6 +24235,7 @@
       <w:tr>
         <w:trPr>
           <w:cantSplit/>
+          <w:tblHeader/>
         </w:trPr>
         <w:tc>
           <w:tcPr/>
@@ -23839,6 +24263,7 @@
       <w:tr>
         <w:trPr>
           <w:cantSplit/>
+          <w:tblHeader/>
         </w:trPr>
         <w:tc>
           <w:tcPr/>
@@ -23884,6 +24309,7 @@
       <w:tr>
         <w:trPr>
           <w:cantSplit/>
+          <w:tblHeader/>
         </w:trPr>
         <w:tc>
           <w:tcPr/>
@@ -23911,6 +24337,7 @@
       <w:tr>
         <w:trPr>
           <w:cantSplit/>
+          <w:tblHeader/>
         </w:trPr>
         <w:tc>
           <w:tcPr/>
@@ -23938,6 +24365,7 @@
       <w:tr>
         <w:trPr>
           <w:cantSplit/>
+          <w:tblHeader/>
         </w:trPr>
         <w:tc>
           <w:tcPr/>
@@ -23965,6 +24393,7 @@
       <w:tr>
         <w:trPr>
           <w:cantSplit/>
+          <w:tblHeader/>
         </w:trPr>
         <w:tc>
           <w:tcPr/>
@@ -24042,6 +24471,7 @@
       <w:tr>
         <w:trPr>
           <w:cantSplit/>
+          <w:tblHeader/>
         </w:trPr>
         <w:tc>
           <w:tcPr/>
@@ -24069,6 +24499,7 @@
       <w:tr>
         <w:trPr>
           <w:cantSplit/>
+          <w:tblHeader/>
         </w:trPr>
         <w:tc>
           <w:tcPr/>
@@ -24096,6 +24527,7 @@
       <w:tr>
         <w:trPr>
           <w:cantSplit/>
+          <w:tblHeader/>
         </w:trPr>
         <w:tc>
           <w:tcPr/>
@@ -24224,6 +24656,7 @@
       <w:tr>
         <w:trPr>
           <w:cantSplit/>
+          <w:tblHeader/>
         </w:trPr>
         <w:tc>
           <w:tcPr/>
@@ -24272,6 +24705,7 @@
       <w:tr>
         <w:trPr>
           <w:cantSplit/>
+          <w:tblHeader/>
         </w:trPr>
         <w:tc>
           <w:tcPr/>
@@ -24299,6 +24733,7 @@
       <w:tr>
         <w:trPr>
           <w:cantSplit/>
+          <w:tblHeader/>
         </w:trPr>
         <w:tc>
           <w:tcPr/>
@@ -24335,6 +24770,7 @@
       <w:tr>
         <w:trPr>
           <w:cantSplit/>
+          <w:tblHeader/>
         </w:trPr>
         <w:tc>
           <w:tcPr/>
@@ -24362,6 +24798,7 @@
       <w:tr>
         <w:trPr>
           <w:cantSplit/>
+          <w:tblHeader/>
         </w:trPr>
         <w:tc>
           <w:tcPr/>
@@ -24439,6 +24876,7 @@
       <w:tr>
         <w:trPr>
           <w:cantSplit/>
+          <w:tblHeader/>
         </w:trPr>
         <w:tc>
           <w:tcPr/>
@@ -24561,6 +24999,7 @@
       <w:tr>
         <w:trPr>
           <w:cantSplit/>
+          <w:tblHeader/>
         </w:trPr>
         <w:tc>
           <w:tcPr/>
@@ -24588,6 +25027,7 @@
       <w:tr>
         <w:trPr>
           <w:cantSplit/>
+          <w:tblHeader/>
         </w:trPr>
         <w:tc>
           <w:tcPr/>
@@ -24615,6 +25055,7 @@
       <w:tr>
         <w:trPr>
           <w:cantSplit/>
+          <w:tblHeader/>
         </w:trPr>
         <w:tc>
           <w:tcPr/>
@@ -24642,6 +25083,7 @@
       <w:tr>
         <w:trPr>
           <w:cantSplit/>
+          <w:tblHeader/>
         </w:trPr>
         <w:tc>
           <w:tcPr/>
@@ -24719,6 +25161,7 @@
       <w:tr>
         <w:trPr>
           <w:cantSplit/>
+          <w:tblHeader/>
         </w:trPr>
         <w:tc>
           <w:tcPr/>
@@ -24862,6 +25305,7 @@
       <w:tr>
         <w:trPr>
           <w:cantSplit/>
+          <w:tblHeader/>
         </w:trPr>
         <w:tc>
           <w:tcPr/>
@@ -24948,6 +25392,7 @@
       <w:tr>
         <w:trPr>
           <w:cantSplit/>
+          <w:tblHeader/>
         </w:trPr>
         <w:tc>
           <w:tcPr/>
@@ -24975,6 +25420,7 @@
       <w:tr>
         <w:trPr>
           <w:cantSplit/>
+          <w:tblHeader/>
         </w:trPr>
         <w:tc>
           <w:tcPr/>
@@ -25008,6 +25454,7 @@
       <w:tr>
         <w:trPr>
           <w:cantSplit/>
+          <w:tblHeader/>
         </w:trPr>
         <w:tc>
           <w:tcPr/>
@@ -25187,6 +25634,7 @@
       <w:tr>
         <w:trPr>
           <w:cantSplit/>
+          <w:tblHeader/>
         </w:trPr>
         <w:tc>
           <w:tcPr/>
@@ -25214,6 +25662,7 @@
       <w:tr>
         <w:trPr>
           <w:cantSplit/>
+          <w:tblHeader/>
         </w:trPr>
         <w:tc>
           <w:tcPr/>
@@ -25292,6 +25741,7 @@
       <w:tr>
         <w:trPr>
           <w:cantSplit/>
+          <w:tblHeader/>
         </w:trPr>
         <w:tc>
           <w:tcPr/>
@@ -25319,6 +25769,7 @@
       <w:tr>
         <w:trPr>
           <w:cantSplit/>
+          <w:tblHeader/>
         </w:trPr>
         <w:tc>
           <w:tcPr/>
@@ -25346,6 +25797,7 @@
       <w:tr>
         <w:trPr>
           <w:cantSplit/>
+          <w:tblHeader/>
         </w:trPr>
         <w:tc>
           <w:tcPr/>
@@ -25373,6 +25825,7 @@
       <w:tr>
         <w:trPr>
           <w:cantSplit/>
+          <w:tblHeader/>
         </w:trPr>
         <w:tc>
           <w:tcPr/>
@@ -25450,6 +25903,7 @@
       <w:tr>
         <w:trPr>
           <w:cantSplit/>
+          <w:tblHeader/>
         </w:trPr>
         <w:tc>
           <w:tcPr/>
@@ -25510,6 +25964,7 @@
       <w:tr>
         <w:trPr>
           <w:cantSplit/>
+          <w:tblHeader/>
         </w:trPr>
         <w:tc>
           <w:tcPr/>
@@ -25555,6 +26010,7 @@
       <w:tr>
         <w:trPr>
           <w:cantSplit/>
+          <w:tblHeader/>
         </w:trPr>
         <w:tc>
           <w:tcPr/>
@@ -25603,6 +26059,7 @@
       <w:tr>
         <w:trPr>
           <w:cantSplit/>
+          <w:tblHeader/>
         </w:trPr>
         <w:tc>
           <w:tcPr/>
@@ -25761,6 +26218,7 @@
       <w:tr>
         <w:trPr>
           <w:cantSplit/>
+          <w:tblHeader/>
         </w:trPr>
         <w:tc>
           <w:tcPr/>
@@ -25788,6 +26246,7 @@
       <w:tr>
         <w:trPr>
           <w:cantSplit/>
+          <w:tblHeader/>
         </w:trPr>
         <w:tc>
           <w:tcPr/>
@@ -25815,6 +26274,7 @@
       <w:tr>
         <w:trPr>
           <w:cantSplit/>
+          <w:tblHeader/>
         </w:trPr>
         <w:tc>
           <w:tcPr/>
@@ -25842,6 +26302,7 @@
       <w:tr>
         <w:trPr>
           <w:cantSplit/>
+          <w:tblHeader/>
         </w:trPr>
         <w:tc>
           <w:tcPr/>
@@ -25919,6 +26380,7 @@
       <w:tr>
         <w:trPr>
           <w:cantSplit/>
+          <w:tblHeader/>
         </w:trPr>
         <w:tc>
           <w:tcPr/>
@@ -25946,6 +26408,7 @@
       <w:tr>
         <w:trPr>
           <w:cantSplit/>
+          <w:tblHeader/>
         </w:trPr>
         <w:tc>
           <w:tcPr/>
@@ -26068,6 +26531,7 @@
       <w:tr>
         <w:trPr>
           <w:cantSplit/>
+          <w:tblHeader/>
         </w:trPr>
         <w:tc>
           <w:tcPr/>
@@ -26095,6 +26559,7 @@
       <w:tr>
         <w:trPr>
           <w:cantSplit/>
+          <w:tblHeader/>
         </w:trPr>
         <w:tc>
           <w:tcPr/>
@@ -26122,6 +26587,7 @@
       <w:tr>
         <w:trPr>
           <w:cantSplit/>
+          <w:tblHeader/>
         </w:trPr>
         <w:tc>
           <w:tcPr/>
@@ -26149,6 +26615,7 @@
       <w:tr>
         <w:trPr>
           <w:cantSplit/>
+          <w:tblHeader/>
         </w:trPr>
         <w:tc>
           <w:tcPr/>
@@ -26226,6 +26693,7 @@
       <w:tr>
         <w:trPr>
           <w:cantSplit/>
+          <w:tblHeader/>
         </w:trPr>
         <w:tc>
           <w:tcPr/>
@@ -26253,6 +26721,7 @@
       <w:tr>
         <w:trPr>
           <w:cantSplit/>
+          <w:tblHeader/>
         </w:trPr>
         <w:tc>
           <w:tcPr/>
@@ -26381,6 +26850,7 @@
       <w:tr>
         <w:trPr>
           <w:cantSplit/>
+          <w:tblHeader/>
         </w:trPr>
         <w:tc>
           <w:tcPr/>
@@ -26458,6 +26928,7 @@
       <w:tr>
         <w:trPr>
           <w:cantSplit/>
+          <w:tblHeader/>
         </w:trPr>
         <w:tc>
           <w:tcPr/>
@@ -26586,6 +27057,7 @@
       <w:tr>
         <w:trPr>
           <w:cantSplit/>
+          <w:tblHeader/>
         </w:trPr>
         <w:tc>
           <w:tcPr/>
@@ -26613,6 +27085,7 @@
       <w:tr>
         <w:trPr>
           <w:cantSplit/>
+          <w:tblHeader/>
         </w:trPr>
         <w:tc>
           <w:tcPr/>
@@ -26643,6 +27116,7 @@
       <w:tr>
         <w:trPr>
           <w:cantSplit/>
+          <w:tblHeader/>
         </w:trPr>
         <w:tc>
           <w:tcPr/>
@@ -26720,6 +27194,7 @@
       <w:tr>
         <w:trPr>
           <w:cantSplit/>
+          <w:tblHeader/>
         </w:trPr>
         <w:tc>
           <w:tcPr/>
@@ -26842,6 +27317,7 @@
       <w:tr>
         <w:trPr>
           <w:cantSplit/>
+          <w:tblHeader/>
         </w:trPr>
         <w:tc>
           <w:tcPr/>
@@ -26869,6 +27345,7 @@
       <w:tr>
         <w:trPr>
           <w:cantSplit/>
+          <w:tblHeader/>
         </w:trPr>
         <w:tc>
           <w:tcPr/>
@@ -26896,6 +27373,7 @@
       <w:tr>
         <w:trPr>
           <w:cantSplit/>
+          <w:tblHeader/>
         </w:trPr>
         <w:tc>
           <w:tcPr/>
@@ -26941,6 +27419,7 @@
       <w:tr>
         <w:trPr>
           <w:cantSplit/>
+          <w:tblHeader/>
         </w:trPr>
         <w:tc>
           <w:tcPr/>
@@ -26989,6 +27468,7 @@
       <w:tr>
         <w:trPr>
           <w:cantSplit/>
+          <w:tblHeader/>
         </w:trPr>
         <w:tc>
           <w:tcPr/>
@@ -27025,6 +27505,7 @@
       <w:tr>
         <w:trPr>
           <w:cantSplit/>
+          <w:tblHeader/>
         </w:trPr>
         <w:tc>
           <w:tcPr/>
@@ -27102,6 +27583,7 @@
       <w:tr>
         <w:trPr>
           <w:cantSplit/>
+          <w:tblHeader/>
         </w:trPr>
         <w:tc>
           <w:tcPr/>
@@ -27129,6 +27611,7 @@
       <w:tr>
         <w:trPr>
           <w:cantSplit/>
+          <w:tblHeader/>
         </w:trPr>
         <w:tc>
           <w:tcPr/>
@@ -27251,6 +27734,7 @@
       <w:tr>
         <w:trPr>
           <w:cantSplit/>
+          <w:tblHeader/>
         </w:trPr>
         <w:tc>
           <w:tcPr/>
@@ -27328,6 +27812,7 @@
       <w:tr>
         <w:trPr>
           <w:cantSplit/>
+          <w:tblHeader/>
         </w:trPr>
         <w:tc>
           <w:tcPr/>
@@ -27450,6 +27935,7 @@
       <w:tr>
         <w:trPr>
           <w:cantSplit/>
+          <w:tblHeader/>
         </w:trPr>
         <w:tc>
           <w:tcPr/>
@@ -27477,6 +27963,7 @@
       <w:tr>
         <w:trPr>
           <w:cantSplit/>
+          <w:tblHeader/>
         </w:trPr>
         <w:tc>
           <w:tcPr/>
@@ -27504,6 +27991,7 @@
       <w:tr>
         <w:trPr>
           <w:cantSplit/>
+          <w:tblHeader/>
         </w:trPr>
         <w:tc>
           <w:tcPr/>
@@ -27531,6 +28019,7 @@
       <w:tr>
         <w:trPr>
           <w:cantSplit/>
+          <w:tblHeader/>
         </w:trPr>
         <w:tc>
           <w:tcPr/>
@@ -27558,6 +28047,7 @@
       <w:tr>
         <w:trPr>
           <w:cantSplit/>
+          <w:tblHeader/>
         </w:trPr>
         <w:tc>
           <w:tcPr/>
@@ -27635,6 +28125,7 @@
       <w:tr>
         <w:trPr>
           <w:cantSplit/>
+          <w:tblHeader/>
         </w:trPr>
         <w:tc>
           <w:tcPr/>
@@ -27757,6 +28248,7 @@
       <w:tr>
         <w:trPr>
           <w:cantSplit/>
+          <w:tblHeader/>
         </w:trPr>
         <w:tc>
           <w:tcPr/>
@@ -27784,6 +28276,7 @@
       <w:tr>
         <w:trPr>
           <w:cantSplit/>
+          <w:tblHeader/>
         </w:trPr>
         <w:tc>
           <w:tcPr/>
@@ -27811,6 +28304,7 @@
       <w:tr>
         <w:trPr>
           <w:cantSplit/>
+          <w:tblHeader/>
         </w:trPr>
         <w:tc>
           <w:tcPr/>
@@ -27838,6 +28332,7 @@
       <w:tr>
         <w:trPr>
           <w:cantSplit/>
+          <w:tblHeader/>
         </w:trPr>
         <w:tc>
           <w:tcPr/>
@@ -27865,6 +28360,7 @@
       <w:tr>
         <w:trPr>
           <w:cantSplit/>
+          <w:tblHeader/>
         </w:trPr>
         <w:tc>
           <w:tcPr/>
@@ -27892,6 +28388,7 @@
       <w:tr>
         <w:trPr>
           <w:cantSplit/>
+          <w:tblHeader/>
         </w:trPr>
         <w:tc>
           <w:tcPr/>
@@ -27969,6 +28466,7 @@
       <w:tr>
         <w:trPr>
           <w:cantSplit/>
+          <w:tblHeader/>
         </w:trPr>
         <w:tc>
           <w:tcPr/>
@@ -27996,6 +28494,7 @@
       <w:tr>
         <w:trPr>
           <w:cantSplit/>
+          <w:tblHeader/>
         </w:trPr>
         <w:tc>
           <w:tcPr/>
@@ -28124,6 +28623,7 @@
       <w:tr>
         <w:trPr>
           <w:cantSplit/>
+          <w:tblHeader/>
         </w:trPr>
         <w:tc>
           <w:tcPr/>
@@ -28151,6 +28651,7 @@
       <w:tr>
         <w:trPr>
           <w:cantSplit/>
+          <w:tblHeader/>
         </w:trPr>
         <w:tc>
           <w:tcPr/>
@@ -28178,6 +28679,7 @@
       <w:tr>
         <w:trPr>
           <w:cantSplit/>
+          <w:tblHeader/>
         </w:trPr>
         <w:tc>
           <w:tcPr/>
@@ -28256,6 +28758,7 @@
       <w:tr>
         <w:trPr>
           <w:cantSplit/>
+          <w:tblHeader/>
         </w:trPr>
         <w:tc>
           <w:tcPr/>
@@ -28283,6 +28786,7 @@
       <w:tr>
         <w:trPr>
           <w:cantSplit/>
+          <w:tblHeader/>
         </w:trPr>
         <w:tc>
           <w:tcPr/>
@@ -28360,6 +28864,7 @@
       <w:tr>
         <w:trPr>
           <w:cantSplit/>
+          <w:tblHeader/>
         </w:trPr>
         <w:tc>
           <w:tcPr/>
@@ -28387,6 +28892,7 @@
       <w:tr>
         <w:trPr>
           <w:cantSplit/>
+          <w:tblHeader/>
         </w:trPr>
         <w:tc>
           <w:tcPr/>
@@ -28432,6 +28938,7 @@
       <w:tr>
         <w:trPr>
           <w:cantSplit/>
+          <w:tblHeader/>
         </w:trPr>
         <w:tc>
           <w:tcPr/>
@@ -28477,6 +28984,7 @@
       <w:tr>
         <w:trPr>
           <w:cantSplit/>
+          <w:tblHeader/>
         </w:trPr>
         <w:tc>
           <w:tcPr/>
@@ -28522,6 +29030,7 @@
       <w:tr>
         <w:trPr>
           <w:cantSplit/>
+          <w:tblHeader/>
         </w:trPr>
         <w:tc>
           <w:tcPr/>
@@ -28567,6 +29076,7 @@
       <w:tr>
         <w:trPr>
           <w:cantSplit/>
+          <w:tblHeader/>
         </w:trPr>
         <w:tc>
           <w:tcPr/>
@@ -28713,6 +29223,7 @@
       <w:tr>
         <w:trPr>
           <w:cantSplit/>
+          <w:tblHeader/>
         </w:trPr>
         <w:tc>
           <w:tcPr/>
@@ -28740,6 +29251,7 @@
       <w:tr>
         <w:trPr>
           <w:cantSplit/>
+          <w:tblHeader/>
         </w:trPr>
         <w:tc>
           <w:tcPr/>
@@ -28806,6 +29318,7 @@
       <w:tr>
         <w:trPr>
           <w:cantSplit/>
+          <w:tblHeader/>
         </w:trPr>
         <w:tc>
           <w:tcPr/>
@@ -28833,6 +29346,7 @@
       <w:tr>
         <w:trPr>
           <w:cantSplit/>
+          <w:tblHeader/>
         </w:trPr>
         <w:tc>
           <w:tcPr/>
@@ -28910,6 +29424,7 @@
       <w:tr>
         <w:trPr>
           <w:cantSplit/>
+          <w:tblHeader/>
         </w:trPr>
         <w:tc>
           <w:tcPr/>
@@ -28937,6 +29452,7 @@
       <w:tr>
         <w:trPr>
           <w:cantSplit/>
+          <w:tblHeader/>
         </w:trPr>
         <w:tc>
           <w:tcPr/>
@@ -28964,6 +29480,7 @@
       <w:tr>
         <w:trPr>
           <w:cantSplit/>
+          <w:tblHeader/>
         </w:trPr>
         <w:tc>
           <w:tcPr/>
@@ -29092,6 +29609,7 @@
       <w:tr>
         <w:trPr>
           <w:cantSplit/>
+          <w:tblHeader/>
         </w:trPr>
         <w:tc>
           <w:tcPr/>
@@ -29119,6 +29637,7 @@
       <w:tr>
         <w:trPr>
           <w:cantSplit/>
+          <w:tblHeader/>
         </w:trPr>
         <w:tc>
           <w:tcPr/>
@@ -29146,6 +29665,7 @@
       <w:tr>
         <w:trPr>
           <w:cantSplit/>
+          <w:tblHeader/>
         </w:trPr>
         <w:tc>
           <w:tcPr/>
@@ -29173,6 +29693,7 @@
       <w:tr>
         <w:trPr>
           <w:cantSplit/>
+          <w:tblHeader/>
         </w:trPr>
         <w:tc>
           <w:tcPr/>
@@ -29200,6 +29721,7 @@
       <w:tr>
         <w:trPr>
           <w:cantSplit/>
+          <w:tblHeader/>
         </w:trPr>
         <w:tc>
           <w:tcPr/>
@@ -29266,6 +29788,7 @@
       <w:tr>
         <w:trPr>
           <w:cantSplit/>
+          <w:tblHeader/>
         </w:trPr>
         <w:tc>
           <w:tcPr/>
@@ -29293,6 +29816,7 @@
       <w:tr>
         <w:trPr>
           <w:cantSplit/>
+          <w:tblHeader/>
         </w:trPr>
         <w:tc>
           <w:tcPr/>
@@ -29370,6 +29894,7 @@
       <w:tr>
         <w:trPr>
           <w:cantSplit/>
+          <w:tblHeader/>
         </w:trPr>
         <w:tc>
           <w:tcPr/>
@@ -29406,6 +29931,7 @@
       <w:tr>
         <w:trPr>
           <w:cantSplit/>
+          <w:tblHeader/>
         </w:trPr>
         <w:tc>
           <w:tcPr/>
@@ -29451,6 +29977,7 @@
       <w:tr>
         <w:trPr>
           <w:cantSplit/>
+          <w:tblHeader/>
         </w:trPr>
         <w:tc>
           <w:tcPr/>
@@ -29511,6 +30038,7 @@
       <w:tr>
         <w:trPr>
           <w:cantSplit/>
+          <w:tblHeader/>
         </w:trPr>
         <w:tc>
           <w:tcPr/>
@@ -29556,6 +30084,7 @@
       <w:tr>
         <w:trPr>
           <w:cantSplit/>
+          <w:tblHeader/>
         </w:trPr>
         <w:tc>
           <w:tcPr/>
@@ -29708,6 +30237,7 @@
       <w:tr>
         <w:trPr>
           <w:cantSplit/>
+          <w:tblHeader/>
         </w:trPr>
         <w:tc>
           <w:tcPr/>
@@ -29735,6 +30265,7 @@
       <w:tr>
         <w:trPr>
           <w:cantSplit/>
+          <w:tblHeader/>
         </w:trPr>
         <w:tc>
           <w:tcPr/>
@@ -29762,6 +30293,7 @@
       <w:tr>
         <w:trPr>
           <w:cantSplit/>
+          <w:tblHeader/>
         </w:trPr>
         <w:tc>
           <w:tcPr/>
@@ -29839,6 +30371,7 @@
       <w:tr>
         <w:trPr>
           <w:cantSplit/>
+          <w:tblHeader/>
         </w:trPr>
         <w:tc>
           <w:tcPr/>
@@ -29866,6 +30399,7 @@
       <w:tr>
         <w:trPr>
           <w:cantSplit/>
+          <w:tblHeader/>
         </w:trPr>
         <w:tc>
           <w:tcPr/>
@@ -29988,6 +30522,7 @@
       <w:tr>
         <w:trPr>
           <w:cantSplit/>
+          <w:tblHeader/>
         </w:trPr>
         <w:tc>
           <w:tcPr/>
@@ -30015,6 +30550,7 @@
       <w:tr>
         <w:trPr>
           <w:cantSplit/>
+          <w:tblHeader/>
         </w:trPr>
         <w:tc>
           <w:tcPr/>
@@ -30042,6 +30578,7 @@
       <w:tr>
         <w:trPr>
           <w:cantSplit/>
+          <w:tblHeader/>
         </w:trPr>
         <w:tc>
           <w:tcPr/>
@@ -30119,6 +30656,7 @@
       <w:tr>
         <w:trPr>
           <w:cantSplit/>
+          <w:tblHeader/>
         </w:trPr>
         <w:tc>
           <w:tcPr/>
@@ -30146,6 +30684,7 @@
       <w:tr>
         <w:trPr>
           <w:cantSplit/>
+          <w:tblHeader/>
         </w:trPr>
         <w:tc>
           <w:tcPr/>
@@ -30274,6 +30813,7 @@
       <w:tr>
         <w:trPr>
           <w:cantSplit/>
+          <w:tblHeader/>
         </w:trPr>
         <w:tc>
           <w:tcPr/>
@@ -30301,6 +30841,7 @@
       <w:tr>
         <w:trPr>
           <w:cantSplit/>
+          <w:tblHeader/>
         </w:trPr>
         <w:tc>
           <w:tcPr/>
@@ -30328,6 +30869,7 @@
       <w:tr>
         <w:trPr>
           <w:cantSplit/>
+          <w:tblHeader/>
         </w:trPr>
         <w:tc>
           <w:tcPr/>
@@ -30355,6 +30897,7 @@
       <w:tr>
         <w:trPr>
           <w:cantSplit/>
+          <w:tblHeader/>
         </w:trPr>
         <w:tc>
           <w:tcPr/>
@@ -30462,6 +31005,7 @@
       <w:tr>
         <w:trPr>
           <w:cantSplit/>
+          <w:tblHeader/>
         </w:trPr>
         <w:tc>
           <w:tcPr/>
@@ -30489,6 +31033,7 @@
       <w:tr>
         <w:trPr>
           <w:cantSplit/>
+          <w:tblHeader/>
         </w:trPr>
         <w:tc>
           <w:tcPr/>
@@ -30528,6 +31073,7 @@
       <w:tr>
         <w:trPr>
           <w:cantSplit/>
+          <w:tblHeader/>
         </w:trPr>
         <w:tc>
           <w:tcPr/>
@@ -30576,6 +31122,7 @@
       <w:tr>
         <w:trPr>
           <w:cantSplit/>
+          <w:tblHeader/>
         </w:trPr>
         <w:tc>
           <w:tcPr/>
@@ -30730,6 +31277,7 @@
       <w:tr>
         <w:trPr>
           <w:cantSplit/>
+          <w:tblHeader/>
         </w:trPr>
         <w:tc>
           <w:tcPr/>
@@ -30779,6 +31327,7 @@
       <w:tr>
         <w:trPr>
           <w:cantSplit/>
+          <w:tblHeader/>
         </w:trPr>
         <w:tc>
           <w:tcPr/>
@@ -30828,6 +31377,7 @@
       <w:tr>
         <w:trPr>
           <w:cantSplit/>
+          <w:tblHeader/>
         </w:trPr>
         <w:tc>
           <w:tcPr/>
@@ -30877,6 +31427,7 @@
       <w:tr>
         <w:trPr>
           <w:cantSplit/>
+          <w:tblHeader/>
         </w:trPr>
         <w:tc>
           <w:tcPr/>
@@ -30926,6 +31477,7 @@
       <w:tr>
         <w:trPr>
           <w:cantSplit/>
+          <w:tblHeader/>
         </w:trPr>
         <w:tc>
           <w:tcPr/>
@@ -30975,6 +31527,7 @@
       <w:tr>
         <w:trPr>
           <w:cantSplit/>
+          <w:tblHeader/>
         </w:trPr>
         <w:tc>
           <w:tcPr/>
@@ -31024,6 +31577,7 @@
       <w:tr>
         <w:trPr>
           <w:cantSplit/>
+          <w:tblHeader/>
         </w:trPr>
         <w:tc>
           <w:tcPr/>
@@ -31082,6 +31636,7 @@
       <w:tr>
         <w:trPr>
           <w:cantSplit/>
+          <w:tblHeader/>
         </w:trPr>
         <w:tc>
           <w:tcPr/>
@@ -31143,6 +31698,7 @@
       <w:tr>
         <w:trPr>
           <w:cantSplit/>
+          <w:tblHeader/>
         </w:trPr>
         <w:tc>
           <w:tcPr/>
@@ -31192,6 +31748,7 @@
       <w:tr>
         <w:trPr>
           <w:cantSplit/>
+          <w:tblHeader/>
         </w:trPr>
         <w:tc>
           <w:tcPr/>
@@ -31265,6 +31822,7 @@
       <w:tr>
         <w:trPr>
           <w:cantSplit/>
+          <w:tblHeader/>
         </w:trPr>
         <w:tc>
           <w:tcPr/>
@@ -31314,6 +31872,7 @@
       <w:tr>
         <w:trPr>
           <w:cantSplit/>
+          <w:tblHeader/>
         </w:trPr>
         <w:tc>
           <w:tcPr/>
@@ -31390,6 +31949,7 @@
       <w:tr>
         <w:trPr>
           <w:cantSplit/>
+          <w:tblHeader/>
         </w:trPr>
         <w:tc>
           <w:tcPr/>
@@ -31439,6 +31999,7 @@
       <w:tr>
         <w:trPr>
           <w:cantSplit/>
+          <w:tblHeader/>
         </w:trPr>
         <w:tc>
           <w:tcPr/>
@@ -31488,6 +32049,7 @@
       <w:tr>
         <w:trPr>
           <w:cantSplit/>
+          <w:tblHeader/>
         </w:trPr>
         <w:tc>
           <w:tcPr/>
@@ -31546,6 +32108,7 @@
       <w:tr>
         <w:trPr>
           <w:cantSplit/>
+          <w:tblHeader/>
         </w:trPr>
         <w:tc>
           <w:tcPr/>
@@ -31595,6 +32158,7 @@
       <w:tr>
         <w:trPr>
           <w:cantSplit/>
+          <w:tblHeader/>
         </w:trPr>
         <w:tc>
           <w:tcPr/>
@@ -31644,6 +32208,7 @@
       <w:tr>
         <w:trPr>
           <w:cantSplit/>
+          <w:tblHeader/>
         </w:trPr>
         <w:tc>
           <w:tcPr/>
@@ -31705,6 +32270,7 @@
       <w:tr>
         <w:trPr>
           <w:cantSplit/>
+          <w:tblHeader/>
         </w:trPr>
         <w:tc>
           <w:tcPr/>
@@ -31781,6 +32347,7 @@
       <w:tr>
         <w:trPr>
           <w:cantSplit/>
+          <w:tblHeader/>
         </w:trPr>
         <w:tc>
           <w:tcPr/>
@@ -31830,6 +32397,7 @@
       <w:tr>
         <w:trPr>
           <w:cantSplit/>
+          <w:tblHeader/>
         </w:trPr>
         <w:tc>
           <w:tcPr/>
@@ -31888,6 +32456,7 @@
       <w:tr>
         <w:trPr>
           <w:cantSplit/>
+          <w:tblHeader/>
         </w:trPr>
         <w:tc>
           <w:tcPr/>
@@ -31937,6 +32506,7 @@
       <w:tr>
         <w:trPr>
           <w:cantSplit/>
+          <w:tblHeader/>
         </w:trPr>
         <w:tc>
           <w:tcPr/>
@@ -31986,6 +32556,7 @@
       <w:tr>
         <w:trPr>
           <w:cantSplit/>
+          <w:tblHeader/>
         </w:trPr>
         <w:tc>
           <w:tcPr/>
@@ -32035,6 +32606,7 @@
       <w:tr>
         <w:trPr>
           <w:cantSplit/>
+          <w:tblHeader/>
         </w:trPr>
         <w:tc>
           <w:tcPr/>
@@ -32084,6 +32656,7 @@
       <w:tr>
         <w:trPr>
           <w:cantSplit/>
+          <w:tblHeader/>
         </w:trPr>
         <w:tc>
           <w:tcPr/>
@@ -32133,6 +32706,7 @@
       <w:tr>
         <w:trPr>
           <w:cantSplit/>
+          <w:tblHeader/>
         </w:trPr>
         <w:tc>
           <w:tcPr/>
@@ -32756,6 +33330,7 @@
       <w:tr>
         <w:trPr>
           <w:cantSplit/>
+          <w:tblHeader/>
         </w:trPr>
         <w:tc>
           <w:tcPr/>
@@ -32794,6 +33369,7 @@
       <w:tr>
         <w:trPr>
           <w:cantSplit/>
+          <w:tblHeader/>
         </w:trPr>
         <w:tc>
           <w:tcPr/>
@@ -32832,6 +33408,7 @@
       <w:tr>
         <w:trPr>
           <w:cantSplit/>
+          <w:tblHeader/>
         </w:trPr>
         <w:tc>
           <w:tcPr/>
@@ -32937,6 +33514,7 @@
       <w:tr>
         <w:trPr>
           <w:cantSplit/>
+          <w:tblHeader/>
         </w:trPr>
         <w:tc>
           <w:tcPr/>
@@ -32973,6 +33551,7 @@
       <w:tr>
         <w:trPr>
           <w:cantSplit/>
+          <w:tblHeader/>
         </w:trPr>
         <w:tc>
           <w:tcPr/>
@@ -33000,6 +33579,7 @@
       <w:tr>
         <w:trPr>
           <w:cantSplit/>
+          <w:tblHeader/>
         </w:trPr>
         <w:tc>
           <w:tcPr/>
@@ -33093,6 +33673,7 @@
       <w:tr>
         <w:trPr>
           <w:cantSplit/>
+          <w:tblHeader/>
         </w:trPr>
         <w:tc>
           <w:tcPr/>
@@ -33120,6 +33701,7 @@
       <w:tr>
         <w:trPr>
           <w:cantSplit/>
+          <w:tblHeader/>
         </w:trPr>
         <w:tc>
           <w:tcPr/>
@@ -33147,6 +33729,7 @@
       <w:tr>
         <w:trPr>
           <w:cantSplit/>
+          <w:tblHeader/>
         </w:trPr>
         <w:tc>
           <w:tcPr/>
@@ -33174,6 +33757,7 @@
       <w:tr>
         <w:trPr>
           <w:cantSplit/>
+          <w:tblHeader/>
         </w:trPr>
         <w:tc>
           <w:tcPr/>
@@ -33495,6 +34079,7 @@
       <w:tr>
         <w:trPr>
           <w:cantSplit/>
+          <w:tblHeader/>
         </w:trPr>
         <w:tc>
           <w:tcPr/>
@@ -33522,6 +34107,7 @@
       <w:tr>
         <w:trPr>
           <w:cantSplit/>
+          <w:tblHeader/>
         </w:trPr>
         <w:tc>
           <w:tcPr/>
@@ -33549,6 +34135,7 @@
       <w:tr>
         <w:trPr>
           <w:cantSplit/>
+          <w:tblHeader/>
         </w:trPr>
         <w:tc>
           <w:tcPr/>
@@ -33576,6 +34163,7 @@
       <w:tr>
         <w:trPr>
           <w:cantSplit/>
+          <w:tblHeader/>
         </w:trPr>
         <w:tc>
           <w:tcPr/>
@@ -33603,6 +34191,7 @@
       <w:tr>
         <w:trPr>
           <w:cantSplit/>
+          <w:tblHeader/>
         </w:trPr>
         <w:tc>
           <w:tcPr/>
@@ -33630,6 +34219,7 @@
       <w:tr>
         <w:trPr>
           <w:cantSplit/>
+          <w:tblHeader/>
         </w:trPr>
         <w:tc>
           <w:tcPr/>
@@ -33731,6 +34321,7 @@
       <w:tr>
         <w:trPr>
           <w:cantSplit/>
+          <w:tblHeader/>
         </w:trPr>
         <w:tc>
           <w:tcPr/>
@@ -33780,6 +34371,7 @@
       <w:tr>
         <w:trPr>
           <w:cantSplit/>
+          <w:tblHeader/>
         </w:trPr>
         <w:tc>
           <w:tcPr/>
@@ -33844,6 +34436,7 @@
       <w:tr>
         <w:trPr>
           <w:cantSplit/>
+          <w:tblHeader/>
         </w:trPr>
         <w:tc>
           <w:tcPr/>
@@ -33992,6 +34585,7 @@
       <w:tr>
         <w:trPr>
           <w:cantSplit/>
+          <w:tblHeader/>
         </w:trPr>
         <w:tc>
           <w:tcPr/>
@@ -34019,6 +34613,7 @@
       <w:tr>
         <w:trPr>
           <w:cantSplit/>
+          <w:tblHeader/>
         </w:trPr>
         <w:tc>
           <w:tcPr/>
@@ -34046,6 +34641,7 @@
       <w:tr>
         <w:trPr>
           <w:cantSplit/>
+          <w:tblHeader/>
         </w:trPr>
         <w:tc>
           <w:tcPr/>
@@ -34073,6 +34669,7 @@
       <w:tr>
         <w:trPr>
           <w:cantSplit/>
+          <w:tblHeader/>
         </w:trPr>
         <w:tc>
           <w:tcPr/>
@@ -34100,6 +34697,7 @@
       <w:tr>
         <w:trPr>
           <w:cantSplit/>
+          <w:tblHeader/>
         </w:trPr>
         <w:tc>
           <w:tcPr/>
@@ -34127,6 +34725,7 @@
       <w:tr>
         <w:trPr>
           <w:cantSplit/>
+          <w:tblHeader/>
         </w:trPr>
         <w:tc>
           <w:tcPr/>
@@ -34228,6 +34827,7 @@
       <w:tr>
         <w:trPr>
           <w:cantSplit/>
+          <w:tblHeader/>
         </w:trPr>
         <w:tc>
           <w:tcPr/>
@@ -34373,6 +34973,7 @@
       <w:tr>
         <w:trPr>
           <w:cantSplit/>
+          <w:tblHeader/>
         </w:trPr>
         <w:tc>
           <w:tcPr/>
@@ -34400,6 +35001,7 @@
       <w:tr>
         <w:trPr>
           <w:cantSplit/>
+          <w:tblHeader/>
         </w:trPr>
         <w:tc>
           <w:tcPr/>
@@ -34427,6 +35029,7 @@
       <w:tr>
         <w:trPr>
           <w:cantSplit/>
+          <w:tblHeader/>
         </w:trPr>
         <w:tc>
           <w:tcPr/>
@@ -34454,6 +35057,7 @@
       <w:tr>
         <w:trPr>
           <w:cantSplit/>
+          <w:tblHeader/>
         </w:trPr>
         <w:tc>
           <w:tcPr/>
@@ -34493,6 +35097,7 @@
       <w:tr>
         <w:trPr>
           <w:cantSplit/>
+          <w:tblHeader/>
         </w:trPr>
         <w:tc>
           <w:tcPr/>
@@ -34529,6 +35134,7 @@
       <w:tr>
         <w:trPr>
           <w:cantSplit/>
+          <w:tblHeader/>
         </w:trPr>
         <w:tc>
           <w:tcPr/>
@@ -34642,6 +35248,7 @@
       <w:tr>
         <w:trPr>
           <w:cantSplit/>
+          <w:tblHeader/>
         </w:trPr>
         <w:tc>
           <w:tcPr/>
@@ -34691,6 +35298,7 @@
       <w:tr>
         <w:trPr>
           <w:cantSplit/>
+          <w:tblHeader/>
         </w:trPr>
         <w:tc>
           <w:tcPr/>
@@ -34833,6 +35441,7 @@
       <w:tr>
         <w:trPr>
           <w:cantSplit/>
+          <w:tblHeader/>
         </w:trPr>
         <w:tc>
           <w:tcPr/>
@@ -34860,6 +35469,7 @@
       <w:tr>
         <w:trPr>
           <w:cantSplit/>
+          <w:tblHeader/>
         </w:trPr>
         <w:tc>
           <w:tcPr/>
@@ -34899,6 +35509,7 @@
       <w:tr>
         <w:trPr>
           <w:cantSplit/>
+          <w:tblHeader/>
         </w:trPr>
         <w:tc>
           <w:tcPr/>
@@ -34926,6 +35537,7 @@
       <w:tr>
         <w:trPr>
           <w:cantSplit/>
+          <w:tblHeader/>
         </w:trPr>
         <w:tc>
           <w:tcPr/>
@@ -34953,6 +35565,7 @@
       <w:tr>
         <w:trPr>
           <w:cantSplit/>
+          <w:tblHeader/>
         </w:trPr>
         <w:tc>
           <w:tcPr/>
@@ -35007,6 +35620,7 @@
       <w:tr>
         <w:trPr>
           <w:cantSplit/>
+          <w:tblHeader/>
         </w:trPr>
         <w:tc>
           <w:tcPr/>
@@ -35108,6 +35722,7 @@
       <w:tr>
         <w:trPr>
           <w:cantSplit/>
+          <w:tblHeader/>
         </w:trPr>
         <w:tc>
           <w:tcPr/>
@@ -35172,6 +35787,7 @@
       <w:tr>
         <w:trPr>
           <w:cantSplit/>
+          <w:tblHeader/>
         </w:trPr>
         <w:tc>
           <w:tcPr/>
@@ -35221,6 +35837,7 @@
       <w:tr>
         <w:trPr>
           <w:cantSplit/>
+          <w:tblHeader/>
         </w:trPr>
         <w:tc>
           <w:tcPr/>
@@ -35291,6 +35908,7 @@
       <w:tr>
         <w:trPr>
           <w:cantSplit/>
+          <w:tblHeader/>
         </w:trPr>
         <w:tc>
           <w:tcPr/>
@@ -35436,6 +36054,7 @@
       <w:tr>
         <w:trPr>
           <w:cantSplit/>
+          <w:tblHeader/>
         </w:trPr>
         <w:tc>
           <w:tcPr/>
@@ -35463,6 +36082,7 @@
       <w:tr>
         <w:trPr>
           <w:cantSplit/>
+          <w:tblHeader/>
         </w:trPr>
         <w:tc>
           <w:tcPr/>
@@ -35490,6 +36110,7 @@
       <w:tr>
         <w:trPr>
           <w:cantSplit/>
+          <w:tblHeader/>
         </w:trPr>
         <w:tc>
           <w:tcPr/>
@@ -35517,6 +36138,7 @@
       <w:tr>
         <w:trPr>
           <w:cantSplit/>
+          <w:tblHeader/>
         </w:trPr>
         <w:tc>
           <w:tcPr/>
@@ -35556,6 +36178,7 @@
       <w:tr>
         <w:trPr>
           <w:cantSplit/>
+          <w:tblHeader/>
         </w:trPr>
         <w:tc>
           <w:tcPr/>
@@ -35595,6 +36218,7 @@
       <w:tr>
         <w:trPr>
           <w:cantSplit/>
+          <w:tblHeader/>
         </w:trPr>
         <w:tc>
           <w:tcPr/>
@@ -35696,6 +36320,7 @@
       <w:tr>
         <w:trPr>
           <w:cantSplit/>
+          <w:tblHeader/>
         </w:trPr>
         <w:tc>
           <w:tcPr/>
@@ -35751,6 +36376,7 @@
       <w:tr>
         <w:trPr>
           <w:cantSplit/>
+          <w:tblHeader/>
         </w:trPr>
         <w:tc>
           <w:tcPr/>
@@ -35809,6 +36435,7 @@
       <w:tr>
         <w:trPr>
           <w:cantSplit/>
+          <w:tblHeader/>
         </w:trPr>
         <w:tc>
           <w:tcPr/>
@@ -35873,6 +36500,7 @@
       <w:tr>
         <w:trPr>
           <w:cantSplit/>
+          <w:tblHeader/>
         </w:trPr>
         <w:tc>
           <w:tcPr/>
@@ -36012,6 +36640,7 @@
       <w:tr>
         <w:trPr>
           <w:cantSplit/>
+          <w:tblHeader/>
         </w:trPr>
         <w:tc>
           <w:tcPr/>
@@ -36039,6 +36668,7 @@
       <w:tr>
         <w:trPr>
           <w:cantSplit/>
+          <w:tblHeader/>
         </w:trPr>
         <w:tc>
           <w:tcPr/>
@@ -36066,6 +36696,7 @@
       <w:tr>
         <w:trPr>
           <w:cantSplit/>
+          <w:tblHeader/>
         </w:trPr>
         <w:tc>
           <w:tcPr/>
@@ -36093,6 +36724,7 @@
       <w:tr>
         <w:trPr>
           <w:cantSplit/>
+          <w:tblHeader/>
         </w:trPr>
         <w:tc>
           <w:tcPr/>
@@ -36120,6 +36752,7 @@
       <w:tr>
         <w:trPr>
           <w:cantSplit/>
+          <w:tblHeader/>
         </w:trPr>
         <w:tc>
           <w:tcPr/>
@@ -36171,6 +36804,7 @@
       <w:tr>
         <w:trPr>
           <w:cantSplit/>
+          <w:tblHeader/>
         </w:trPr>
         <w:tc>
           <w:tcPr/>
@@ -36272,6 +36906,7 @@
       <w:tr>
         <w:trPr>
           <w:cantSplit/>
+          <w:tblHeader/>
         </w:trPr>
         <w:tc>
           <w:tcPr/>
@@ -36330,6 +36965,7 @@
       <w:tr>
         <w:trPr>
           <w:cantSplit/>
+          <w:tblHeader/>
         </w:trPr>
         <w:tc>
           <w:tcPr/>
@@ -36379,6 +37015,7 @@
       <w:tr>
         <w:trPr>
           <w:cantSplit/>
+          <w:tblHeader/>
         </w:trPr>
         <w:tc>
           <w:tcPr/>
@@ -36515,6 +37152,7 @@
       <w:tr>
         <w:trPr>
           <w:cantSplit/>
+          <w:tblHeader/>
         </w:trPr>
         <w:tc>
           <w:tcPr/>
@@ -36542,6 +37180,7 @@
       <w:tr>
         <w:trPr>
           <w:cantSplit/>
+          <w:tblHeader/>
         </w:trPr>
         <w:tc>
           <w:tcPr/>
@@ -36569,6 +37208,7 @@
       <w:tr>
         <w:trPr>
           <w:cantSplit/>
+          <w:tblHeader/>
         </w:trPr>
         <w:tc>
           <w:tcPr/>
@@ -36596,6 +37236,7 @@
       <w:tr>
         <w:trPr>
           <w:cantSplit/>
+          <w:tblHeader/>
         </w:trPr>
         <w:tc>
           <w:tcPr/>
@@ -36623,6 +37264,7 @@
       <w:tr>
         <w:trPr>
           <w:cantSplit/>
+          <w:tblHeader/>
         </w:trPr>
         <w:tc>
           <w:tcPr/>
@@ -36650,6 +37292,7 @@
       <w:tr>
         <w:trPr>
           <w:cantSplit/>
+          <w:tblHeader/>
         </w:trPr>
         <w:tc>
           <w:tcPr/>
@@ -36751,6 +37394,7 @@
       <w:tr>
         <w:trPr>
           <w:cantSplit/>
+          <w:tblHeader/>
         </w:trPr>
         <w:tc>
           <w:tcPr/>
@@ -36896,6 +37540,7 @@
       <w:tr>
         <w:trPr>
           <w:cantSplit/>
+          <w:tblHeader/>
         </w:trPr>
         <w:tc>
           <w:tcPr/>
@@ -36923,6 +37568,7 @@
       <w:tr>
         <w:trPr>
           <w:cantSplit/>
+          <w:tblHeader/>
         </w:trPr>
         <w:tc>
           <w:tcPr/>
@@ -36950,6 +37596,7 @@
       <w:tr>
         <w:trPr>
           <w:cantSplit/>
+          <w:tblHeader/>
         </w:trPr>
         <w:tc>
           <w:tcPr/>
@@ -36977,6 +37624,7 @@
       <w:tr>
         <w:trPr>
           <w:cantSplit/>
+          <w:tblHeader/>
         </w:trPr>
         <w:tc>
           <w:tcPr/>
@@ -37004,6 +37652,7 @@
       <w:tr>
         <w:trPr>
           <w:cantSplit/>
+          <w:tblHeader/>
         </w:trPr>
         <w:tc>
           <w:tcPr/>
@@ -37031,6 +37680,7 @@
       <w:tr>
         <w:trPr>
           <w:cantSplit/>
+          <w:tblHeader/>
         </w:trPr>
         <w:tc>
           <w:tcPr/>
@@ -37132,6 +37782,7 @@
       <w:tr>
         <w:trPr>
           <w:cantSplit/>
+          <w:tblHeader/>
         </w:trPr>
         <w:tc>
           <w:tcPr/>
@@ -37268,6 +37919,7 @@
       <w:tr>
         <w:trPr>
           <w:cantSplit/>
+          <w:tblHeader/>
         </w:trPr>
         <w:tc>
           <w:tcPr/>
@@ -37295,6 +37947,7 @@
       <w:tr>
         <w:trPr>
           <w:cantSplit/>
+          <w:tblHeader/>
         </w:trPr>
         <w:tc>
           <w:tcPr/>
@@ -37322,6 +37975,7 @@
       <w:tr>
         <w:trPr>
           <w:cantSplit/>
+          <w:tblHeader/>
         </w:trPr>
         <w:tc>
           <w:tcPr/>
@@ -37349,6 +38003,7 @@
       <w:tr>
         <w:trPr>
           <w:cantSplit/>
+          <w:tblHeader/>
         </w:trPr>
         <w:tc>
           <w:tcPr/>
@@ -37376,6 +38031,7 @@
       <w:tr>
         <w:trPr>
           <w:cantSplit/>
+          <w:tblHeader/>
         </w:trPr>
         <w:tc>
           <w:tcPr/>
@@ -37403,6 +38059,7 @@
       <w:tr>
         <w:trPr>
           <w:cantSplit/>
+          <w:tblHeader/>
         </w:trPr>
         <w:tc>
           <w:tcPr/>
@@ -37504,6 +38161,7 @@
       <w:tr>
         <w:trPr>
           <w:cantSplit/>
+          <w:tblHeader/>
         </w:trPr>
         <w:tc>
           <w:tcPr/>
@@ -37553,6 +38211,7 @@
       <w:tr>
         <w:trPr>
           <w:cantSplit/>
+          <w:tblHeader/>
         </w:trPr>
         <w:tc>
           <w:tcPr/>
@@ -37713,6 +38372,7 @@
       <w:tr>
         <w:trPr>
           <w:cantSplit/>
+          <w:tblHeader/>
         </w:trPr>
         <w:tc>
           <w:tcPr/>
@@ -37740,6 +38400,7 @@
       <w:tr>
         <w:trPr>
           <w:cantSplit/>
+          <w:tblHeader/>
         </w:trPr>
         <w:tc>
           <w:tcPr/>
@@ -37767,6 +38428,7 @@
       <w:tr>
         <w:trPr>
           <w:cantSplit/>
+          <w:tblHeader/>
         </w:trPr>
         <w:tc>
           <w:tcPr/>
@@ -37794,6 +38456,7 @@
       <w:tr>
         <w:trPr>
           <w:cantSplit/>
+          <w:tblHeader/>
         </w:trPr>
         <w:tc>
           <w:tcPr/>
@@ -37821,6 +38484,7 @@
       <w:tr>
         <w:trPr>
           <w:cantSplit/>
+          <w:tblHeader/>
         </w:trPr>
         <w:tc>
           <w:tcPr/>
@@ -37848,6 +38512,7 @@
       <w:tr>
         <w:trPr>
           <w:cantSplit/>
+          <w:tblHeader/>
         </w:trPr>
         <w:tc>
           <w:tcPr/>
@@ -37949,6 +38614,7 @@
       <w:tr>
         <w:trPr>
           <w:cantSplit/>
+          <w:tblHeader/>
         </w:trPr>
         <w:tc>
           <w:tcPr/>
@@ -38089,6 +38755,7 @@
       <w:tr>
         <w:trPr>
           <w:cantSplit/>
+          <w:tblHeader/>
         </w:trPr>
         <w:tc>
           <w:tcPr/>
@@ -38138,6 +38805,7 @@
       <w:tr>
         <w:trPr>
           <w:cantSplit/>
+          <w:tblHeader/>
         </w:trPr>
         <w:tc>
           <w:tcPr/>
@@ -38187,6 +38855,7 @@
       <w:tr>
         <w:trPr>
           <w:cantSplit/>
+          <w:tblHeader/>
         </w:trPr>
         <w:tc>
           <w:tcPr/>
@@ -38236,6 +38905,7 @@
       <w:tr>
         <w:trPr>
           <w:cantSplit/>
+          <w:tblHeader/>
         </w:trPr>
         <w:tc>
           <w:tcPr/>
@@ -38285,6 +38955,7 @@
       <w:tr>
         <w:trPr>
           <w:cantSplit/>
+          <w:tblHeader/>
         </w:trPr>
         <w:tc>
           <w:tcPr/>
@@ -38334,6 +39005,7 @@
       <w:tr>
         <w:trPr>
           <w:cantSplit/>
+          <w:tblHeader/>
         </w:trPr>
         <w:tc>
           <w:tcPr/>
@@ -38383,6 +39055,7 @@
       <w:tr>
         <w:trPr>
           <w:cantSplit/>
+          <w:tblHeader/>
         </w:trPr>
         <w:tc>
           <w:tcPr/>
@@ -38432,6 +39105,7 @@
       <w:tr>
         <w:trPr>
           <w:cantSplit/>
+          <w:tblHeader/>
         </w:trPr>
         <w:tc>
           <w:tcPr/>
@@ -38481,6 +39155,7 @@
       <w:tr>
         <w:trPr>
           <w:cantSplit/>
+          <w:tblHeader/>
         </w:trPr>
         <w:tc>
           <w:tcPr/>
@@ -38641,6 +39316,7 @@
       <w:tr>
         <w:trPr>
           <w:cantSplit/>
+          <w:tblHeader/>
         </w:trPr>
         <w:tc>
           <w:tcPr/>
@@ -38690,6 +39366,7 @@
       <w:tr>
         <w:trPr>
           <w:cantSplit/>
+          <w:tblHeader/>
         </w:trPr>
         <w:tc>
           <w:tcPr/>
@@ -38739,6 +39416,7 @@
       <w:tr>
         <w:trPr>
           <w:cantSplit/>
+          <w:tblHeader/>
         </w:trPr>
         <w:tc>
           <w:tcPr/>
@@ -38788,6 +39466,7 @@
       <w:tr>
         <w:trPr>
           <w:cantSplit/>
+          <w:tblHeader/>
         </w:trPr>
         <w:tc>
           <w:tcPr/>
@@ -38837,6 +39516,7 @@
       <w:tr>
         <w:trPr>
           <w:cantSplit/>
+          <w:tblHeader/>
         </w:trPr>
         <w:tc>
           <w:tcPr/>
@@ -38886,6 +39566,7 @@
       <w:tr>
         <w:trPr>
           <w:cantSplit/>
+          <w:tblHeader/>
         </w:trPr>
         <w:tc>
           <w:tcPr/>
@@ -38944,6 +39625,7 @@
       <w:tr>
         <w:trPr>
           <w:cantSplit/>
+          <w:tblHeader/>
         </w:trPr>
         <w:tc>
           <w:tcPr/>
@@ -38993,6 +39675,7 @@
       <w:tr>
         <w:trPr>
           <w:cantSplit/>
+          <w:tblHeader/>
         </w:trPr>
         <w:tc>
           <w:tcPr/>
@@ -39132,6 +39815,7 @@
       <w:tr>
         <w:trPr>
           <w:cantSplit/>
+          <w:tblHeader/>
         </w:trPr>
         <w:tc>
           <w:tcPr/>
@@ -39319,6 +40003,7 @@
       <w:tr>
         <w:trPr>
           <w:cantSplit/>
+          <w:tblHeader/>
         </w:trPr>
         <w:tc>
           <w:tcPr/>
@@ -39422,6 +40107,7 @@
       <w:tr>
         <w:trPr>
           <w:cantSplit/>
+          <w:tblHeader/>
         </w:trPr>
         <w:tc>
           <w:tcPr/>
@@ -39567,6 +40253,7 @@
       <w:tr>
         <w:trPr>
           <w:cantSplit/>
+          <w:tblHeader/>
         </w:trPr>
         <w:tc>
           <w:tcPr/>
@@ -39706,6 +40393,7 @@
       <w:tr>
         <w:trPr>
           <w:cantSplit/>
+          <w:tblHeader/>
         </w:trPr>
         <w:tc>
           <w:tcPr/>
@@ -39755,6 +40443,7 @@
       <w:tr>
         <w:trPr>
           <w:cantSplit/>
+          <w:tblHeader/>
         </w:trPr>
         <w:tc>
           <w:tcPr/>
@@ -39930,6 +40619,7 @@
       <w:tr>
         <w:trPr>
           <w:cantSplit/>
+          <w:tblHeader/>
         </w:trPr>
         <w:tc>
           <w:tcPr/>
@@ -39979,6 +40669,7 @@
       <w:tr>
         <w:trPr>
           <w:cantSplit/>
+          <w:tblHeader/>
         </w:trPr>
         <w:tc>
           <w:tcPr/>
@@ -40094,6 +40785,7 @@
       <w:tr>
         <w:trPr>
           <w:cantSplit/>
+          <w:tblHeader/>
         </w:trPr>
         <w:tc>
           <w:tcPr/>
@@ -40143,6 +40835,7 @@
       <w:tr>
         <w:trPr>
           <w:cantSplit/>
+          <w:tblHeader/>
         </w:trPr>
         <w:tc>
           <w:tcPr/>
@@ -40443,6 +41136,7 @@
       <w:tr>
         <w:trPr>
           <w:cantSplit/>
+          <w:tblHeader/>
         </w:trPr>
         <w:tc>
           <w:tcPr/>
@@ -40503,6 +41197,7 @@
       <w:tr>
         <w:trPr>
           <w:cantSplit/>
+          <w:tblHeader/>
         </w:trPr>
         <w:tc>
           <w:tcPr/>
@@ -40563,6 +41258,7 @@
       <w:tr>
         <w:trPr>
           <w:cantSplit/>
+          <w:tblHeader/>
         </w:trPr>
         <w:tc>
           <w:tcPr/>
@@ -40623,6 +41319,7 @@
       <w:tr>
         <w:trPr>
           <w:cantSplit/>
+          <w:tblHeader/>
         </w:trPr>
         <w:tc>
           <w:tcPr/>
@@ -40683,6 +41380,7 @@
       <w:tr>
         <w:trPr>
           <w:cantSplit/>
+          <w:tblHeader/>
         </w:trPr>
         <w:tc>
           <w:tcPr/>
@@ -40743,6 +41441,7 @@
       <w:tr>
         <w:trPr>
           <w:cantSplit/>
+          <w:tblHeader/>
         </w:trPr>
         <w:tc>
           <w:tcPr/>
@@ -40803,6 +41502,7 @@
       <w:tr>
         <w:trPr>
           <w:cantSplit/>
+          <w:tblHeader/>
         </w:trPr>
         <w:tc>
           <w:tcPr/>
@@ -40863,6 +41563,7 @@
       <w:tr>
         <w:trPr>
           <w:cantSplit/>
+          <w:tblHeader/>
         </w:trPr>
         <w:tc>
           <w:tcPr/>
@@ -40923,6 +41624,7 @@
       <w:tr>
         <w:trPr>
           <w:cantSplit/>
+          <w:tblHeader/>
         </w:trPr>
         <w:tc>
           <w:tcPr/>
@@ -40995,6 +41697,7 @@
       <w:tr>
         <w:trPr>
           <w:cantSplit/>
+          <w:tblHeader/>
         </w:trPr>
         <w:tc>
           <w:tcPr/>
@@ -41055,6 +41758,7 @@
       <w:tr>
         <w:trPr>
           <w:cantSplit/>
+          <w:tblHeader/>
         </w:trPr>
         <w:tc>
           <w:tcPr/>
@@ -41130,6 +41834,7 @@
       <w:tr>
         <w:trPr>
           <w:cantSplit/>
+          <w:tblHeader/>
         </w:trPr>
         <w:tc>
           <w:tcPr/>
@@ -41190,6 +41895,7 @@
       <w:tr>
         <w:trPr>
           <w:cantSplit/>
+          <w:tblHeader/>
         </w:trPr>
         <w:tc>
           <w:tcPr/>
@@ -41250,6 +41956,7 @@
       <w:tr>
         <w:trPr>
           <w:cantSplit/>
+          <w:tblHeader/>
         </w:trPr>
         <w:tc>
           <w:tcPr/>
@@ -41310,6 +42017,7 @@
       <w:tr>
         <w:trPr>
           <w:cantSplit/>
+          <w:tblHeader/>
         </w:trPr>
         <w:tc>
           <w:tcPr/>
@@ -41370,6 +42078,7 @@
       <w:tr>
         <w:trPr>
           <w:cantSplit/>
+          <w:tblHeader/>
         </w:trPr>
         <w:tc>
           <w:tcPr/>
@@ -41442,6 +42151,7 @@
       <w:tr>
         <w:trPr>
           <w:cantSplit/>
+          <w:tblHeader/>
         </w:trPr>
         <w:tc>
           <w:tcPr/>
@@ -41502,6 +42212,7 @@
       <w:tr>
         <w:trPr>
           <w:cantSplit/>
+          <w:tblHeader/>
         </w:trPr>
         <w:tc>
           <w:tcPr/>
@@ -41562,6 +42273,7 @@
       <w:tr>
         <w:trPr>
           <w:cantSplit/>
+          <w:tblHeader/>
         </w:trPr>
         <w:tc>
           <w:tcPr/>
@@ -41622,6 +42334,7 @@
       <w:tr>
         <w:trPr>
           <w:cantSplit/>
+          <w:tblHeader/>
         </w:trPr>
         <w:tc>
           <w:tcPr/>
@@ -41682,6 +42395,7 @@
       <w:tr>
         <w:trPr>
           <w:cantSplit/>
+          <w:tblHeader/>
         </w:trPr>
         <w:tc>
           <w:tcPr/>
@@ -41751,6 +42465,7 @@
       <w:tr>
         <w:trPr>
           <w:cantSplit/>
+          <w:tblHeader/>
         </w:trPr>
         <w:tc>
           <w:tcPr/>
@@ -41811,6 +42526,7 @@
       <w:tr>
         <w:trPr>
           <w:cantSplit/>
+          <w:tblHeader/>
         </w:trPr>
         <w:tc>
           <w:tcPr/>
@@ -41871,6 +42587,7 @@
       <w:tr>
         <w:trPr>
           <w:cantSplit/>
+          <w:tblHeader/>
         </w:trPr>
         <w:tc>
           <w:tcPr/>
@@ -41931,6 +42648,7 @@
       <w:tr>
         <w:trPr>
           <w:cantSplit/>
+          <w:tblHeader/>
         </w:trPr>
         <w:tc>
           <w:tcPr/>
@@ -41991,6 +42709,7 @@
       <w:tr>
         <w:trPr>
           <w:cantSplit/>
+          <w:tblHeader/>
         </w:trPr>
         <w:tc>
           <w:tcPr/>
@@ -42051,6 +42770,7 @@
       <w:tr>
         <w:trPr>
           <w:cantSplit/>
+          <w:tblHeader/>
         </w:trPr>
         <w:tc>
           <w:tcPr/>
@@ -42111,6 +42831,7 @@
       <w:tr>
         <w:trPr>
           <w:cantSplit/>
+          <w:tblHeader/>
         </w:trPr>
         <w:tc>
           <w:tcPr/>
@@ -42171,6 +42892,7 @@
       <w:tr>
         <w:trPr>
           <w:cantSplit/>
+          <w:tblHeader/>
         </w:trPr>
         <w:tc>
           <w:tcPr/>
@@ -42231,6 +42953,7 @@
       <w:tr>
         <w:trPr>
           <w:cantSplit/>
+          <w:tblHeader/>
         </w:trPr>
         <w:tc>
           <w:tcPr/>
@@ -42291,6 +43014,7 @@
       <w:tr>
         <w:trPr>
           <w:cantSplit/>
+          <w:tblHeader/>
         </w:trPr>
         <w:tc>
           <w:tcPr/>
@@ -42351,6 +43075,7 @@
       <w:tr>
         <w:trPr>
           <w:cantSplit/>
+          <w:tblHeader/>
         </w:trPr>
         <w:tc>
           <w:tcPr/>
@@ -42411,6 +43136,7 @@
       <w:tr>
         <w:trPr>
           <w:cantSplit/>
+          <w:tblHeader/>
         </w:trPr>
         <w:tc>
           <w:tcPr/>
@@ -42471,6 +43197,7 @@
       <w:tr>
         <w:trPr>
           <w:cantSplit/>
+          <w:tblHeader/>
         </w:trPr>
         <w:tc>
           <w:tcPr/>
@@ -42531,6 +43258,7 @@
       <w:tr>
         <w:trPr>
           <w:cantSplit/>
+          <w:tblHeader/>
         </w:trPr>
         <w:tc>
           <w:tcPr/>
@@ -42591,6 +43319,7 @@
       <w:tr>
         <w:trPr>
           <w:cantSplit/>
+          <w:tblHeader/>
         </w:trPr>
         <w:tc>
           <w:tcPr/>
@@ -42651,6 +43380,7 @@
       <w:tr>
         <w:trPr>
           <w:cantSplit/>
+          <w:tblHeader/>
         </w:trPr>
         <w:tc>
           <w:tcPr/>
@@ -42711,6 +43441,7 @@
       <w:tr>
         <w:trPr>
           <w:cantSplit/>
+          <w:tblHeader/>
         </w:trPr>
         <w:tc>
           <w:tcPr/>
@@ -42771,6 +43502,7 @@
       <w:tr>
         <w:trPr>
           <w:cantSplit/>
+          <w:tblHeader/>
         </w:trPr>
         <w:tc>
           <w:tcPr/>
@@ -42831,6 +43563,7 @@
       <w:tr>
         <w:trPr>
           <w:cantSplit/>
+          <w:tblHeader/>
         </w:trPr>
         <w:tc>
           <w:tcPr/>
@@ -42891,6 +43624,7 @@
       <w:tr>
         <w:trPr>
           <w:cantSplit/>
+          <w:tblHeader/>
         </w:trPr>
         <w:tc>
           <w:tcPr/>
@@ -42951,6 +43685,7 @@
       <w:tr>
         <w:trPr>
           <w:cantSplit/>
+          <w:tblHeader/>
         </w:trPr>
         <w:tc>
           <w:tcPr/>
@@ -43011,6 +43746,7 @@
       <w:tr>
         <w:trPr>
           <w:cantSplit/>
+          <w:tblHeader/>
         </w:trPr>
         <w:tc>
           <w:tcPr/>
@@ -43071,6 +43807,7 @@
       <w:tr>
         <w:trPr>
           <w:cantSplit/>
+          <w:tblHeader/>
         </w:trPr>
         <w:tc>
           <w:tcPr/>
@@ -43131,6 +43868,7 @@
       <w:tr>
         <w:trPr>
           <w:cantSplit/>
+          <w:tblHeader/>
         </w:trPr>
         <w:tc>
           <w:tcPr/>
@@ -43191,6 +43929,7 @@
       <w:tr>
         <w:trPr>
           <w:cantSplit/>
+          <w:tblHeader/>
         </w:trPr>
         <w:tc>
           <w:tcPr/>
@@ -43251,6 +43990,7 @@
       <w:tr>
         <w:trPr>
           <w:cantSplit/>
+          <w:tblHeader/>
         </w:trPr>
         <w:tc>
           <w:tcPr/>
@@ -43311,6 +44051,7 @@
       <w:tr>
         <w:trPr>
           <w:cantSplit/>
+          <w:tblHeader/>
         </w:trPr>
         <w:tc>
           <w:tcPr/>
@@ -43371,6 +44112,7 @@
       <w:tr>
         <w:trPr>
           <w:cantSplit/>
+          <w:tblHeader/>
         </w:trPr>
         <w:tc>
           <w:tcPr/>
@@ -43431,6 +44173,7 @@
       <w:tr>
         <w:trPr>
           <w:cantSplit/>
+          <w:tblHeader/>
         </w:trPr>
         <w:tc>
           <w:tcPr/>
@@ -43491,6 +44234,7 @@
       <w:tr>
         <w:trPr>
           <w:cantSplit/>
+          <w:tblHeader/>
         </w:trPr>
         <w:tc>
           <w:tcPr/>
@@ -43551,6 +44295,7 @@
       <w:tr>
         <w:trPr>
           <w:cantSplit/>
+          <w:tblHeader/>
         </w:trPr>
         <w:tc>
           <w:tcPr/>
@@ -43611,6 +44356,7 @@
       <w:tr>
         <w:trPr>
           <w:cantSplit/>
+          <w:tblHeader/>
         </w:trPr>
         <w:tc>
           <w:tcPr/>
@@ -43671,6 +44417,7 @@
       <w:tr>
         <w:trPr>
           <w:cantSplit/>
+          <w:tblHeader/>
         </w:trPr>
         <w:tc>
           <w:tcPr/>
@@ -43731,6 +44478,7 @@
       <w:tr>
         <w:trPr>
           <w:cantSplit/>
+          <w:tblHeader/>
         </w:trPr>
         <w:tc>
           <w:tcPr/>
@@ -43791,6 +44539,7 @@
       <w:tr>
         <w:trPr>
           <w:cantSplit/>
+          <w:tblHeader/>
         </w:trPr>
         <w:tc>
           <w:tcPr/>
@@ -43851,6 +44600,7 @@
       <w:tr>
         <w:trPr>
           <w:cantSplit/>
+          <w:tblHeader/>
         </w:trPr>
         <w:tc>
           <w:tcPr/>
@@ -43911,6 +44661,7 @@
       <w:tr>
         <w:trPr>
           <w:cantSplit/>
+          <w:tblHeader/>
         </w:trPr>
         <w:tc>
           <w:tcPr/>
@@ -43971,6 +44722,7 @@
       <w:tr>
         <w:trPr>
           <w:cantSplit/>
+          <w:tblHeader/>
         </w:trPr>
         <w:tc>
           <w:tcPr/>
@@ -44031,6 +44783,7 @@
       <w:tr>
         <w:trPr>
           <w:cantSplit/>
+          <w:tblHeader/>
         </w:trPr>
         <w:tc>
           <w:tcPr/>
@@ -44091,6 +44844,7 @@
       <w:tr>
         <w:trPr>
           <w:cantSplit/>
+          <w:tblHeader/>
         </w:trPr>
         <w:tc>
           <w:tcPr/>
@@ -44151,6 +44905,7 @@
       <w:tr>
         <w:trPr>
           <w:cantSplit/>
+          <w:tblHeader/>
         </w:trPr>
         <w:tc>
           <w:tcPr/>
@@ -44211,6 +44966,7 @@
       <w:tr>
         <w:trPr>
           <w:cantSplit/>
+          <w:tblHeader/>
         </w:trPr>
         <w:tc>
           <w:tcPr/>
@@ -44286,6 +45042,7 @@
       <w:tr>
         <w:trPr>
           <w:cantSplit/>
+          <w:tblHeader/>
         </w:trPr>
         <w:tc>
           <w:tcPr/>
@@ -44346,6 +45103,7 @@
       <w:tr>
         <w:trPr>
           <w:cantSplit/>
+          <w:tblHeader/>
         </w:trPr>
         <w:tc>
           <w:tcPr/>
@@ -44406,6 +45164,7 @@
       <w:tr>
         <w:trPr>
           <w:cantSplit/>
+          <w:tblHeader/>
         </w:trPr>
         <w:tc>
           <w:tcPr/>
@@ -44484,6 +45243,7 @@
       <w:tr>
         <w:trPr>
           <w:cantSplit/>
+          <w:tblHeader/>
         </w:trPr>
         <w:tc>
           <w:tcPr/>
@@ -44544,6 +45304,7 @@
       <w:tr>
         <w:trPr>
           <w:cantSplit/>
+          <w:tblHeader/>
         </w:trPr>
         <w:tc>
           <w:tcPr/>
@@ -44604,6 +45365,7 @@
       <w:tr>
         <w:trPr>
           <w:cantSplit/>
+          <w:tblHeader/>
         </w:trPr>
         <w:tc>
           <w:tcPr/>
@@ -44664,6 +45426,7 @@
       <w:tr>
         <w:trPr>
           <w:cantSplit/>
+          <w:tblHeader/>
         </w:trPr>
         <w:tc>
           <w:tcPr/>
@@ -44724,6 +45487,7 @@
       <w:tr>
         <w:trPr>
           <w:cantSplit/>
+          <w:tblHeader/>
         </w:trPr>
         <w:tc>
           <w:tcPr/>
@@ -44784,6 +45548,7 @@
       <w:tr>
         <w:trPr>
           <w:cantSplit/>
+          <w:tblHeader/>
         </w:trPr>
         <w:tc>
           <w:tcPr/>
@@ -44853,6 +45618,7 @@
       <w:tr>
         <w:trPr>
           <w:cantSplit/>
+          <w:tblHeader/>
         </w:trPr>
         <w:tc>
           <w:tcPr/>
@@ -44922,6 +45688,7 @@
       <w:tr>
         <w:trPr>
           <w:cantSplit/>
+          <w:tblHeader/>
         </w:trPr>
         <w:tc>
           <w:tcPr/>
@@ -44982,6 +45749,7 @@
       <w:tr>
         <w:trPr>
           <w:cantSplit/>
+          <w:tblHeader/>
         </w:trPr>
         <w:tc>
           <w:tcPr/>
@@ -45749,6 +46517,7 @@
       <w:tr>
         <w:trPr>
           <w:cantSplit/>
+          <w:tblHeader/>
         </w:trPr>
         <w:tc>
           <w:tcPr/>
@@ -45798,6 +46567,7 @@
       <w:tr>
         <w:trPr>
           <w:cantSplit/>
+          <w:tblHeader/>
         </w:trPr>
         <w:tc>
           <w:tcPr/>
@@ -45847,6 +46617,7 @@
       <w:tr>
         <w:trPr>
           <w:cantSplit/>
+          <w:tblHeader/>
         </w:trPr>
         <w:tc>
           <w:tcPr/>
@@ -45896,6 +46667,7 @@
       <w:tr>
         <w:trPr>
           <w:cantSplit/>
+          <w:tblHeader/>
         </w:trPr>
         <w:tc>
           <w:tcPr/>
@@ -45945,6 +46717,7 @@
       <w:tr>
         <w:trPr>
           <w:cantSplit/>
+          <w:tblHeader/>
         </w:trPr>
         <w:tc>
           <w:tcPr/>
@@ -45994,6 +46767,7 @@
       <w:tr>
         <w:trPr>
           <w:cantSplit/>
+          <w:tblHeader/>
         </w:trPr>
         <w:tc>
           <w:tcPr/>
@@ -46043,6 +46817,7 @@
       <w:tr>
         <w:trPr>
           <w:cantSplit/>
+          <w:tblHeader/>
         </w:trPr>
         <w:tc>
           <w:tcPr/>
@@ -46092,6 +46867,7 @@
       <w:tr>
         <w:trPr>
           <w:cantSplit/>
+          <w:tblHeader/>
         </w:trPr>
         <w:tc>
           <w:tcPr/>
@@ -46141,6 +46917,7 @@
       <w:tr>
         <w:trPr>
           <w:cantSplit/>
+          <w:tblHeader/>
         </w:trPr>
         <w:tc>
           <w:tcPr/>
@@ -46190,6 +46967,7 @@
       <w:tr>
         <w:trPr>
           <w:cantSplit/>
+          <w:tblHeader/>
         </w:trPr>
         <w:tc>
           <w:tcPr/>
@@ -46239,6 +47017,7 @@
       <w:tr>
         <w:trPr>
           <w:cantSplit/>
+          <w:tblHeader/>
         </w:trPr>
         <w:tc>
           <w:tcPr/>
@@ -46288,6 +47067,7 @@
       <w:tr>
         <w:trPr>
           <w:cantSplit/>
+          <w:tblHeader/>
         </w:trPr>
         <w:tc>
           <w:tcPr/>
@@ -46337,6 +47117,7 @@
       <w:tr>
         <w:trPr>
           <w:cantSplit/>
+          <w:tblHeader/>
         </w:trPr>
         <w:tc>
           <w:tcPr/>
@@ -46386,6 +47167,7 @@
       <w:tr>
         <w:trPr>
           <w:cantSplit/>
+          <w:tblHeader/>
         </w:trPr>
         <w:tc>
           <w:tcPr/>
@@ -46435,6 +47217,7 @@
       <w:tr>
         <w:trPr>
           <w:cantSplit/>
+          <w:tblHeader/>
         </w:trPr>
         <w:tc>
           <w:tcPr/>
